--- a/courts/ninth-circuit/guam/federal/bankruptcy-district/adversary-complaint/usage/OUTPUT-adversary-complaint.docx
+++ b/courts/ninth-circuit/guam/federal/bankruptcy-district/adversary-complaint/usage/OUTPUT-adversary-complaint.docx
@@ -2,310 +2,338 @@
 <file path=word/document.xml><?xml version="1.0" encoding="utf-8"?>
 <w:document xmlns:w="http://schemas.openxmlformats.org/wordprocessingml/2006/main" xmlns:m="http://schemas.openxmlformats.org/officeDocument/2006/math" xmlns:r="http://schemas.openxmlformats.org/officeDocument/2006/relationships" xmlns:o="urn:schemas-microsoft-com:office:office" xmlns:v="urn:schemas-microsoft-com:vml" xmlns:w10="urn:schemas-microsoft-com:office:word" xmlns:a="http://schemas.openxmlformats.org/drawingml/2006/main" xmlns:pic="http://schemas.openxmlformats.org/drawingml/2006/picture" xmlns:wp="http://schemas.openxmlformats.org/drawingml/2006/wordprocessingDrawing">
   <w:body>
-    <w:p>
-      <w:pPr>
-        <w:pStyle w:val="Counsel"/>
-      </w:pPr>
-      <w:r>
-        <w:t xml:space="preserve">Robert T. Kugler (MN #0194116)</w:t>
-      </w:r>
-    </w:p>
-    <w:p>
-      <w:pPr>
-        <w:pStyle w:val="Counsel"/>
-      </w:pPr>
-      <w:r>
-        <w:t xml:space="preserve">Edwin H. Caldie (MN #0388930)</w:t>
-      </w:r>
-    </w:p>
-    <w:p>
-      <w:pPr>
-        <w:pStyle w:val="Counsel"/>
-      </w:pPr>
-      <w:r>
-        <w:t xml:space="preserve">Andrew J. Glasnovich (MN #0398366)</w:t>
-      </w:r>
-    </w:p>
-    <w:p>
-      <w:pPr>
-        <w:pStyle w:val="Counsel"/>
-      </w:pPr>
-      <w:r>
-        <w:t xml:space="preserve">STINSON LEONARD STREET LLP</w:t>
-      </w:r>
-    </w:p>
-    <w:p>
-      <w:pPr>
-        <w:pStyle w:val="Counsel"/>
-      </w:pPr>
-      <w:r>
-        <w:t xml:space="preserve">50 S 6th Street, Suite 2600</w:t>
-      </w:r>
-    </w:p>
-    <w:p>
-      <w:pPr>
-        <w:pStyle w:val="Counsel"/>
-      </w:pPr>
-      <w:r>
-        <w:t xml:space="preserve">Minneapolis, MN 55402</w:t>
-      </w:r>
-    </w:p>
-    <w:p>
-      <w:pPr>
-        <w:pStyle w:val="Counsel"/>
-      </w:pPr>
-      <w:r>
-        <w:t xml:space="preserve">Tel: (612) 335- 1500</w:t>
-      </w:r>
-    </w:p>
-    <w:p>
-      <w:pPr>
-        <w:pStyle w:val="Counsel"/>
-      </w:pPr>
-      <w:r>
-        <w:t xml:space="preserve">Robert.Kugler@stinson.com</w:t>
-      </w:r>
-    </w:p>
-    <w:p>
-      <w:pPr>
-        <w:pStyle w:val="Counsel"/>
-      </w:pPr>
-      <w:r>
-        <w:t xml:space="preserve">Ed.Caldie@stinson.com</w:t>
-      </w:r>
-    </w:p>
-    <w:p>
-      <w:pPr>
-        <w:pStyle w:val="Counsel"/>
-      </w:pPr>
-      <w:r>
-        <w:t xml:space="preserve">Drew.Glasnovich@stinson.com</w:t>
-      </w:r>
-    </w:p>
-    <w:p>
-      <w:pPr>
-        <w:pStyle w:val="Counsel"/>
-      </w:pPr>
-      <w:r>
-        <w:t xml:space="preserve">Counsel for the Official Committee of Unsecured Creditors</w:t>
-      </w:r>
-    </w:p>
-    <w:p>
-      <w:pPr>
-        <w:pStyle w:val="CourtTitle"/>
-      </w:pPr>
-      <w:r>
-        <w:t xml:space="preserve">IN THE DISTRICT COURT OF GUAM</w:t>
-      </w:r>
-    </w:p>
-    <w:p>
-      <w:pPr>
-        <w:pStyle w:val="CourtTitle"/>
-      </w:pPr>
-      <w:r>
-        <w:t xml:space="preserve">TERRITORY OF GUAM</w:t>
-      </w:r>
-    </w:p>
-    <w:p>
-      <w:pPr>
-        <w:pStyle w:val="CourtTitle"/>
-      </w:pPr>
-      <w:r>
-        <w:t xml:space="preserve">BANKRUPTCY DIVISION</w:t>
-      </w:r>
-    </w:p>
-    <w:p>
-      <w:pPr>
-        <w:pStyle w:val="CourtTitle"/>
-      </w:pPr>
-      <w:r>
-        <w:t xml:space="preserve"/>
-      </w:r>
-    </w:p>
     <w:tbl>
       <w:tblPr>
-        <w:tblW w:w="9000" w:type="dxa"/>
+        <w:tblW w:w="8640" w:type="dxa"/>
+        <w:tblBorders>
+          <w:top w:val="nil"/>
+          <w:left w:val="nil"/>
+          <w:bottom w:val="nil"/>
+          <w:right w:val="nil"/>
+          <w:insideH w:val="nil"/>
+          <w:insideV w:val="nil"/>
+        </w:tblBorders>
         <w:tblLayout w:type="fixed"/>
         <w:tblCellMar>
+          <w:top w:w="0" w:type="dxa"/>
           <w:left w:w="0" w:type="dxa"/>
+          <w:bottom w:w="0" w:type="dxa"/>
           <w:right w:w="0" w:type="dxa"/>
         </w:tblCellMar>
+        <w:tblLook w:val="0000" w:firstRow="0" w:lastRow="0" w:firstColumn="0" w:lastColumn="0" w:noHBand="0" w:noVBand="0"/>
       </w:tblPr>
       <w:tblGrid>
-        <w:gridCol w:w="4608"/>
-        <w:gridCol w:w="360"/>
-        <w:gridCol w:w="4032"/>
+        <w:gridCol w:w="8640"/>
       </w:tblGrid>
       <w:tr>
+        <w:trPr>
+          <w:cantSplit/>
+          <w:trHeight w:val="3840" w:hRule="exact"/>
+        </w:trPr>
         <w:tc>
           <w:tcPr>
-            <w:tcW w:w="4608" w:type="dxa"/>
-            <w:tcBorders>
-              <w:bottom w:val="single" w:sz="6" w:space="0" w:color="auto"/>
-              <w:right w:val="single" w:sz="6" w:space="0" w:color="auto"/>
-            </w:tcBorders>
-            <w:tcMar>
-              <w:right w:w="144" w:type="dxa"/>
-            </w:tcMar>
+            <w:tcW w:w="8640" w:type="dxa"/>
           </w:tcPr>
           <w:p>
             <w:pPr>
-              <w:pStyle w:val="CaptionBlock"/>
+              <w:spacing w:before="192" w:after="0" w:line="240" w:lineRule="exact"/>
+              <w:ind w:left="0" w:firstLine="0"/>
+              <w:jc w:val="left"/>
             </w:pPr>
             <w:r>
-              <w:t xml:space="preserve">In re:</w:t>
+              <w:t xml:space="preserve">Robert</w:t>
+            </w:r>
+            <w:r>
+              <w:t xml:space="preserve"> </w:t>
+            </w:r>
+            <w:r>
+              <w:t xml:space="preserve">T.</w:t>
+            </w:r>
+            <w:r>
+              <w:t xml:space="preserve"> </w:t>
+            </w:r>
+            <w:r>
+              <w:t xml:space="preserve">Kugler</w:t>
+            </w:r>
+            <w:r>
+              <w:t xml:space="preserve"> </w:t>
+            </w:r>
+            <w:r>
+              <w:t xml:space="preserve">(MN</w:t>
+            </w:r>
+            <w:r>
+              <w:t xml:space="preserve"> </w:t>
+            </w:r>
+            <w:r>
+              <w:t xml:space="preserve">#0194116)</w:t>
             </w:r>
           </w:p>
           <w:p>
             <w:pPr>
-              <w:pStyle w:val="CaptionBlock"/>
+              <w:spacing w:before="0" w:after="0" w:line="240" w:lineRule="exact"/>
+              <w:ind w:left="0" w:firstLine="0"/>
+              <w:jc w:val="left"/>
             </w:pPr>
             <w:r>
-              <w:t xml:space="preserve">ARCHBISHOP OF AGAÑA,</w:t>
+              <w:t xml:space="preserve">Edwin</w:t>
+            </w:r>
+            <w:r>
+              <w:t xml:space="preserve"> </w:t>
+            </w:r>
+            <w:r>
+              <w:t xml:space="preserve">H.</w:t>
+            </w:r>
+            <w:r>
+              <w:t xml:space="preserve"> </w:t>
+            </w:r>
+            <w:r>
+              <w:t xml:space="preserve">Caldie</w:t>
+            </w:r>
+            <w:r>
+              <w:t xml:space="preserve"> </w:t>
+            </w:r>
+            <w:r>
+              <w:t xml:space="preserve">(MN</w:t>
+            </w:r>
+            <w:r>
+              <w:t xml:space="preserve"> </w:t>
+            </w:r>
+            <w:r>
+              <w:t xml:space="preserve">#0388930)</w:t>
             </w:r>
           </w:p>
           <w:p>
             <w:pPr>
-              <w:pStyle w:val="CaptionBlock"/>
+              <w:spacing w:before="0" w:after="0" w:line="240" w:lineRule="exact"/>
+              <w:ind w:left="0" w:firstLine="0"/>
+              <w:jc w:val="left"/>
             </w:pPr>
             <w:r>
-              <w:t xml:space="preserve">a Corporation Sole,</w:t>
+              <w:t xml:space="preserve">Andrew</w:t>
+            </w:r>
+            <w:r>
+              <w:t xml:space="preserve"> </w:t>
+            </w:r>
+            <w:r>
+              <w:t xml:space="preserve">J.</w:t>
+            </w:r>
+            <w:r>
+              <w:t xml:space="preserve"> </w:t>
+            </w:r>
+            <w:r>
+              <w:t xml:space="preserve">Glasnovich</w:t>
+            </w:r>
+            <w:r>
+              <w:t xml:space="preserve"> </w:t>
+            </w:r>
+            <w:r>
+              <w:t xml:space="preserve">(MN</w:t>
+            </w:r>
+            <w:r>
+              <w:t xml:space="preserve"> </w:t>
+            </w:r>
+            <w:r>
+              <w:t xml:space="preserve">#0398366)</w:t>
             </w:r>
           </w:p>
           <w:p>
             <w:pPr>
-              <w:pStyle w:val="CaptionBlock"/>
+              <w:spacing w:before="0" w:after="0" w:line="240" w:lineRule="exact"/>
+              <w:ind w:left="0" w:firstLine="0"/>
+              <w:jc w:val="left"/>
             </w:pPr>
             <w:r>
-              <w:t xml:space="preserve">Debtor.</w:t>
+              <w:t xml:space="preserve">STINSON</w:t>
+            </w:r>
+            <w:r>
+              <w:t xml:space="preserve"> </w:t>
+            </w:r>
+            <w:r>
+              <w:t xml:space="preserve">LEONARD</w:t>
+            </w:r>
+            <w:r>
+              <w:t xml:space="preserve"> </w:t>
+            </w:r>
+            <w:r>
+              <w:t xml:space="preserve">STREET</w:t>
+            </w:r>
+            <w:r>
+              <w:t xml:space="preserve"> </w:t>
+            </w:r>
+            <w:r>
+              <w:t xml:space="preserve">LLP</w:t>
             </w:r>
           </w:p>
           <w:p>
             <w:pPr>
-              <w:pStyle w:val="CaptionBlock"/>
+              <w:spacing w:before="0" w:after="0" w:line="240" w:lineRule="exact"/>
+              <w:ind w:left="0" w:firstLine="0"/>
+              <w:jc w:val="left"/>
             </w:pPr>
             <w:r>
-              <w:t xml:space="preserve"/>
+              <w:t xml:space="preserve">50</w:t>
+            </w:r>
+            <w:r>
+              <w:t xml:space="preserve"> </w:t>
+            </w:r>
+            <w:r>
+              <w:t xml:space="preserve">S</w:t>
+            </w:r>
+            <w:r>
+              <w:t xml:space="preserve"> </w:t>
+            </w:r>
+            <w:r>
+              <w:t xml:space="preserve">6th</w:t>
+            </w:r>
+            <w:r>
+              <w:t xml:space="preserve"> </w:t>
+            </w:r>
+            <w:r>
+              <w:t xml:space="preserve">Street,</w:t>
+            </w:r>
+            <w:r>
+              <w:t xml:space="preserve"> </w:t>
+            </w:r>
+            <w:r>
+              <w:t xml:space="preserve">Suite</w:t>
+            </w:r>
+            <w:r>
+              <w:t xml:space="preserve"> </w:t>
+            </w:r>
+            <w:r>
+              <w:t xml:space="preserve">2600</w:t>
             </w:r>
           </w:p>
           <w:p>
             <w:pPr>
-              <w:pStyle w:val="CaptionBlock"/>
+              <w:spacing w:before="0" w:after="0" w:line="240" w:lineRule="exact"/>
+              <w:ind w:left="0" w:firstLine="0"/>
+              <w:jc w:val="left"/>
             </w:pPr>
             <w:r>
-              <w:t xml:space="preserve">OFFICIAL COMMITTEE OF UNSECURED CREDITORS,</w:t>
+              <w:t xml:space="preserve">Minneapolis,</w:t>
+            </w:r>
+            <w:r>
+              <w:t xml:space="preserve"> </w:t>
+            </w:r>
+            <w:r>
+              <w:t xml:space="preserve">MN</w:t>
+            </w:r>
+            <w:r>
+              <w:t xml:space="preserve"> </w:t>
+            </w:r>
+            <w:r>
+              <w:t xml:space="preserve">55402</w:t>
             </w:r>
           </w:p>
           <w:p>
             <w:pPr>
-              <w:pStyle w:val="CaptionBlock"/>
+              <w:spacing w:before="0" w:after="0" w:line="240" w:lineRule="exact"/>
+              <w:ind w:left="0" w:firstLine="0"/>
+              <w:jc w:val="left"/>
             </w:pPr>
             <w:r>
-              <w:t xml:space="preserve">Plaintiff,</w:t>
+              <w:t xml:space="preserve">Tel:</w:t>
+            </w:r>
+            <w:r>
+              <w:t xml:space="preserve"> </w:t>
+            </w:r>
+            <w:r>
+              <w:t xml:space="preserve">(612)</w:t>
+            </w:r>
+            <w:r>
+              <w:t xml:space="preserve"> </w:t>
+            </w:r>
+            <w:r>
+              <w:t xml:space="preserve">335-</w:t>
+            </w:r>
+            <w:r>
+              <w:t xml:space="preserve"> </w:t>
+            </w:r>
+            <w:r>
+              <w:t xml:space="preserve">1500</w:t>
             </w:r>
           </w:p>
           <w:p>
             <w:pPr>
-              <w:pStyle w:val="CaptionBlock"/>
+              <w:spacing w:before="0" w:after="0" w:line="240" w:lineRule="exact"/>
+              <w:ind w:left="0" w:firstLine="0"/>
+              <w:jc w:val="left"/>
             </w:pPr>
             <w:r>
-              <w:t xml:space="preserve">v.</w:t>
+              <w:t xml:space="preserve">Robert.Kugler@stinson.com</w:t>
             </w:r>
           </w:p>
           <w:p>
             <w:pPr>
-              <w:pStyle w:val="CaptionBlock"/>
+              <w:spacing w:before="0" w:after="0" w:line="240" w:lineRule="exact"/>
+              <w:ind w:left="0" w:firstLine="0"/>
+              <w:jc w:val="left"/>
             </w:pPr>
             <w:r>
-              <w:t xml:space="preserve">ARCHBISHOP OF AGAÑA,</w:t>
+              <w:t xml:space="preserve">Ed.Caldie@stinson.com</w:t>
             </w:r>
           </w:p>
           <w:p>
             <w:pPr>
-              <w:pStyle w:val="CaptionBlock"/>
+              <w:spacing w:before="0" w:after="0" w:line="240" w:lineRule="exact"/>
+              <w:ind w:left="0" w:firstLine="0"/>
+              <w:jc w:val="left"/>
             </w:pPr>
             <w:r>
-              <w:t xml:space="preserve">Defendant.</w:t>
-            </w:r>
-          </w:p>
-        </w:tc>
-        <w:tc>
-          <w:tcPr>
-            <w:tcW w:w="360" w:type="dxa"/>
-          </w:tcPr>
-          <w:p>
-            <w:pPr>
-              <w:pStyle w:val="CaptionBlock"/>
-            </w:pPr>
-            <w:r>
-              <w:t xml:space="preserve"/>
-            </w:r>
-          </w:p>
-        </w:tc>
-        <w:tc>
-          <w:tcPr>
-            <w:tcW w:w="4032" w:type="dxa"/>
-            <w:tcMar>
-              <w:left w:w="144" w:type="dxa"/>
-            </w:tcMar>
-          </w:tcPr>
-          <w:p>
-            <w:pPr>
-              <w:pStyle w:val="CaptionBlock"/>
-            </w:pPr>
-            <w:r>
-              <w:t xml:space="preserve">Chapter 11 Bankruptcy</w:t>
+              <w:t xml:space="preserve">Drew.Glasnovich@stinson.com</w:t>
             </w:r>
           </w:p>
           <w:p>
             <w:pPr>
-              <w:pStyle w:val="CaptionBlock"/>
+              <w:spacing w:before="0" w:after="0" w:line="240" w:lineRule="exact"/>
+              <w:ind w:left="0" w:firstLine="0"/>
+              <w:jc w:val="left"/>
             </w:pPr>
             <w:r>
-              <w:t xml:space="preserve">Case No. 19-00010</w:t>
-            </w:r>
-          </w:p>
-          <w:p>
-            <w:pPr>
-              <w:pStyle w:val="CaptionBlock"/>
-            </w:pPr>
-            <w:r>
-              <w:t xml:space="preserve"/>
-            </w:r>
-          </w:p>
-          <w:p>
-            <w:pPr>
-              <w:pStyle w:val="CaptionBlock"/>
-            </w:pPr>
-            <w:r>
-              <w:t xml:space="preserve">Adversary Proceeding</w:t>
-            </w:r>
-          </w:p>
-          <w:p>
-            <w:pPr>
-              <w:pStyle w:val="CaptionBlock"/>
-            </w:pPr>
-            <w:r>
-              <w:t xml:space="preserve">Adv. Proc. No. 19-00001</w:t>
-            </w:r>
-          </w:p>
-          <w:p>
-            <w:pPr>
-              <w:pStyle w:val="CaptionBlock"/>
-            </w:pPr>
-            <w:r>
-              <w:t xml:space="preserve"/>
-            </w:r>
-          </w:p>
-          <w:p>
-            <w:pPr>
-              <w:pStyle w:val="CaptionBlock"/>
-            </w:pPr>
-            <w:r>
-              <w:rPr>
-                <w:b/>
-              </w:rPr>
-              <w:t xml:space="preserve">COMPLAINT (DECLARATORY JUDGMENT REGARDING PROPERTY OF THE ESTATE)</w:t>
+              <w:t xml:space="preserve">Counsel</w:t>
+            </w:r>
+            <w:r>
+              <w:t xml:space="preserve"> </w:t>
+            </w:r>
+            <w:r>
+              <w:t xml:space="preserve">for</w:t>
+            </w:r>
+            <w:r>
+              <w:t xml:space="preserve"> </w:t>
+            </w:r>
+            <w:r>
+              <w:t xml:space="preserve">the</w:t>
+            </w:r>
+            <w:r>
+              <w:t xml:space="preserve"> </w:t>
+            </w:r>
+            <w:r>
+              <w:t xml:space="preserve">Official</w:t>
+            </w:r>
+            <w:r>
+              <w:t xml:space="preserve"> </w:t>
+            </w:r>
+            <w:r>
+              <w:t xml:space="preserve">Committee</w:t>
+            </w:r>
+            <w:r>
+              <w:t xml:space="preserve"> </w:t>
+            </w:r>
+            <w:r>
+              <w:t xml:space="preserve">of</w:t>
+            </w:r>
+            <w:r>
+              <w:t xml:space="preserve"> </w:t>
+            </w:r>
+            <w:r>
+              <w:t xml:space="preserve">Unsecured</w:t>
+            </w:r>
+            <w:r>
+              <w:t xml:space="preserve"> </w:t>
+            </w:r>
+            <w:r>
+              <w:t xml:space="preserve">Creditors</w:t>
             </w:r>
           </w:p>
         </w:tc>
@@ -313,32 +341,642 @@
     </w:tbl>
     <w:p>
       <w:pPr>
-        <w:pStyle w:val="Unnumbered"/>
+        <w:spacing w:before="0" w:after="0" w:line="480" w:lineRule="exact"/>
+        <w:ind w:left="0" w:firstLine="0"/>
+        <w:jc w:val="center"/>
       </w:pPr>
       <w:r>
-        <w:br w:type="page"/>
+        <w:rPr>
+          <w:b/>
+          <w:bCs/>
+        </w:rPr>
+        <w:t xml:space="preserve">IN THE DISTRICT COURT OF GUAM</w:t>
       </w:r>
     </w:p>
     <w:p>
       <w:pPr>
-        <w:pStyle w:val="FirstParagraph"/>
+        <w:spacing w:before="0" w:after="0" w:line="480" w:lineRule="exact"/>
+        <w:ind w:left="0" w:firstLine="0"/>
+        <w:jc w:val="center"/>
       </w:pPr>
       <w:r>
-        <w:t xml:space="preserve">The Official Committee of Unsecured Creditors (“Committee”) alleges as follows upon knowledge with respect to itself, and upon information and belief as to all other matters:</w:t>
+        <w:rPr>
+          <w:b/>
+          <w:bCs/>
+        </w:rPr>
+        <w:t xml:space="preserve">TERRITORY OF GUAM</w:t>
       </w:r>
     </w:p>
-    <w:bookmarkStart w:id="20" w:name="the-parties"/>
+    <w:p>
+      <w:pPr>
+        <w:spacing w:before="0" w:after="480" w:line="480" w:lineRule="exact"/>
+        <w:ind w:left="0" w:firstLine="0"/>
+        <w:jc w:val="center"/>
+      </w:pPr>
+      <w:r>
+        <w:rPr>
+          <w:b/>
+          <w:bCs/>
+        </w:rPr>
+        <w:t xml:space="preserve">BANKRUPTCY DIVISION</w:t>
+      </w:r>
+    </w:p>
+    <w:tbl>
+      <w:tblPr>
+        <w:tblW w:w="8640" w:type="dxa"/>
+        <w:tblBorders>
+          <w:top w:val="nil"/>
+          <w:left w:val="nil"/>
+          <w:bottom w:val="nil"/>
+          <w:right w:val="nil"/>
+          <w:insideH w:val="nil"/>
+          <w:insideV w:val="nil"/>
+        </w:tblBorders>
+        <w:tblLayout w:type="fixed"/>
+        <w:tblCellMar>
+          <w:top w:w="0" w:type="dxa"/>
+          <w:left w:w="0" w:type="dxa"/>
+          <w:bottom w:w="0" w:type="dxa"/>
+          <w:right w:w="0" w:type="dxa"/>
+        </w:tblCellMar>
+        <w:tblLook w:val="0000" w:firstRow="0" w:lastRow="0" w:firstColumn="0" w:lastColumn="0" w:noHBand="0" w:noVBand="0"/>
+      </w:tblPr>
+      <w:tblGrid>
+        <w:gridCol w:w="4608"/>
+        <w:gridCol w:w="288"/>
+        <w:gridCol w:w="3744"/>
+      </w:tblGrid>
+      <w:tr>
+        <w:trPr>
+          <w:cantSplit/>
+        </w:trPr>
+        <w:tc>
+          <w:tcPr>
+            <w:tcW w:w="4608" w:type="dxa"/>
+            <w:tcBorders>
+              <w:bottom w:val="single" w:sz="6" w:space="0" w:color="000000"/>
+              <w:right w:val="single" w:sz="6" w:space="0" w:color="000000"/>
+            </w:tcBorders>
+            <w:tcMar>
+              <w:top w:w="192" w:type="dxa"/>
+              <w:right w:w="200" w:type="dxa"/>
+            </w:tcMar>
+          </w:tcPr>
+          <w:p>
+            <w:pPr>
+              <w:spacing w:before="0" w:after="0" w:line="240" w:lineRule="exact"/>
+              <w:ind w:left="0" w:firstLine="0"/>
+              <w:jc w:val="left"/>
+            </w:pPr>
+            <w:r>
+              <w:t xml:space="preserve">In re:</w:t>
+            </w:r>
+          </w:p>
+          <w:p>
+            <w:pPr>
+              <w:spacing w:before="0" w:after="0" w:line="240" w:lineRule="exact"/>
+              <w:ind w:left="0" w:firstLine="0"/>
+              <w:jc w:val="left"/>
+            </w:pPr>
+            <w:r>
+              <w:t xml:space="preserve">ARCHBISHOP</w:t>
+            </w:r>
+            <w:r>
+              <w:t xml:space="preserve"> </w:t>
+            </w:r>
+            <w:r>
+              <w:t xml:space="preserve">OF</w:t>
+            </w:r>
+            <w:r>
+              <w:t xml:space="preserve"> </w:t>
+            </w:r>
+            <w:r>
+              <w:t xml:space="preserve">AGAÑA,</w:t>
+            </w:r>
+          </w:p>
+          <w:p>
+            <w:pPr>
+              <w:spacing w:before="0" w:after="0" w:line="240" w:lineRule="exact"/>
+              <w:ind w:left="0" w:firstLine="0"/>
+              <w:jc w:val="left"/>
+            </w:pPr>
+            <w:r>
+              <w:t xml:space="preserve">a</w:t>
+            </w:r>
+            <w:r>
+              <w:t xml:space="preserve"> </w:t>
+            </w:r>
+            <w:r>
+              <w:t xml:space="preserve">Corporation</w:t>
+            </w:r>
+            <w:r>
+              <w:t xml:space="preserve"> </w:t>
+            </w:r>
+            <w:r>
+              <w:t xml:space="preserve">Sole,</w:t>
+            </w:r>
+          </w:p>
+          <w:p>
+            <w:pPr>
+              <w:spacing w:before="0" w:after="0" w:line="240" w:lineRule="exact"/>
+              <w:ind w:left="0" w:firstLine="0"/>
+              <w:jc w:val="left"/>
+            </w:pPr>
+            <w:r>
+              <w:t xml:space="preserve">Debtor.</w:t>
+            </w:r>
+          </w:p>
+          <w:p>
+            <w:pPr>
+              <w:spacing w:before="0" w:after="0" w:line="240" w:lineRule="exact"/>
+              <w:ind w:left="0" w:firstLine="0"/>
+              <w:jc w:val="left"/>
+            </w:pPr>
+          </w:p>
+          <w:p>
+            <w:pPr>
+              <w:spacing w:before="0" w:after="0" w:line="240" w:lineRule="exact"/>
+              <w:ind w:left="0" w:firstLine="0"/>
+              <w:jc w:val="left"/>
+            </w:pPr>
+            <w:r>
+              <w:t xml:space="preserve">OFFICIAL</w:t>
+            </w:r>
+            <w:r>
+              <w:t xml:space="preserve"> </w:t>
+            </w:r>
+            <w:r>
+              <w:t xml:space="preserve">COMMITTEE</w:t>
+            </w:r>
+            <w:r>
+              <w:t xml:space="preserve"> </w:t>
+            </w:r>
+            <w:r>
+              <w:t xml:space="preserve">OF</w:t>
+            </w:r>
+            <w:r>
+              <w:t xml:space="preserve"> </w:t>
+            </w:r>
+            <w:r>
+              <w:t xml:space="preserve">UNSECURED</w:t>
+            </w:r>
+            <w:r>
+              <w:t xml:space="preserve"> </w:t>
+            </w:r>
+            <w:r>
+              <w:t xml:space="preserve">CREDITORS,</w:t>
+            </w:r>
+          </w:p>
+          <w:p>
+            <w:pPr>
+              <w:spacing w:before="0" w:after="0" w:line="240" w:lineRule="exact"/>
+              <w:ind w:left="0" w:firstLine="0"/>
+              <w:jc w:val="left"/>
+            </w:pPr>
+            <w:r>
+              <w:t xml:space="preserve">Plaintiff,</w:t>
+            </w:r>
+          </w:p>
+          <w:p>
+            <w:pPr>
+              <w:spacing w:before="0" w:after="0" w:line="240" w:lineRule="exact"/>
+              <w:ind w:left="0" w:firstLine="0"/>
+              <w:jc w:val="left"/>
+            </w:pPr>
+            <w:r>
+              <w:t xml:space="preserve">v.</w:t>
+            </w:r>
+          </w:p>
+          <w:p>
+            <w:pPr>
+              <w:spacing w:before="0" w:after="0" w:line="240" w:lineRule="exact"/>
+              <w:ind w:left="0" w:firstLine="0"/>
+              <w:jc w:val="left"/>
+            </w:pPr>
+            <w:r>
+              <w:t xml:space="preserve">ARCHBISHOP</w:t>
+            </w:r>
+            <w:r>
+              <w:t xml:space="preserve"> </w:t>
+            </w:r>
+            <w:r>
+              <w:t xml:space="preserve">OF</w:t>
+            </w:r>
+            <w:r>
+              <w:t xml:space="preserve"> </w:t>
+            </w:r>
+            <w:r>
+              <w:t xml:space="preserve">AGAÑA,</w:t>
+            </w:r>
+          </w:p>
+          <w:p>
+            <w:pPr>
+              <w:spacing w:before="0" w:after="145" w:line="240" w:lineRule="exact"/>
+              <w:ind w:left="0" w:firstLine="0"/>
+              <w:jc w:val="left"/>
+            </w:pPr>
+            <w:r>
+              <w:t xml:space="preserve">Defendant.</w:t>
+            </w:r>
+          </w:p>
+        </w:tc>
+        <w:tc>
+          <w:tcPr>
+            <w:tcW w:w="288" w:type="dxa"/>
+          </w:tcPr>
+          <w:p>
+            <w:pPr>
+              <w:spacing w:before="0" w:after="0" w:line="240" w:lineRule="exact"/>
+              <w:ind w:left="0" w:firstLine="0"/>
+              <w:jc w:val="left"/>
+            </w:pPr>
+          </w:p>
+        </w:tc>
+        <w:tc>
+          <w:tcPr>
+            <w:tcW w:w="3744" w:type="dxa"/>
+            <w:tcMar>
+              <w:top w:w="192" w:type="dxa"/>
+              <w:left w:w="144" w:type="dxa"/>
+            </w:tcMar>
+          </w:tcPr>
+          <w:p>
+            <w:pPr>
+              <w:spacing w:before="0" w:after="0" w:line="240" w:lineRule="exact"/>
+              <w:ind w:left="0" w:firstLine="0"/>
+              <w:jc w:val="left"/>
+            </w:pPr>
+            <w:r>
+              <w:t xml:space="preserve">Chapter</w:t>
+            </w:r>
+            <w:r>
+              <w:t xml:space="preserve"> </w:t>
+            </w:r>
+            <w:r>
+              <w:t xml:space="preserve">11</w:t>
+            </w:r>
+            <w:r>
+              <w:t xml:space="preserve"> </w:t>
+            </w:r>
+            <w:r>
+              <w:t xml:space="preserve">Bankruptcy</w:t>
+            </w:r>
+          </w:p>
+          <w:p>
+            <w:pPr>
+              <w:spacing w:before="0" w:after="0" w:line="240" w:lineRule="exact"/>
+              <w:ind w:left="0" w:firstLine="0"/>
+              <w:jc w:val="left"/>
+            </w:pPr>
+            <w:r>
+              <w:t xml:space="preserve">Case No. </w:t>
+            </w:r>
+            <w:r>
+              <w:t xml:space="preserve">19</w:t>
+              <w:noBreakHyphen/>
+              <w:t xml:space="preserve">00010</w:t>
+            </w:r>
+          </w:p>
+          <w:p>
+            <w:pPr>
+              <w:spacing w:before="240" w:after="0" w:line="240" w:lineRule="exact"/>
+              <w:ind w:left="0" w:firstLine="0"/>
+              <w:jc w:val="left"/>
+            </w:pPr>
+            <w:r>
+              <w:t xml:space="preserve">Adversary Proceeding</w:t>
+            </w:r>
+          </w:p>
+          <w:p>
+            <w:pPr>
+              <w:spacing w:before="0" w:after="0" w:line="240" w:lineRule="exact"/>
+              <w:ind w:left="0" w:firstLine="0"/>
+              <w:jc w:val="left"/>
+            </w:pPr>
+            <w:r>
+              <w:t xml:space="preserve">Adv. Proc. No. </w:t>
+            </w:r>
+            <w:r>
+              <w:t xml:space="preserve">19</w:t>
+              <w:noBreakHyphen/>
+              <w:t xml:space="preserve">00001</w:t>
+            </w:r>
+          </w:p>
+          <w:p>
+            <w:pPr>
+              <w:spacing w:before="240" w:after="0" w:line="240" w:lineRule="exact"/>
+              <w:ind w:left="0" w:firstLine="0"/>
+              <w:jc w:val="left"/>
+            </w:pPr>
+            <w:r>
+              <w:rPr>
+                <w:b/>
+                <w:bCs/>
+              </w:rPr>
+              <w:t xml:space="preserve">COMPLAINT</w:t>
+            </w:r>
+            <w:r>
+              <w:rPr>
+                <w:b/>
+                <w:bCs/>
+              </w:rPr>
+              <w:t xml:space="preserve"> </w:t>
+            </w:r>
+            <w:r>
+              <w:rPr>
+                <w:b/>
+                <w:bCs/>
+              </w:rPr>
+              <w:t xml:space="preserve">(DECLARATORY</w:t>
+            </w:r>
+            <w:r>
+              <w:rPr>
+                <w:b/>
+                <w:bCs/>
+              </w:rPr>
+              <w:t xml:space="preserve"> </w:t>
+            </w:r>
+            <w:r>
+              <w:rPr>
+                <w:b/>
+                <w:bCs/>
+              </w:rPr>
+              <w:t xml:space="preserve">JUDGMENT</w:t>
+            </w:r>
+            <w:r>
+              <w:rPr>
+                <w:b/>
+                <w:bCs/>
+              </w:rPr>
+              <w:t xml:space="preserve"> </w:t>
+            </w:r>
+            <w:r>
+              <w:rPr>
+                <w:b/>
+                <w:bCs/>
+              </w:rPr>
+              <w:t xml:space="preserve">REGARDING</w:t>
+            </w:r>
+            <w:r>
+              <w:rPr>
+                <w:b/>
+                <w:bCs/>
+              </w:rPr>
+              <w:t xml:space="preserve"> </w:t>
+            </w:r>
+            <w:r>
+              <w:rPr>
+                <w:b/>
+                <w:bCs/>
+              </w:rPr>
+              <w:t xml:space="preserve">PROPERTY</w:t>
+            </w:r>
+            <w:r>
+              <w:rPr>
+                <w:b/>
+                <w:bCs/>
+              </w:rPr>
+              <w:t xml:space="preserve"> </w:t>
+            </w:r>
+            <w:r>
+              <w:rPr>
+                <w:b/>
+                <w:bCs/>
+              </w:rPr>
+              <w:t xml:space="preserve">OF</w:t>
+            </w:r>
+            <w:r>
+              <w:rPr>
+                <w:b/>
+                <w:bCs/>
+              </w:rPr>
+              <w:t xml:space="preserve"> </w:t>
+            </w:r>
+            <w:r>
+              <w:rPr>
+                <w:b/>
+                <w:bCs/>
+              </w:rPr>
+              <w:t xml:space="preserve">THE</w:t>
+            </w:r>
+            <w:r>
+              <w:rPr>
+                <w:b/>
+                <w:bCs/>
+              </w:rPr>
+              <w:t xml:space="preserve"> </w:t>
+            </w:r>
+            <w:r>
+              <w:rPr>
+                <w:b/>
+                <w:bCs/>
+              </w:rPr>
+              <w:t xml:space="preserve">ESTATE)</w:t>
+            </w:r>
+          </w:p>
+        </w:tc>
+      </w:tr>
+    </w:tbl>
+    <w:p>
+      <w:pPr>
+        <w:pageBreakBefore/>
+        <w:spacing w:before="0" w:after="0" w:line="480" w:lineRule="exact"/>
+        <w:ind w:left="0" w:firstLine="720"/>
+        <w:jc w:val="left"/>
+      </w:pPr>
+      <w:r>
+        <w:t xml:space="preserve">The</w:t>
+      </w:r>
+      <w:r>
+        <w:t xml:space="preserve"> </w:t>
+      </w:r>
+      <w:r>
+        <w:t xml:space="preserve">Official</w:t>
+      </w:r>
+      <w:r>
+        <w:t xml:space="preserve"> </w:t>
+      </w:r>
+      <w:r>
+        <w:t xml:space="preserve">Committee</w:t>
+      </w:r>
+      <w:r>
+        <w:t xml:space="preserve"> </w:t>
+      </w:r>
+      <w:r>
+        <w:t xml:space="preserve">of</w:t>
+      </w:r>
+      <w:r>
+        <w:t xml:space="preserve"> </w:t>
+      </w:r>
+      <w:r>
+        <w:t xml:space="preserve">Unsecured</w:t>
+      </w:r>
+      <w:r>
+        <w:t xml:space="preserve"> </w:t>
+      </w:r>
+      <w:r>
+        <w:t xml:space="preserve">Creditors</w:t>
+      </w:r>
+      <w:r>
+        <w:t xml:space="preserve"> </w:t>
+      </w:r>
+      <w:r>
+        <w:t xml:space="preserve">(“Committee”)</w:t>
+      </w:r>
+      <w:r>
+        <w:t xml:space="preserve"> </w:t>
+      </w:r>
+      <w:r>
+        <w:t xml:space="preserve">alleges</w:t>
+      </w:r>
+      <w:r>
+        <w:t xml:space="preserve"> </w:t>
+      </w:r>
+      <w:r>
+        <w:t xml:space="preserve">as</w:t>
+      </w:r>
+      <w:r>
+        <w:t xml:space="preserve"> </w:t>
+      </w:r>
+      <w:r>
+        <w:t xml:space="preserve">follows</w:t>
+      </w:r>
+      <w:r>
+        <w:t xml:space="preserve"> </w:t>
+      </w:r>
+      <w:r>
+        <w:t xml:space="preserve">upon</w:t>
+      </w:r>
+      <w:r>
+        <w:t xml:space="preserve"> </w:t>
+      </w:r>
+      <w:r>
+        <w:t xml:space="preserve">knowledge</w:t>
+      </w:r>
+      <w:r>
+        <w:t xml:space="preserve"> </w:t>
+      </w:r>
+      <w:r>
+        <w:t xml:space="preserve">with</w:t>
+      </w:r>
+      <w:r>
+        <w:t xml:space="preserve"> </w:t>
+      </w:r>
+      <w:r>
+        <w:t xml:space="preserve">respect</w:t>
+      </w:r>
+      <w:r>
+        <w:t xml:space="preserve"> </w:t>
+      </w:r>
+      <w:r>
+        <w:t xml:space="preserve">to</w:t>
+      </w:r>
+      <w:r>
+        <w:t xml:space="preserve"> </w:t>
+      </w:r>
+      <w:r>
+        <w:t xml:space="preserve">itself,</w:t>
+      </w:r>
+      <w:r>
+        <w:t xml:space="preserve"> </w:t>
+      </w:r>
+      <w:r>
+        <w:t xml:space="preserve">and</w:t>
+      </w:r>
+      <w:r>
+        <w:t xml:space="preserve"> </w:t>
+      </w:r>
+      <w:r>
+        <w:t xml:space="preserve">upon</w:t>
+      </w:r>
+      <w:r>
+        <w:t xml:space="preserve"> </w:t>
+      </w:r>
+      <w:r>
+        <w:t xml:space="preserve">information</w:t>
+      </w:r>
+      <w:r>
+        <w:t xml:space="preserve"> </w:t>
+      </w:r>
+      <w:r>
+        <w:t xml:space="preserve">and</w:t>
+      </w:r>
+      <w:r>
+        <w:t xml:space="preserve"> </w:t>
+      </w:r>
+      <w:r>
+        <w:t xml:space="preserve">belief</w:t>
+      </w:r>
+      <w:r>
+        <w:t xml:space="preserve"> </w:t>
+      </w:r>
+      <w:r>
+        <w:t xml:space="preserve">as</w:t>
+      </w:r>
+      <w:r>
+        <w:t xml:space="preserve"> </w:t>
+      </w:r>
+      <w:r>
+        <w:t xml:space="preserve">to</w:t>
+      </w:r>
+      <w:r>
+        <w:t xml:space="preserve"> </w:t>
+      </w:r>
+      <w:r>
+        <w:t xml:space="preserve">all</w:t>
+      </w:r>
+      <w:r>
+        <w:t xml:space="preserve"> </w:t>
+      </w:r>
+      <w:r>
+        <w:t xml:space="preserve">other</w:t>
+      </w:r>
+      <w:r>
+        <w:t xml:space="preserve"> </w:t>
+      </w:r>
+      <w:r>
+        <w:t xml:space="preserve">matters:</w:t>
+      </w:r>
+    </w:p>
     <w:p>
       <w:pPr>
         <w:pStyle w:val="Heading1"/>
+        <w:keepNext/>
+        <w:keepLines/>
+        <w:spacing w:before="0" w:after="0" w:line="480" w:lineRule="exact"/>
+        <w:ind w:left="0" w:firstLine="0"/>
+        <w:jc w:val="center"/>
       </w:pPr>
       <w:r>
-        <w:t xml:space="preserve">THE PARTIES</w:t>
+        <w:rPr>
+          <w:b/>
+          <w:bCs/>
+        </w:rPr>
+        <w:t xml:space="preserve">THE</w:t>
+      </w:r>
+      <w:r>
+        <w:rPr>
+          <w:b/>
+          <w:bCs/>
+        </w:rPr>
+        <w:t xml:space="preserve"> </w:t>
+      </w:r>
+      <w:r>
+        <w:rPr>
+          <w:b/>
+          <w:bCs/>
+        </w:rPr>
+        <w:t xml:space="preserve">PARTIES</w:t>
       </w:r>
     </w:p>
     <w:p>
       <w:pPr>
-        <w:pStyle w:val="FirstParagraph"/>
+        <w:tabs>
+          <w:tab w:val="left" w:pos="1440"/>
+        </w:tabs>
+        <w:spacing w:before="0" w:after="0" w:line="480" w:lineRule="exact"/>
+        <w:ind w:left="0" w:firstLine="720"/>
+        <w:jc w:val="left"/>
       </w:pPr>
       <w:r>
         <w:t xml:space="preserve">1.</w:t>
@@ -347,12 +985,137 @@
         <w:tab/>
       </w:r>
       <w:r>
-        <w:t xml:space="preserve">The Committee is the Official Committee of Unsecured Creditors appointed by the United States Trustee pursuant to 11 U.S.C. § 1102(a)(1).</w:t>
+        <w:t xml:space="preserve">The</w:t>
+      </w:r>
+      <w:r>
+        <w:t xml:space="preserve"> </w:t>
+      </w:r>
+      <w:r>
+        <w:t xml:space="preserve">Committee</w:t>
+      </w:r>
+      <w:r>
+        <w:t xml:space="preserve"> </w:t>
+      </w:r>
+      <w:r>
+        <w:t xml:space="preserve">is</w:t>
+      </w:r>
+      <w:r>
+        <w:t xml:space="preserve"> </w:t>
+      </w:r>
+      <w:r>
+        <w:t xml:space="preserve">the</w:t>
+      </w:r>
+      <w:r>
+        <w:t xml:space="preserve"> </w:t>
+      </w:r>
+      <w:r>
+        <w:t xml:space="preserve">Official</w:t>
+      </w:r>
+      <w:r>
+        <w:t xml:space="preserve"> </w:t>
+      </w:r>
+      <w:r>
+        <w:t xml:space="preserve">Committee</w:t>
+      </w:r>
+      <w:r>
+        <w:t xml:space="preserve"> </w:t>
+      </w:r>
+      <w:r>
+        <w:t xml:space="preserve">of</w:t>
+      </w:r>
+      <w:r>
+        <w:t xml:space="preserve"> </w:t>
+      </w:r>
+      <w:r>
+        <w:t xml:space="preserve">Unsecured</w:t>
+      </w:r>
+      <w:r>
+        <w:t xml:space="preserve"> </w:t>
+      </w:r>
+      <w:r>
+        <w:t xml:space="preserve">Creditors</w:t>
+      </w:r>
+      <w:r>
+        <w:t xml:space="preserve"> </w:t>
+      </w:r>
+      <w:r>
+        <w:t xml:space="preserve">appointed</w:t>
+      </w:r>
+      <w:r>
+        <w:t xml:space="preserve"> </w:t>
+      </w:r>
+      <w:r>
+        <w:t xml:space="preserve">by</w:t>
+      </w:r>
+      <w:r>
+        <w:t xml:space="preserve"> </w:t>
+      </w:r>
+      <w:r>
+        <w:t xml:space="preserve">the</w:t>
+      </w:r>
+      <w:r>
+        <w:t xml:space="preserve"> </w:t>
+      </w:r>
+      <w:r>
+        <w:t xml:space="preserve">United</w:t>
+      </w:r>
+      <w:r>
+        <w:t xml:space="preserve"> </w:t>
+      </w:r>
+      <w:r>
+        <w:t xml:space="preserve">States</w:t>
+      </w:r>
+      <w:r>
+        <w:t xml:space="preserve"> </w:t>
+      </w:r>
+      <w:r>
+        <w:t xml:space="preserve">Trustee</w:t>
+      </w:r>
+      <w:r>
+        <w:t xml:space="preserve"> </w:t>
+      </w:r>
+      <w:r>
+        <w:t xml:space="preserve">pursuant</w:t>
+      </w:r>
+      <w:r>
+        <w:t xml:space="preserve"> </w:t>
+      </w:r>
+      <w:r>
+        <w:t xml:space="preserve">to</w:t>
+      </w:r>
+      <w:r>
+        <w:t xml:space="preserve"> </w:t>
+      </w:r>
+      <w:r>
+        <w:t xml:space="preserve">11</w:t>
+      </w:r>
+      <w:r>
+        <w:t xml:space="preserve"> </w:t>
+      </w:r>
+      <w:r>
+        <w:t xml:space="preserve">U.S.C.</w:t>
+      </w:r>
+      <w:r>
+        <w:t xml:space="preserve"> </w:t>
+      </w:r>
+      <w:r>
+        <w:t xml:space="preserve">§</w:t>
+      </w:r>
+      <w:r>
+        <w:t xml:space="preserve"> </w:t>
+      </w:r>
+      <w:r>
+        <w:t xml:space="preserve">1102(a)⁠(1).</w:t>
       </w:r>
     </w:p>
     <w:p>
       <w:pPr>
-        <w:pStyle w:val="BodyText"/>
+        <w:tabs>
+          <w:tab w:val="left" w:pos="1440"/>
+        </w:tabs>
+        <w:spacing w:before="0" w:after="0" w:line="480" w:lineRule="exact"/>
+        <w:ind w:left="0" w:firstLine="720"/>
+        <w:jc w:val="left"/>
       </w:pPr>
       <w:r>
         <w:t xml:space="preserve">2.</w:t>
@@ -361,22 +1124,224 @@
         <w:tab/>
       </w:r>
       <w:r>
-        <w:t xml:space="preserve">Upon information and belief, the Archbishop of Agaña, a Corporation Sole (“Debtor”), organized under the laws of Guam, is the debtor in the above-captioned chapter 11 bankruptcy case.</w:t>
+        <w:t xml:space="preserve">Upon</w:t>
+      </w:r>
+      <w:r>
+        <w:t xml:space="preserve"> </w:t>
+      </w:r>
+      <w:r>
+        <w:t xml:space="preserve">information</w:t>
+      </w:r>
+      <w:r>
+        <w:t xml:space="preserve"> </w:t>
+      </w:r>
+      <w:r>
+        <w:t xml:space="preserve">and</w:t>
+      </w:r>
+      <w:r>
+        <w:t xml:space="preserve"> </w:t>
+      </w:r>
+      <w:r>
+        <w:t xml:space="preserve">belief,</w:t>
+      </w:r>
+      <w:r>
+        <w:t xml:space="preserve"> </w:t>
+      </w:r>
+      <w:r>
+        <w:t xml:space="preserve">the</w:t>
+      </w:r>
+      <w:r>
+        <w:t xml:space="preserve"> </w:t>
+      </w:r>
+      <w:r>
+        <w:t xml:space="preserve">Archbishop</w:t>
+      </w:r>
+      <w:r>
+        <w:t xml:space="preserve"> </w:t>
+      </w:r>
+      <w:r>
+        <w:t xml:space="preserve">of</w:t>
+      </w:r>
+      <w:r>
+        <w:t xml:space="preserve"> </w:t>
+      </w:r>
+      <w:r>
+        <w:t xml:space="preserve">Agaña,</w:t>
+      </w:r>
+      <w:r>
+        <w:t xml:space="preserve"> </w:t>
+      </w:r>
+      <w:r>
+        <w:t xml:space="preserve">a</w:t>
+      </w:r>
+      <w:r>
+        <w:t xml:space="preserve"> </w:t>
+      </w:r>
+      <w:r>
+        <w:t xml:space="preserve">Corporation</w:t>
+      </w:r>
+      <w:r>
+        <w:t xml:space="preserve"> </w:t>
+      </w:r>
+      <w:r>
+        <w:t xml:space="preserve">Sole</w:t>
+      </w:r>
+      <w:r>
+        <w:t xml:space="preserve"> </w:t>
+      </w:r>
+      <w:r>
+        <w:t xml:space="preserve">(“Debtor”),</w:t>
+      </w:r>
+      <w:r>
+        <w:t xml:space="preserve"> </w:t>
+      </w:r>
+      <w:r>
+        <w:t xml:space="preserve">organized</w:t>
+      </w:r>
+      <w:r>
+        <w:t xml:space="preserve"> </w:t>
+      </w:r>
+      <w:r>
+        <w:t xml:space="preserve">under</w:t>
+      </w:r>
+      <w:r>
+        <w:t xml:space="preserve"> </w:t>
+      </w:r>
+      <w:r>
+        <w:t xml:space="preserve">the</w:t>
+      </w:r>
+      <w:r>
+        <w:t xml:space="preserve"> </w:t>
+      </w:r>
+      <w:r>
+        <w:t xml:space="preserve">laws</w:t>
+      </w:r>
+      <w:r>
+        <w:t xml:space="preserve"> </w:t>
+      </w:r>
+      <w:r>
+        <w:t xml:space="preserve">of</w:t>
+      </w:r>
+      <w:r>
+        <w:t xml:space="preserve"> </w:t>
+      </w:r>
+      <w:r>
+        <w:t xml:space="preserve">Guam,</w:t>
+      </w:r>
+      <w:r>
+        <w:t xml:space="preserve"> </w:t>
+      </w:r>
+      <w:r>
+        <w:t xml:space="preserve">is</w:t>
+      </w:r>
+      <w:r>
+        <w:t xml:space="preserve"> </w:t>
+      </w:r>
+      <w:r>
+        <w:t xml:space="preserve">the</w:t>
+      </w:r>
+      <w:r>
+        <w:t xml:space="preserve"> </w:t>
+      </w:r>
+      <w:r>
+        <w:t xml:space="preserve">debtor</w:t>
+      </w:r>
+      <w:r>
+        <w:t xml:space="preserve"> </w:t>
+      </w:r>
+      <w:r>
+        <w:t xml:space="preserve">in</w:t>
+      </w:r>
+      <w:r>
+        <w:t xml:space="preserve"> </w:t>
+      </w:r>
+      <w:r>
+        <w:t xml:space="preserve">the</w:t>
+      </w:r>
+      <w:r>
+        <w:t xml:space="preserve"> </w:t>
+      </w:r>
+      <w:r>
+        <w:t xml:space="preserve">above-captioned</w:t>
+      </w:r>
+      <w:r>
+        <w:t xml:space="preserve"> </w:t>
+      </w:r>
+      <w:r>
+        <w:t xml:space="preserve">chapter</w:t>
+      </w:r>
+      <w:r>
+        <w:t xml:space="preserve"> </w:t>
+      </w:r>
+      <w:r>
+        <w:t xml:space="preserve">11</w:t>
+      </w:r>
+      <w:r>
+        <w:t xml:space="preserve"> </w:t>
+      </w:r>
+      <w:r>
+        <w:t xml:space="preserve">bankruptcy</w:t>
+      </w:r>
+      <w:r>
+        <w:t xml:space="preserve"> </w:t>
+      </w:r>
+      <w:r>
+        <w:t xml:space="preserve">case.</w:t>
       </w:r>
     </w:p>
-    <w:bookmarkEnd w:id="20"/>
-    <w:bookmarkStart w:id="21" w:name="jurisdiction-and-venue"/>
     <w:p>
       <w:pPr>
         <w:pStyle w:val="Heading1"/>
+        <w:keepNext/>
+        <w:keepLines/>
+        <w:spacing w:before="0" w:after="0" w:line="480" w:lineRule="exact"/>
+        <w:ind w:left="0" w:firstLine="0"/>
+        <w:jc w:val="center"/>
       </w:pPr>
       <w:r>
-        <w:t xml:space="preserve">JURISDICTION AND VENUE</w:t>
+        <w:rPr>
+          <w:b/>
+          <w:bCs/>
+        </w:rPr>
+        <w:t xml:space="preserve">JURISDICTION</w:t>
+      </w:r>
+      <w:r>
+        <w:rPr>
+          <w:b/>
+          <w:bCs/>
+        </w:rPr>
+        <w:t xml:space="preserve"> </w:t>
+      </w:r>
+      <w:r>
+        <w:rPr>
+          <w:b/>
+          <w:bCs/>
+        </w:rPr>
+        <w:t xml:space="preserve">AND</w:t>
+      </w:r>
+      <w:r>
+        <w:rPr>
+          <w:b/>
+          <w:bCs/>
+        </w:rPr>
+        <w:t xml:space="preserve"> </w:t>
+      </w:r>
+      <w:r>
+        <w:rPr>
+          <w:b/>
+          <w:bCs/>
+        </w:rPr>
+        <w:t xml:space="preserve">VENUE</w:t>
       </w:r>
     </w:p>
     <w:p>
       <w:pPr>
-        <w:pStyle w:val="FirstParagraph"/>
+        <w:tabs>
+          <w:tab w:val="left" w:pos="1440"/>
+        </w:tabs>
+        <w:spacing w:before="0" w:after="0" w:line="480" w:lineRule="exact"/>
+        <w:ind w:left="0" w:firstLine="720"/>
+        <w:jc w:val="left"/>
       </w:pPr>
       <w:r>
         <w:t xml:space="preserve">3.</w:t>
@@ -385,12 +1350,113 @@
         <w:tab/>
       </w:r>
       <w:r>
-        <w:t xml:space="preserve">This Court has jurisdiction over this adversary proceeding pursuant to under 28 U.S.C. §§ 157(b) and 1334(b).</w:t>
+        <w:t xml:space="preserve">This</w:t>
+      </w:r>
+      <w:r>
+        <w:t xml:space="preserve"> </w:t>
+      </w:r>
+      <w:r>
+        <w:t xml:space="preserve">Court</w:t>
+      </w:r>
+      <w:r>
+        <w:t xml:space="preserve"> </w:t>
+      </w:r>
+      <w:r>
+        <w:t xml:space="preserve">has</w:t>
+      </w:r>
+      <w:r>
+        <w:t xml:space="preserve"> </w:t>
+      </w:r>
+      <w:r>
+        <w:t xml:space="preserve">jurisdiction</w:t>
+      </w:r>
+      <w:r>
+        <w:t xml:space="preserve"> </w:t>
+      </w:r>
+      <w:r>
+        <w:t xml:space="preserve">over</w:t>
+      </w:r>
+      <w:r>
+        <w:t xml:space="preserve"> </w:t>
+      </w:r>
+      <w:r>
+        <w:t xml:space="preserve">this</w:t>
+      </w:r>
+      <w:r>
+        <w:t xml:space="preserve"> </w:t>
+      </w:r>
+      <w:r>
+        <w:t xml:space="preserve">adversary</w:t>
+      </w:r>
+      <w:r>
+        <w:t xml:space="preserve"> </w:t>
+      </w:r>
+      <w:r>
+        <w:t xml:space="preserve">proceeding</w:t>
+      </w:r>
+      <w:r>
+        <w:t xml:space="preserve"> </w:t>
+      </w:r>
+      <w:r>
+        <w:t xml:space="preserve">pursuant</w:t>
+      </w:r>
+      <w:r>
+        <w:t xml:space="preserve"> </w:t>
+      </w:r>
+      <w:r>
+        <w:t xml:space="preserve">to</w:t>
+      </w:r>
+      <w:r>
+        <w:t xml:space="preserve"> </w:t>
+      </w:r>
+      <w:r>
+        <w:t xml:space="preserve">under</w:t>
+      </w:r>
+      <w:r>
+        <w:t xml:space="preserve"> </w:t>
+      </w:r>
+      <w:r>
+        <w:t xml:space="preserve">28</w:t>
+      </w:r>
+      <w:r>
+        <w:t xml:space="preserve"> </w:t>
+      </w:r>
+      <w:r>
+        <w:t xml:space="preserve">U.S.C.</w:t>
+      </w:r>
+      <w:r>
+        <w:t xml:space="preserve"> </w:t>
+      </w:r>
+      <w:r>
+        <w:t xml:space="preserve">§§</w:t>
+      </w:r>
+      <w:r>
+        <w:t xml:space="preserve"> </w:t>
+      </w:r>
+      <w:r>
+        <w:t xml:space="preserve">157(b)</w:t>
+      </w:r>
+      <w:r>
+        <w:t xml:space="preserve"> </w:t>
+      </w:r>
+      <w:r>
+        <w:t xml:space="preserve">and</w:t>
+      </w:r>
+      <w:r>
+        <w:t xml:space="preserve"> </w:t>
+      </w:r>
+      <w:r>
+        <w:t xml:space="preserve">1334(b).</w:t>
       </w:r>
     </w:p>
     <w:p>
       <w:pPr>
-        <w:pStyle w:val="BodyText"/>
+        <w:tabs>
+          <w:tab w:val="left" w:pos="1440"/>
+        </w:tabs>
+        <w:spacing w:before="0" w:after="0" w:line="480" w:lineRule="exact"/>
+        <w:ind w:left="0" w:firstLine="720"/>
+        <w:jc w:val="left"/>
       </w:pPr>
       <w:r>
         <w:t xml:space="preserve">4.</w:t>
@@ -399,12 +1465,89 @@
         <w:tab/>
       </w:r>
       <w:r>
-        <w:t xml:space="preserve">This proceeding is a core proceeding under 28 U.S.C. § 157(b)(2)(A) and (O).</w:t>
+        <w:t xml:space="preserve">This</w:t>
+      </w:r>
+      <w:r>
+        <w:t xml:space="preserve"> </w:t>
+      </w:r>
+      <w:r>
+        <w:t xml:space="preserve">proceeding</w:t>
+      </w:r>
+      <w:r>
+        <w:t xml:space="preserve"> </w:t>
+      </w:r>
+      <w:r>
+        <w:t xml:space="preserve">is</w:t>
+      </w:r>
+      <w:r>
+        <w:t xml:space="preserve"> </w:t>
+      </w:r>
+      <w:r>
+        <w:t xml:space="preserve">a</w:t>
+      </w:r>
+      <w:r>
+        <w:t xml:space="preserve"> </w:t>
+      </w:r>
+      <w:r>
+        <w:t xml:space="preserve">core</w:t>
+      </w:r>
+      <w:r>
+        <w:t xml:space="preserve"> </w:t>
+      </w:r>
+      <w:r>
+        <w:t xml:space="preserve">proceeding</w:t>
+      </w:r>
+      <w:r>
+        <w:t xml:space="preserve"> </w:t>
+      </w:r>
+      <w:r>
+        <w:t xml:space="preserve">under</w:t>
+      </w:r>
+      <w:r>
+        <w:t xml:space="preserve"> </w:t>
+      </w:r>
+      <w:r>
+        <w:t xml:space="preserve">28</w:t>
+      </w:r>
+      <w:r>
+        <w:t xml:space="preserve"> </w:t>
+      </w:r>
+      <w:r>
+        <w:t xml:space="preserve">U.S.C.</w:t>
+      </w:r>
+      <w:r>
+        <w:t xml:space="preserve"> </w:t>
+      </w:r>
+      <w:r>
+        <w:t xml:space="preserve">§</w:t>
+      </w:r>
+      <w:r>
+        <w:t xml:space="preserve"> </w:t>
+      </w:r>
+      <w:r>
+        <w:t xml:space="preserve">157(b)⁠(2)⁠(A)</w:t>
+      </w:r>
+      <w:r>
+        <w:t xml:space="preserve"> </w:t>
+      </w:r>
+      <w:r>
+        <w:t xml:space="preserve">and</w:t>
+      </w:r>
+      <w:r>
+        <w:t xml:space="preserve"> </w:t>
+      </w:r>
+      <w:r>
+        <w:t xml:space="preserve">(O).</w:t>
       </w:r>
     </w:p>
     <w:p>
       <w:pPr>
-        <w:pStyle w:val="BodyText"/>
+        <w:tabs>
+          <w:tab w:val="left" w:pos="1440"/>
+        </w:tabs>
+        <w:spacing w:before="0" w:after="0" w:line="480" w:lineRule="exact"/>
+        <w:ind w:left="0" w:firstLine="720"/>
+        <w:jc w:val="left"/>
       </w:pPr>
       <w:r>
         <w:t xml:space="preserve">5.</w:t>
@@ -413,30 +1556,432 @@
         <w:tab/>
       </w:r>
       <w:r>
-        <w:t xml:space="preserve">Venue is proper in this Court pursuant to 28 U.S.C. § 1409(a) because this is a core proceeding arising in a bankruptcy case pending in this district.</w:t>
+        <w:t xml:space="preserve">Venue</w:t>
+      </w:r>
+      <w:r>
+        <w:t xml:space="preserve"> </w:t>
+      </w:r>
+      <w:r>
+        <w:t xml:space="preserve">is</w:t>
+      </w:r>
+      <w:r>
+        <w:t xml:space="preserve"> </w:t>
+      </w:r>
+      <w:r>
+        <w:t xml:space="preserve">proper</w:t>
+      </w:r>
+      <w:r>
+        <w:t xml:space="preserve"> </w:t>
+      </w:r>
+      <w:r>
+        <w:t xml:space="preserve">in</w:t>
+      </w:r>
+      <w:r>
+        <w:t xml:space="preserve"> </w:t>
+      </w:r>
+      <w:r>
+        <w:t xml:space="preserve">this</w:t>
+      </w:r>
+      <w:r>
+        <w:t xml:space="preserve"> </w:t>
+      </w:r>
+      <w:r>
+        <w:t xml:space="preserve">Court</w:t>
+      </w:r>
+      <w:r>
+        <w:t xml:space="preserve"> </w:t>
+      </w:r>
+      <w:r>
+        <w:t xml:space="preserve">pursuant</w:t>
+      </w:r>
+      <w:r>
+        <w:t xml:space="preserve"> </w:t>
+      </w:r>
+      <w:r>
+        <w:t xml:space="preserve">to</w:t>
+      </w:r>
+      <w:r>
+        <w:t xml:space="preserve"> </w:t>
+      </w:r>
+      <w:r>
+        <w:t xml:space="preserve">28</w:t>
+      </w:r>
+      <w:r>
+        <w:t xml:space="preserve"> </w:t>
+      </w:r>
+      <w:r>
+        <w:t xml:space="preserve">U.S.C.</w:t>
+      </w:r>
+      <w:r>
+        <w:t xml:space="preserve"> </w:t>
+      </w:r>
+      <w:r>
+        <w:t xml:space="preserve">§</w:t>
+      </w:r>
+      <w:r>
+        <w:t xml:space="preserve"> </w:t>
+      </w:r>
+      <w:r>
+        <w:t xml:space="preserve">1409(a)</w:t>
+      </w:r>
+      <w:r>
+        <w:t xml:space="preserve"> </w:t>
+      </w:r>
+      <w:r>
+        <w:t xml:space="preserve">because</w:t>
+      </w:r>
+      <w:r>
+        <w:t xml:space="preserve"> </w:t>
+      </w:r>
+      <w:r>
+        <w:t xml:space="preserve">this</w:t>
+      </w:r>
+      <w:r>
+        <w:t xml:space="preserve"> </w:t>
+      </w:r>
+      <w:r>
+        <w:t xml:space="preserve">is</w:t>
+      </w:r>
+      <w:r>
+        <w:t xml:space="preserve"> </w:t>
+      </w:r>
+      <w:r>
+        <w:t xml:space="preserve">a</w:t>
+      </w:r>
+      <w:r>
+        <w:t xml:space="preserve"> </w:t>
+      </w:r>
+      <w:r>
+        <w:t xml:space="preserve">core</w:t>
+      </w:r>
+      <w:r>
+        <w:t xml:space="preserve"> </w:t>
+      </w:r>
+      <w:r>
+        <w:t xml:space="preserve">proceeding</w:t>
+      </w:r>
+      <w:r>
+        <w:t xml:space="preserve"> </w:t>
+      </w:r>
+      <w:r>
+        <w:t xml:space="preserve">arising</w:t>
+      </w:r>
+      <w:r>
+        <w:t xml:space="preserve"> </w:t>
+      </w:r>
+      <w:r>
+        <w:t xml:space="preserve">in</w:t>
+      </w:r>
+      <w:r>
+        <w:t xml:space="preserve"> </w:t>
+      </w:r>
+      <w:r>
+        <w:t xml:space="preserve">a</w:t>
+      </w:r>
+      <w:r>
+        <w:t xml:space="preserve"> </w:t>
+      </w:r>
+      <w:r>
+        <w:t xml:space="preserve">bankruptcy</w:t>
+      </w:r>
+      <w:r>
+        <w:t xml:space="preserve"> </w:t>
+      </w:r>
+      <w:r>
+        <w:t xml:space="preserve">case</w:t>
+      </w:r>
+      <w:r>
+        <w:t xml:space="preserve"> </w:t>
+      </w:r>
+      <w:r>
+        <w:t xml:space="preserve">pending</w:t>
+      </w:r>
+      <w:r>
+        <w:t xml:space="preserve"> </w:t>
+      </w:r>
+      <w:r>
+        <w:t xml:space="preserve">in</w:t>
+      </w:r>
+      <w:r>
+        <w:t xml:space="preserve"> </w:t>
+      </w:r>
+      <w:r>
+        <w:t xml:space="preserve">this</w:t>
+      </w:r>
+      <w:r>
+        <w:t xml:space="preserve"> </w:t>
+      </w:r>
+      <w:r>
+        <w:t xml:space="preserve">district.</w:t>
       </w:r>
     </w:p>
     <w:p>
       <w:pPr>
-        <w:pStyle w:val="Unnumbered"/>
+        <w:keepNext/>
+        <w:keepLines/>
+        <w:spacing w:before="0" w:after="0" w:line="480" w:lineRule="exact"/>
+        <w:ind w:left="0" w:firstLine="720"/>
+        <w:jc w:val="left"/>
       </w:pPr>
       <w:r>
-        <w:t xml:space="preserve">[The Committee does / does not consent to the entry of final orders or judgment by the bankruptcy court. Placeholder: the filed complaint does not state a position; counsel to complete under Fed. R. Bankr. P. 7008(a).]</w:t>
+        <w:t xml:space="preserve">[The</w:t>
+      </w:r>
+      <w:r>
+        <w:t xml:space="preserve"> </w:t>
+      </w:r>
+      <w:r>
+        <w:t xml:space="preserve">Committee</w:t>
+      </w:r>
+      <w:r>
+        <w:t xml:space="preserve"> </w:t>
+      </w:r>
+      <w:r>
+        <w:t xml:space="preserve">does</w:t>
+      </w:r>
+      <w:r>
+        <w:t xml:space="preserve"> </w:t>
+      </w:r>
+      <w:r>
+        <w:t xml:space="preserve">/</w:t>
+      </w:r>
+      <w:r>
+        <w:t xml:space="preserve"> </w:t>
+      </w:r>
+      <w:r>
+        <w:t xml:space="preserve">does</w:t>
+      </w:r>
+      <w:r>
+        <w:t xml:space="preserve"> </w:t>
+      </w:r>
+      <w:r>
+        <w:t xml:space="preserve">not</w:t>
+      </w:r>
+      <w:r>
+        <w:t xml:space="preserve"> </w:t>
+      </w:r>
+      <w:r>
+        <w:t xml:space="preserve">consent</w:t>
+      </w:r>
+      <w:r>
+        <w:t xml:space="preserve"> </w:t>
+      </w:r>
+      <w:r>
+        <w:t xml:space="preserve">to</w:t>
+      </w:r>
+      <w:r>
+        <w:t xml:space="preserve"> </w:t>
+      </w:r>
+      <w:r>
+        <w:t xml:space="preserve">the</w:t>
+      </w:r>
+      <w:r>
+        <w:t xml:space="preserve"> </w:t>
+      </w:r>
+      <w:r>
+        <w:t xml:space="preserve">entry</w:t>
+      </w:r>
+      <w:r>
+        <w:t xml:space="preserve"> </w:t>
+      </w:r>
+      <w:r>
+        <w:t xml:space="preserve">of</w:t>
+      </w:r>
+      <w:r>
+        <w:t xml:space="preserve"> </w:t>
+      </w:r>
+      <w:r>
+        <w:t xml:space="preserve">final</w:t>
+      </w:r>
+      <w:r>
+        <w:t xml:space="preserve"> </w:t>
+      </w:r>
+      <w:r>
+        <w:t xml:space="preserve">orders</w:t>
+      </w:r>
+      <w:r>
+        <w:t xml:space="preserve"> </w:t>
+      </w:r>
+      <w:r>
+        <w:t xml:space="preserve">or</w:t>
+      </w:r>
+      <w:r>
+        <w:t xml:space="preserve"> </w:t>
+      </w:r>
+      <w:r>
+        <w:t xml:space="preserve">judgment</w:t>
+      </w:r>
+      <w:r>
+        <w:t xml:space="preserve"> </w:t>
+      </w:r>
+      <w:r>
+        <w:t xml:space="preserve">by</w:t>
+      </w:r>
+      <w:r>
+        <w:t xml:space="preserve"> </w:t>
+      </w:r>
+      <w:r>
+        <w:t xml:space="preserve">the</w:t>
+      </w:r>
+      <w:r>
+        <w:t xml:space="preserve"> </w:t>
+      </w:r>
+      <w:r>
+        <w:t xml:space="preserve">bankruptcy</w:t>
+      </w:r>
+      <w:r>
+        <w:t xml:space="preserve"> </w:t>
+      </w:r>
+      <w:r>
+        <w:t xml:space="preserve">court.</w:t>
+      </w:r>
+      <w:r>
+        <w:t xml:space="preserve"> </w:t>
+      </w:r>
+      <w:r>
+        <w:t xml:space="preserve">Placeholder:</w:t>
+      </w:r>
+      <w:r>
+        <w:t xml:space="preserve"> </w:t>
+      </w:r>
+      <w:r>
+        <w:t xml:space="preserve">the</w:t>
+      </w:r>
+      <w:r>
+        <w:t xml:space="preserve"> </w:t>
+      </w:r>
+      <w:r>
+        <w:t xml:space="preserve">filed</w:t>
+      </w:r>
+      <w:r>
+        <w:t xml:space="preserve"> </w:t>
+      </w:r>
+      <w:r>
+        <w:t xml:space="preserve">complaint</w:t>
+      </w:r>
+      <w:r>
+        <w:t xml:space="preserve"> </w:t>
+      </w:r>
+      <w:r>
+        <w:t xml:space="preserve">does</w:t>
+      </w:r>
+      <w:r>
+        <w:t xml:space="preserve"> </w:t>
+      </w:r>
+      <w:r>
+        <w:t xml:space="preserve">not</w:t>
+      </w:r>
+      <w:r>
+        <w:t xml:space="preserve"> </w:t>
+      </w:r>
+      <w:r>
+        <w:t xml:space="preserve">state</w:t>
+      </w:r>
+      <w:r>
+        <w:t xml:space="preserve"> </w:t>
+      </w:r>
+      <w:r>
+        <w:t xml:space="preserve">a</w:t>
+      </w:r>
+      <w:r>
+        <w:t xml:space="preserve"> </w:t>
+      </w:r>
+      <w:r>
+        <w:t xml:space="preserve">position;</w:t>
+      </w:r>
+      <w:r>
+        <w:t xml:space="preserve"> </w:t>
+      </w:r>
+      <w:r>
+        <w:t xml:space="preserve">counsel</w:t>
+      </w:r>
+      <w:r>
+        <w:t xml:space="preserve"> </w:t>
+      </w:r>
+      <w:r>
+        <w:t xml:space="preserve">to</w:t>
+      </w:r>
+      <w:r>
+        <w:t xml:space="preserve"> </w:t>
+      </w:r>
+      <w:r>
+        <w:t xml:space="preserve">complete</w:t>
+      </w:r>
+      <w:r>
+        <w:t xml:space="preserve"> </w:t>
+      </w:r>
+      <w:r>
+        <w:t xml:space="preserve">under</w:t>
+      </w:r>
+      <w:r>
+        <w:t xml:space="preserve"> </w:t>
+      </w:r>
+      <w:r>
+        <w:t xml:space="preserve">Fed.</w:t>
+      </w:r>
+      <w:r>
+        <w:t xml:space="preserve"> </w:t>
+      </w:r>
+      <w:r>
+        <w:t xml:space="preserve">R.</w:t>
+      </w:r>
+      <w:r>
+        <w:t xml:space="preserve"> </w:t>
+      </w:r>
+      <w:r>
+        <w:t xml:space="preserve">Bankr.</w:t>
+      </w:r>
+      <w:r>
+        <w:t xml:space="preserve"> </w:t>
+      </w:r>
+      <w:r>
+        <w:t xml:space="preserve">P.</w:t>
+      </w:r>
+      <w:r>
+        <w:t xml:space="preserve"> </w:t>
+      </w:r>
+      <w:r>
+        <w:t xml:space="preserve">7008(a).]</w:t>
       </w:r>
     </w:p>
-    <w:bookmarkEnd w:id="21"/>
-    <w:bookmarkStart w:id="22" w:name="factual-background"/>
     <w:p>
       <w:pPr>
         <w:pStyle w:val="Heading1"/>
+        <w:keepNext/>
+        <w:keepLines/>
+        <w:spacing w:before="0" w:after="0" w:line="480" w:lineRule="exact"/>
+        <w:ind w:left="0" w:firstLine="0"/>
+        <w:jc w:val="center"/>
       </w:pPr>
       <w:r>
-        <w:t xml:space="preserve">FACTUAL BACKGROUND</w:t>
+        <w:rPr>
+          <w:b/>
+          <w:bCs/>
+        </w:rPr>
+        <w:t xml:space="preserve">FACTUAL</w:t>
+      </w:r>
+      <w:r>
+        <w:rPr>
+          <w:b/>
+          <w:bCs/>
+        </w:rPr>
+        <w:t xml:space="preserve"> </w:t>
+      </w:r>
+      <w:r>
+        <w:rPr>
+          <w:b/>
+          <w:bCs/>
+        </w:rPr>
+        <w:t xml:space="preserve">BACKGROUND</w:t>
       </w:r>
     </w:p>
     <w:p>
       <w:pPr>
-        <w:pStyle w:val="FirstParagraph"/>
+        <w:tabs>
+          <w:tab w:val="left" w:pos="1440"/>
+        </w:tabs>
+        <w:spacing w:before="0" w:after="0" w:line="480" w:lineRule="exact"/>
+        <w:ind w:left="0" w:firstLine="720"/>
+        <w:jc w:val="left"/>
       </w:pPr>
       <w:r>
         <w:t xml:space="preserve">6.</w:t>
@@ -445,12 +1990,167 @@
         <w:tab/>
       </w:r>
       <w:r>
-        <w:t xml:space="preserve">On January 16, 2019 (the “Petition Date”), the Debtor filed a voluntary petition for relief under Chapter 11 of Title 11 of the United States Code.</w:t>
+        <w:t xml:space="preserve">On</w:t>
+      </w:r>
+      <w:r>
+        <w:t xml:space="preserve"> </w:t>
+      </w:r>
+      <w:r>
+        <w:t xml:space="preserve">January</w:t>
+      </w:r>
+      <w:r>
+        <w:t xml:space="preserve"> </w:t>
+      </w:r>
+      <w:r>
+        <w:t xml:space="preserve">16,</w:t>
+      </w:r>
+      <w:r>
+        <w:t xml:space="preserve"> </w:t>
+      </w:r>
+      <w:r>
+        <w:t xml:space="preserve">2019</w:t>
+      </w:r>
+      <w:r>
+        <w:t xml:space="preserve"> </w:t>
+      </w:r>
+      <w:r>
+        <w:t xml:space="preserve">(the</w:t>
+      </w:r>
+      <w:r>
+        <w:t xml:space="preserve"> </w:t>
+      </w:r>
+      <w:r>
+        <w:t xml:space="preserve">“Petition</w:t>
+      </w:r>
+      <w:r>
+        <w:t xml:space="preserve"> </w:t>
+      </w:r>
+      <w:r>
+        <w:t xml:space="preserve">Date”),</w:t>
+      </w:r>
+      <w:r>
+        <w:t xml:space="preserve"> </w:t>
+      </w:r>
+      <w:r>
+        <w:t xml:space="preserve">the</w:t>
+      </w:r>
+      <w:r>
+        <w:t xml:space="preserve"> </w:t>
+      </w:r>
+      <w:r>
+        <w:t xml:space="preserve">Debtor</w:t>
+      </w:r>
+      <w:r>
+        <w:t xml:space="preserve"> </w:t>
+      </w:r>
+      <w:r>
+        <w:t xml:space="preserve">filed</w:t>
+      </w:r>
+      <w:r>
+        <w:t xml:space="preserve"> </w:t>
+      </w:r>
+      <w:r>
+        <w:t xml:space="preserve">a</w:t>
+      </w:r>
+      <w:r>
+        <w:t xml:space="preserve"> </w:t>
+      </w:r>
+      <w:r>
+        <w:t xml:space="preserve">voluntary</w:t>
+      </w:r>
+      <w:r>
+        <w:t xml:space="preserve"> </w:t>
+      </w:r>
+      <w:r>
+        <w:t xml:space="preserve">petition</w:t>
+      </w:r>
+      <w:r>
+        <w:t xml:space="preserve"> </w:t>
+      </w:r>
+      <w:r>
+        <w:t xml:space="preserve">for</w:t>
+      </w:r>
+      <w:r>
+        <w:t xml:space="preserve"> </w:t>
+      </w:r>
+      <w:r>
+        <w:t xml:space="preserve">relief</w:t>
+      </w:r>
+      <w:r>
+        <w:t xml:space="preserve"> </w:t>
+      </w:r>
+      <w:r>
+        <w:t xml:space="preserve">under</w:t>
+      </w:r>
+      <w:r>
+        <w:t xml:space="preserve"> </w:t>
+      </w:r>
+      <w:r>
+        <w:t xml:space="preserve">Chapter</w:t>
+      </w:r>
+      <w:r>
+        <w:t xml:space="preserve"> </w:t>
+      </w:r>
+      <w:r>
+        <w:t xml:space="preserve">11</w:t>
+      </w:r>
+      <w:r>
+        <w:t xml:space="preserve"> </w:t>
+      </w:r>
+      <w:r>
+        <w:t xml:space="preserve">of</w:t>
+      </w:r>
+      <w:r>
+        <w:t xml:space="preserve"> </w:t>
+      </w:r>
+      <w:r>
+        <w:t xml:space="preserve">Title</w:t>
+      </w:r>
+      <w:r>
+        <w:t xml:space="preserve"> </w:t>
+      </w:r>
+      <w:r>
+        <w:t xml:space="preserve">11</w:t>
+      </w:r>
+      <w:r>
+        <w:t xml:space="preserve"> </w:t>
+      </w:r>
+      <w:r>
+        <w:t xml:space="preserve">of</w:t>
+      </w:r>
+      <w:r>
+        <w:t xml:space="preserve"> </w:t>
+      </w:r>
+      <w:r>
+        <w:t xml:space="preserve">the</w:t>
+      </w:r>
+      <w:r>
+        <w:t xml:space="preserve"> </w:t>
+      </w:r>
+      <w:r>
+        <w:t xml:space="preserve">United</w:t>
+      </w:r>
+      <w:r>
+        <w:t xml:space="preserve"> </w:t>
+      </w:r>
+      <w:r>
+        <w:t xml:space="preserve">States</w:t>
+      </w:r>
+      <w:r>
+        <w:t xml:space="preserve"> </w:t>
+      </w:r>
+      <w:r>
+        <w:t xml:space="preserve">Code.</w:t>
       </w:r>
     </w:p>
     <w:p>
       <w:pPr>
-        <w:pStyle w:val="BodyText"/>
+        <w:tabs>
+          <w:tab w:val="left" w:pos="1440"/>
+        </w:tabs>
+        <w:spacing w:before="0" w:after="0" w:line="480" w:lineRule="exact"/>
+        <w:ind w:left="0" w:firstLine="720"/>
+        <w:jc w:val="left"/>
       </w:pPr>
       <w:r>
         <w:t xml:space="preserve">7.</w:t>
@@ -459,12 +2159,299 @@
         <w:tab/>
       </w:r>
       <w:r>
-        <w:t xml:space="preserve">The Debtor’s voluntary petition filing created an estate, as defined by 11 U.S.C. § 541(a), including all of the Debtor’s legal or equitable interests in property as of the commencement of the case, and any interest in property that the estate acquires after the commencement of the case.</w:t>
+        <w:t xml:space="preserve">The</w:t>
+      </w:r>
+      <w:r>
+        <w:t xml:space="preserve"> </w:t>
+      </w:r>
+      <w:r>
+        <w:t xml:space="preserve">Debtor’s</w:t>
+      </w:r>
+      <w:r>
+        <w:t xml:space="preserve"> </w:t>
+      </w:r>
+      <w:r>
+        <w:t xml:space="preserve">voluntary</w:t>
+      </w:r>
+      <w:r>
+        <w:t xml:space="preserve"> </w:t>
+      </w:r>
+      <w:r>
+        <w:t xml:space="preserve">petition</w:t>
+      </w:r>
+      <w:r>
+        <w:t xml:space="preserve"> </w:t>
+      </w:r>
+      <w:r>
+        <w:t xml:space="preserve">filing</w:t>
+      </w:r>
+      <w:r>
+        <w:t xml:space="preserve"> </w:t>
+      </w:r>
+      <w:r>
+        <w:t xml:space="preserve">created</w:t>
+      </w:r>
+      <w:r>
+        <w:t xml:space="preserve"> </w:t>
+      </w:r>
+      <w:r>
+        <w:t xml:space="preserve">an</w:t>
+      </w:r>
+      <w:r>
+        <w:t xml:space="preserve"> </w:t>
+      </w:r>
+      <w:r>
+        <w:t xml:space="preserve">estate,</w:t>
+      </w:r>
+      <w:r>
+        <w:t xml:space="preserve"> </w:t>
+      </w:r>
+      <w:r>
+        <w:t xml:space="preserve">as</w:t>
+      </w:r>
+      <w:r>
+        <w:t xml:space="preserve"> </w:t>
+      </w:r>
+      <w:r>
+        <w:t xml:space="preserve">defined</w:t>
+      </w:r>
+      <w:r>
+        <w:t xml:space="preserve"> </w:t>
+      </w:r>
+      <w:r>
+        <w:t xml:space="preserve">by</w:t>
+      </w:r>
+      <w:r>
+        <w:t xml:space="preserve"> </w:t>
+      </w:r>
+      <w:r>
+        <w:t xml:space="preserve">11</w:t>
+      </w:r>
+      <w:r>
+        <w:t xml:space="preserve"> </w:t>
+      </w:r>
+      <w:r>
+        <w:t xml:space="preserve">U.S.C.</w:t>
+      </w:r>
+      <w:r>
+        <w:t xml:space="preserve"> </w:t>
+      </w:r>
+      <w:r>
+        <w:t xml:space="preserve">§</w:t>
+      </w:r>
+      <w:r>
+        <w:t xml:space="preserve"> </w:t>
+      </w:r>
+      <w:r>
+        <w:t xml:space="preserve">541(a),</w:t>
+      </w:r>
+      <w:r>
+        <w:t xml:space="preserve"> </w:t>
+      </w:r>
+      <w:r>
+        <w:t xml:space="preserve">including</w:t>
+      </w:r>
+      <w:r>
+        <w:t xml:space="preserve"> </w:t>
+      </w:r>
+      <w:r>
+        <w:t xml:space="preserve">all</w:t>
+      </w:r>
+      <w:r>
+        <w:t xml:space="preserve"> </w:t>
+      </w:r>
+      <w:r>
+        <w:t xml:space="preserve">of</w:t>
+      </w:r>
+      <w:r>
+        <w:t xml:space="preserve"> </w:t>
+      </w:r>
+      <w:r>
+        <w:t xml:space="preserve">the</w:t>
+      </w:r>
+      <w:r>
+        <w:t xml:space="preserve"> </w:t>
+      </w:r>
+      <w:r>
+        <w:t xml:space="preserve">Debtor’s</w:t>
+      </w:r>
+      <w:r>
+        <w:t xml:space="preserve"> </w:t>
+      </w:r>
+      <w:r>
+        <w:t xml:space="preserve">legal</w:t>
+      </w:r>
+      <w:r>
+        <w:t xml:space="preserve"> </w:t>
+      </w:r>
+      <w:r>
+        <w:t xml:space="preserve">or</w:t>
+      </w:r>
+      <w:r>
+        <w:t xml:space="preserve"> </w:t>
+      </w:r>
+      <w:r>
+        <w:t xml:space="preserve">equitable</w:t>
+      </w:r>
+      <w:r>
+        <w:t xml:space="preserve"> </w:t>
+      </w:r>
+      <w:r>
+        <w:t xml:space="preserve">interests</w:t>
+      </w:r>
+      <w:r>
+        <w:t xml:space="preserve"> </w:t>
+      </w:r>
+      <w:r>
+        <w:t xml:space="preserve">in</w:t>
+      </w:r>
+      <w:r>
+        <w:t xml:space="preserve"> </w:t>
+      </w:r>
+      <w:r>
+        <w:t xml:space="preserve">property</w:t>
+      </w:r>
+      <w:r>
+        <w:t xml:space="preserve"> </w:t>
+      </w:r>
+      <w:r>
+        <w:t xml:space="preserve">as</w:t>
+      </w:r>
+      <w:r>
+        <w:t xml:space="preserve"> </w:t>
+      </w:r>
+      <w:r>
+        <w:t xml:space="preserve">of</w:t>
+      </w:r>
+      <w:r>
+        <w:t xml:space="preserve"> </w:t>
+      </w:r>
+      <w:r>
+        <w:t xml:space="preserve">the</w:t>
+      </w:r>
+      <w:r>
+        <w:t xml:space="preserve"> </w:t>
+      </w:r>
+      <w:r>
+        <w:t xml:space="preserve">commencement</w:t>
+      </w:r>
+      <w:r>
+        <w:t xml:space="preserve"> </w:t>
+      </w:r>
+      <w:r>
+        <w:t xml:space="preserve">of</w:t>
+      </w:r>
+      <w:r>
+        <w:t xml:space="preserve"> </w:t>
+      </w:r>
+      <w:r>
+        <w:t xml:space="preserve">the</w:t>
+      </w:r>
+      <w:r>
+        <w:t xml:space="preserve"> </w:t>
+      </w:r>
+      <w:r>
+        <w:t xml:space="preserve">case,</w:t>
+      </w:r>
+      <w:r>
+        <w:t xml:space="preserve"> </w:t>
+      </w:r>
+      <w:r>
+        <w:t xml:space="preserve">and</w:t>
+      </w:r>
+      <w:r>
+        <w:t xml:space="preserve"> </w:t>
+      </w:r>
+      <w:r>
+        <w:t xml:space="preserve">any</w:t>
+      </w:r>
+      <w:r>
+        <w:t xml:space="preserve"> </w:t>
+      </w:r>
+      <w:r>
+        <w:t xml:space="preserve">interest</w:t>
+      </w:r>
+      <w:r>
+        <w:t xml:space="preserve"> </w:t>
+      </w:r>
+      <w:r>
+        <w:t xml:space="preserve">in</w:t>
+      </w:r>
+      <w:r>
+        <w:t xml:space="preserve"> </w:t>
+      </w:r>
+      <w:r>
+        <w:t xml:space="preserve">property</w:t>
+      </w:r>
+      <w:r>
+        <w:t xml:space="preserve"> </w:t>
+      </w:r>
+      <w:r>
+        <w:t xml:space="preserve">that</w:t>
+      </w:r>
+      <w:r>
+        <w:t xml:space="preserve"> </w:t>
+      </w:r>
+      <w:r>
+        <w:t xml:space="preserve">the</w:t>
+      </w:r>
+      <w:r>
+        <w:t xml:space="preserve"> </w:t>
+      </w:r>
+      <w:r>
+        <w:t xml:space="preserve">estate</w:t>
+      </w:r>
+      <w:r>
+        <w:t xml:space="preserve"> </w:t>
+      </w:r>
+      <w:r>
+        <w:t xml:space="preserve">acquires</w:t>
+      </w:r>
+      <w:r>
+        <w:t xml:space="preserve"> </w:t>
+      </w:r>
+      <w:r>
+        <w:t xml:space="preserve">after</w:t>
+      </w:r>
+      <w:r>
+        <w:t xml:space="preserve"> </w:t>
+      </w:r>
+      <w:r>
+        <w:t xml:space="preserve">the</w:t>
+      </w:r>
+      <w:r>
+        <w:t xml:space="preserve"> </w:t>
+      </w:r>
+      <w:r>
+        <w:t xml:space="preserve">commencement</w:t>
+      </w:r>
+      <w:r>
+        <w:t xml:space="preserve"> </w:t>
+      </w:r>
+      <w:r>
+        <w:t xml:space="preserve">of</w:t>
+      </w:r>
+      <w:r>
+        <w:t xml:space="preserve"> </w:t>
+      </w:r>
+      <w:r>
+        <w:t xml:space="preserve">the</w:t>
+      </w:r>
+      <w:r>
+        <w:t xml:space="preserve"> </w:t>
+      </w:r>
+      <w:r>
+        <w:t xml:space="preserve">case.</w:t>
       </w:r>
     </w:p>
     <w:p>
       <w:pPr>
-        <w:pStyle w:val="BodyText"/>
+        <w:tabs>
+          <w:tab w:val="left" w:pos="1440"/>
+        </w:tabs>
+        <w:spacing w:before="0" w:after="0" w:line="480" w:lineRule="exact"/>
+        <w:ind w:left="0" w:firstLine="720"/>
+        <w:jc w:val="left"/>
       </w:pPr>
       <w:r>
         <w:t xml:space="preserve">8.</w:t>
@@ -473,12 +2460,203 @@
         <w:tab/>
       </w:r>
       <w:r>
-        <w:t xml:space="preserve">On the Petition Date, pursuant to 11 U.S.C. § 521 and Bankruptcy Rule 1007(b), the Debtor also filed its Statement of Financial Affairs (“Statement”) and its Schedules of Assets and Liabilities (“Schedules”).</w:t>
+        <w:t xml:space="preserve">On</w:t>
+      </w:r>
+      <w:r>
+        <w:t xml:space="preserve"> </w:t>
+      </w:r>
+      <w:r>
+        <w:t xml:space="preserve">the</w:t>
+      </w:r>
+      <w:r>
+        <w:t xml:space="preserve"> </w:t>
+      </w:r>
+      <w:r>
+        <w:t xml:space="preserve">Petition</w:t>
+      </w:r>
+      <w:r>
+        <w:t xml:space="preserve"> </w:t>
+      </w:r>
+      <w:r>
+        <w:t xml:space="preserve">Date,</w:t>
+      </w:r>
+      <w:r>
+        <w:t xml:space="preserve"> </w:t>
+      </w:r>
+      <w:r>
+        <w:t xml:space="preserve">pursuant</w:t>
+      </w:r>
+      <w:r>
+        <w:t xml:space="preserve"> </w:t>
+      </w:r>
+      <w:r>
+        <w:t xml:space="preserve">to</w:t>
+      </w:r>
+      <w:r>
+        <w:t xml:space="preserve"> </w:t>
+      </w:r>
+      <w:r>
+        <w:t xml:space="preserve">11</w:t>
+      </w:r>
+      <w:r>
+        <w:t xml:space="preserve"> </w:t>
+      </w:r>
+      <w:r>
+        <w:t xml:space="preserve">U.S.C.</w:t>
+      </w:r>
+      <w:r>
+        <w:t xml:space="preserve"> </w:t>
+      </w:r>
+      <w:r>
+        <w:t xml:space="preserve">§</w:t>
+      </w:r>
+      <w:r>
+        <w:t xml:space="preserve"> </w:t>
+      </w:r>
+      <w:r>
+        <w:t xml:space="preserve">521</w:t>
+      </w:r>
+      <w:r>
+        <w:t xml:space="preserve"> </w:t>
+      </w:r>
+      <w:r>
+        <w:t xml:space="preserve">and</w:t>
+      </w:r>
+      <w:r>
+        <w:t xml:space="preserve"> </w:t>
+      </w:r>
+      <w:r>
+        <w:t xml:space="preserve">Bankruptcy</w:t>
+      </w:r>
+      <w:r>
+        <w:t xml:space="preserve"> </w:t>
+      </w:r>
+      <w:r>
+        <w:t xml:space="preserve">Rule</w:t>
+      </w:r>
+      <w:r>
+        <w:t xml:space="preserve"> </w:t>
+      </w:r>
+      <w:r>
+        <w:t xml:space="preserve">1007(b),</w:t>
+      </w:r>
+      <w:r>
+        <w:t xml:space="preserve"> </w:t>
+      </w:r>
+      <w:r>
+        <w:t xml:space="preserve">the</w:t>
+      </w:r>
+      <w:r>
+        <w:t xml:space="preserve"> </w:t>
+      </w:r>
+      <w:r>
+        <w:t xml:space="preserve">Debtor</w:t>
+      </w:r>
+      <w:r>
+        <w:t xml:space="preserve"> </w:t>
+      </w:r>
+      <w:r>
+        <w:t xml:space="preserve">also</w:t>
+      </w:r>
+      <w:r>
+        <w:t xml:space="preserve"> </w:t>
+      </w:r>
+      <w:r>
+        <w:t xml:space="preserve">filed</w:t>
+      </w:r>
+      <w:r>
+        <w:t xml:space="preserve"> </w:t>
+      </w:r>
+      <w:r>
+        <w:t xml:space="preserve">its</w:t>
+      </w:r>
+      <w:r>
+        <w:t xml:space="preserve"> </w:t>
+      </w:r>
+      <w:r>
+        <w:t xml:space="preserve">Statement</w:t>
+      </w:r>
+      <w:r>
+        <w:t xml:space="preserve"> </w:t>
+      </w:r>
+      <w:r>
+        <w:t xml:space="preserve">of</w:t>
+      </w:r>
+      <w:r>
+        <w:t xml:space="preserve"> </w:t>
+      </w:r>
+      <w:r>
+        <w:t xml:space="preserve">Financial</w:t>
+      </w:r>
+      <w:r>
+        <w:t xml:space="preserve"> </w:t>
+      </w:r>
+      <w:r>
+        <w:t xml:space="preserve">Affairs</w:t>
+      </w:r>
+      <w:r>
+        <w:t xml:space="preserve"> </w:t>
+      </w:r>
+      <w:r>
+        <w:t xml:space="preserve">(“Statement”)</w:t>
+      </w:r>
+      <w:r>
+        <w:t xml:space="preserve"> </w:t>
+      </w:r>
+      <w:r>
+        <w:t xml:space="preserve">and</w:t>
+      </w:r>
+      <w:r>
+        <w:t xml:space="preserve"> </w:t>
+      </w:r>
+      <w:r>
+        <w:t xml:space="preserve">its</w:t>
+      </w:r>
+      <w:r>
+        <w:t xml:space="preserve"> </w:t>
+      </w:r>
+      <w:r>
+        <w:t xml:space="preserve">Schedules</w:t>
+      </w:r>
+      <w:r>
+        <w:t xml:space="preserve"> </w:t>
+      </w:r>
+      <w:r>
+        <w:t xml:space="preserve">of</w:t>
+      </w:r>
+      <w:r>
+        <w:t xml:space="preserve"> </w:t>
+      </w:r>
+      <w:r>
+        <w:t xml:space="preserve">Assets</w:t>
+      </w:r>
+      <w:r>
+        <w:t xml:space="preserve"> </w:t>
+      </w:r>
+      <w:r>
+        <w:t xml:space="preserve">and</w:t>
+      </w:r>
+      <w:r>
+        <w:t xml:space="preserve"> </w:t>
+      </w:r>
+      <w:r>
+        <w:t xml:space="preserve">Liabilities</w:t>
+      </w:r>
+      <w:r>
+        <w:t xml:space="preserve"> </w:t>
+      </w:r>
+      <w:r>
+        <w:t xml:space="preserve">(“Schedules”).</w:t>
       </w:r>
     </w:p>
     <w:p>
       <w:pPr>
-        <w:pStyle w:val="BodyText"/>
+        <w:tabs>
+          <w:tab w:val="left" w:pos="1440"/>
+        </w:tabs>
+        <w:spacing w:before="0" w:after="0" w:line="480" w:lineRule="exact"/>
+        <w:ind w:left="0" w:firstLine="720"/>
+        <w:jc w:val="left"/>
       </w:pPr>
       <w:r>
         <w:t xml:space="preserve">9.</w:t>
@@ -487,12 +2665,395 @@
         <w:tab/>
       </w:r>
       <w:r>
-        <w:t xml:space="preserve">In the Statement, Part 11, the Debtor attached Exhibits 8, 9, and 10, listing property owned by the Debtor but allegedly held “in Trust for Parishes and Schools.” Attached as Exhibit A, and incorporated herein, is a true and correct copy of the Statement, Exhibits 8, 9, and 10. All the property listed on Exhibit A shall be referred to together as “Disputed Property.”</w:t>
+        <w:t xml:space="preserve">In</w:t>
+      </w:r>
+      <w:r>
+        <w:t xml:space="preserve"> </w:t>
+      </w:r>
+      <w:r>
+        <w:t xml:space="preserve">the</w:t>
+      </w:r>
+      <w:r>
+        <w:t xml:space="preserve"> </w:t>
+      </w:r>
+      <w:r>
+        <w:t xml:space="preserve">Statement,</w:t>
+      </w:r>
+      <w:r>
+        <w:t xml:space="preserve"> </w:t>
+      </w:r>
+      <w:r>
+        <w:t xml:space="preserve">Part</w:t>
+      </w:r>
+      <w:r>
+        <w:t xml:space="preserve"> </w:t>
+      </w:r>
+      <w:r>
+        <w:t xml:space="preserve">11,</w:t>
+      </w:r>
+      <w:r>
+        <w:t xml:space="preserve"> </w:t>
+      </w:r>
+      <w:r>
+        <w:t xml:space="preserve">the</w:t>
+      </w:r>
+      <w:r>
+        <w:t xml:space="preserve"> </w:t>
+      </w:r>
+      <w:r>
+        <w:t xml:space="preserve">Debtor</w:t>
+      </w:r>
+      <w:r>
+        <w:t xml:space="preserve"> </w:t>
+      </w:r>
+      <w:r>
+        <w:t xml:space="preserve">attached</w:t>
+      </w:r>
+      <w:r>
+        <w:t xml:space="preserve"> </w:t>
+      </w:r>
+      <w:r>
+        <w:t xml:space="preserve">Exhibits</w:t>
+      </w:r>
+      <w:r>
+        <w:t xml:space="preserve"> </w:t>
+      </w:r>
+      <w:r>
+        <w:t xml:space="preserve">8,</w:t>
+      </w:r>
+      <w:r>
+        <w:t xml:space="preserve"> </w:t>
+      </w:r>
+      <w:r>
+        <w:t xml:space="preserve">9,</w:t>
+      </w:r>
+      <w:r>
+        <w:t xml:space="preserve"> </w:t>
+      </w:r>
+      <w:r>
+        <w:t xml:space="preserve">and</w:t>
+      </w:r>
+      <w:r>
+        <w:t xml:space="preserve"> </w:t>
+      </w:r>
+      <w:r>
+        <w:t xml:space="preserve">10,</w:t>
+      </w:r>
+      <w:r>
+        <w:t xml:space="preserve"> </w:t>
+      </w:r>
+      <w:r>
+        <w:t xml:space="preserve">listing</w:t>
+      </w:r>
+      <w:r>
+        <w:t xml:space="preserve"> </w:t>
+      </w:r>
+      <w:r>
+        <w:t xml:space="preserve">property</w:t>
+      </w:r>
+      <w:r>
+        <w:t xml:space="preserve"> </w:t>
+      </w:r>
+      <w:r>
+        <w:t xml:space="preserve">owned</w:t>
+      </w:r>
+      <w:r>
+        <w:t xml:space="preserve"> </w:t>
+      </w:r>
+      <w:r>
+        <w:t xml:space="preserve">by</w:t>
+      </w:r>
+      <w:r>
+        <w:t xml:space="preserve"> </w:t>
+      </w:r>
+      <w:r>
+        <w:t xml:space="preserve">the</w:t>
+      </w:r>
+      <w:r>
+        <w:t xml:space="preserve"> </w:t>
+      </w:r>
+      <w:r>
+        <w:t xml:space="preserve">Debtor</w:t>
+      </w:r>
+      <w:r>
+        <w:t xml:space="preserve"> </w:t>
+      </w:r>
+      <w:r>
+        <w:t xml:space="preserve">but</w:t>
+      </w:r>
+      <w:r>
+        <w:t xml:space="preserve"> </w:t>
+      </w:r>
+      <w:r>
+        <w:t xml:space="preserve">allegedly</w:t>
+      </w:r>
+      <w:r>
+        <w:t xml:space="preserve"> </w:t>
+      </w:r>
+      <w:r>
+        <w:t xml:space="preserve">held</w:t>
+      </w:r>
+      <w:r>
+        <w:t xml:space="preserve"> </w:t>
+      </w:r>
+      <w:r>
+        <w:t xml:space="preserve">“in</w:t>
+      </w:r>
+      <w:r>
+        <w:t xml:space="preserve"> </w:t>
+      </w:r>
+      <w:r>
+        <w:t xml:space="preserve">Trust</w:t>
+      </w:r>
+      <w:r>
+        <w:t xml:space="preserve"> </w:t>
+      </w:r>
+      <w:r>
+        <w:t xml:space="preserve">for</w:t>
+      </w:r>
+      <w:r>
+        <w:t xml:space="preserve"> </w:t>
+      </w:r>
+      <w:r>
+        <w:t xml:space="preserve">Parishes</w:t>
+      </w:r>
+      <w:r>
+        <w:t xml:space="preserve"> </w:t>
+      </w:r>
+      <w:r>
+        <w:t xml:space="preserve">and</w:t>
+      </w:r>
+      <w:r>
+        <w:t xml:space="preserve"> </w:t>
+      </w:r>
+      <w:r>
+        <w:t xml:space="preserve">Schools.”</w:t>
+      </w:r>
+      <w:r>
+        <w:t xml:space="preserve"> </w:t>
+      </w:r>
+      <w:r>
+        <w:t xml:space="preserve">Attached</w:t>
+      </w:r>
+      <w:r>
+        <w:t xml:space="preserve"> </w:t>
+      </w:r>
+      <w:r>
+        <w:t xml:space="preserve">as</w:t>
+      </w:r>
+      <w:r>
+        <w:t xml:space="preserve"> </w:t>
+      </w:r>
+      <w:r>
+        <w:t xml:space="preserve">Exhibit</w:t>
+      </w:r>
+      <w:r>
+        <w:t xml:space="preserve"> </w:t>
+      </w:r>
+      <w:r>
+        <w:t xml:space="preserve">A,</w:t>
+      </w:r>
+      <w:r>
+        <w:t xml:space="preserve"> </w:t>
+      </w:r>
+      <w:r>
+        <w:t xml:space="preserve">and</w:t>
+      </w:r>
+      <w:r>
+        <w:t xml:space="preserve"> </w:t>
+      </w:r>
+      <w:r>
+        <w:t xml:space="preserve">incorporated</w:t>
+      </w:r>
+      <w:r>
+        <w:t xml:space="preserve"> </w:t>
+      </w:r>
+      <w:r>
+        <w:t xml:space="preserve">herein,</w:t>
+      </w:r>
+      <w:r>
+        <w:t xml:space="preserve"> </w:t>
+      </w:r>
+      <w:r>
+        <w:t xml:space="preserve">is</w:t>
+      </w:r>
+      <w:r>
+        <w:t xml:space="preserve"> </w:t>
+      </w:r>
+      <w:r>
+        <w:t xml:space="preserve">a</w:t>
+      </w:r>
+      <w:r>
+        <w:t xml:space="preserve"> </w:t>
+      </w:r>
+      <w:r>
+        <w:t xml:space="preserve">true</w:t>
+      </w:r>
+      <w:r>
+        <w:t xml:space="preserve"> </w:t>
+      </w:r>
+      <w:r>
+        <w:t xml:space="preserve">and</w:t>
+      </w:r>
+      <w:r>
+        <w:t xml:space="preserve"> </w:t>
+      </w:r>
+      <w:r>
+        <w:t xml:space="preserve">correct</w:t>
+      </w:r>
+      <w:r>
+        <w:t xml:space="preserve"> </w:t>
+      </w:r>
+      <w:r>
+        <w:t xml:space="preserve">copy</w:t>
+      </w:r>
+      <w:r>
+        <w:t xml:space="preserve"> </w:t>
+      </w:r>
+      <w:r>
+        <w:t xml:space="preserve">of</w:t>
+      </w:r>
+      <w:r>
+        <w:t xml:space="preserve"> </w:t>
+      </w:r>
+      <w:r>
+        <w:t xml:space="preserve">the</w:t>
+      </w:r>
+      <w:r>
+        <w:t xml:space="preserve"> </w:t>
+      </w:r>
+      <w:r>
+        <w:t xml:space="preserve">Statement,</w:t>
+      </w:r>
+      <w:r>
+        <w:t xml:space="preserve"> </w:t>
+      </w:r>
+      <w:r>
+        <w:t xml:space="preserve">Exhibits</w:t>
+      </w:r>
+      <w:r>
+        <w:t xml:space="preserve"> </w:t>
+      </w:r>
+      <w:r>
+        <w:t xml:space="preserve">8,</w:t>
+      </w:r>
+      <w:r>
+        <w:t xml:space="preserve"> </w:t>
+      </w:r>
+      <w:r>
+        <w:t xml:space="preserve">9,</w:t>
+      </w:r>
+      <w:r>
+        <w:t xml:space="preserve"> </w:t>
+      </w:r>
+      <w:r>
+        <w:t xml:space="preserve">and</w:t>
+      </w:r>
+      <w:r>
+        <w:t xml:space="preserve"> </w:t>
+      </w:r>
+      <w:r>
+        <w:t xml:space="preserve">10.</w:t>
+      </w:r>
+      <w:r>
+        <w:t xml:space="preserve"> </w:t>
+      </w:r>
+      <w:r>
+        <w:t xml:space="preserve">All</w:t>
+      </w:r>
+      <w:r>
+        <w:t xml:space="preserve"> </w:t>
+      </w:r>
+      <w:r>
+        <w:t xml:space="preserve">the</w:t>
+      </w:r>
+      <w:r>
+        <w:t xml:space="preserve"> </w:t>
+      </w:r>
+      <w:r>
+        <w:t xml:space="preserve">property</w:t>
+      </w:r>
+      <w:r>
+        <w:t xml:space="preserve"> </w:t>
+      </w:r>
+      <w:r>
+        <w:t xml:space="preserve">listed</w:t>
+      </w:r>
+      <w:r>
+        <w:t xml:space="preserve"> </w:t>
+      </w:r>
+      <w:r>
+        <w:t xml:space="preserve">on</w:t>
+      </w:r>
+      <w:r>
+        <w:t xml:space="preserve"> </w:t>
+      </w:r>
+      <w:r>
+        <w:t xml:space="preserve">Exhibit</w:t>
+      </w:r>
+      <w:r>
+        <w:t xml:space="preserve"> </w:t>
+      </w:r>
+      <w:r>
+        <w:t xml:space="preserve">A</w:t>
+      </w:r>
+      <w:r>
+        <w:t xml:space="preserve"> </w:t>
+      </w:r>
+      <w:r>
+        <w:t xml:space="preserve">shall</w:t>
+      </w:r>
+      <w:r>
+        <w:t xml:space="preserve"> </w:t>
+      </w:r>
+      <w:r>
+        <w:t xml:space="preserve">be</w:t>
+      </w:r>
+      <w:r>
+        <w:t xml:space="preserve"> </w:t>
+      </w:r>
+      <w:r>
+        <w:t xml:space="preserve">referred</w:t>
+      </w:r>
+      <w:r>
+        <w:t xml:space="preserve"> </w:t>
+      </w:r>
+      <w:r>
+        <w:t xml:space="preserve">to</w:t>
+      </w:r>
+      <w:r>
+        <w:t xml:space="preserve"> </w:t>
+      </w:r>
+      <w:r>
+        <w:t xml:space="preserve">together</w:t>
+      </w:r>
+      <w:r>
+        <w:t xml:space="preserve"> </w:t>
+      </w:r>
+      <w:r>
+        <w:t xml:space="preserve">as</w:t>
+      </w:r>
+      <w:r>
+        <w:t xml:space="preserve"> </w:t>
+      </w:r>
+      <w:r>
+        <w:t xml:space="preserve">“Disputed</w:t>
+      </w:r>
+      <w:r>
+        <w:t xml:space="preserve"> </w:t>
+      </w:r>
+      <w:r>
+        <w:t xml:space="preserve">Property.”</w:t>
       </w:r>
     </w:p>
     <w:p>
       <w:pPr>
-        <w:pStyle w:val="BodyText"/>
+        <w:tabs>
+          <w:tab w:val="left" w:pos="1440"/>
+        </w:tabs>
+        <w:spacing w:before="0" w:after="0" w:line="480" w:lineRule="exact"/>
+        <w:ind w:left="0" w:firstLine="720"/>
+        <w:jc w:val="left"/>
       </w:pPr>
       <w:r>
         <w:t xml:space="preserve">10.</w:t>
@@ -501,12 +3062,155 @@
         <w:tab/>
       </w:r>
       <w:r>
-        <w:t xml:space="preserve">Upon information and belief, the Committee alleges that the Disputed Property belongs to the Debtor and should be scheduled as property of the estate.</w:t>
+        <w:t xml:space="preserve">Upon</w:t>
+      </w:r>
+      <w:r>
+        <w:t xml:space="preserve"> </w:t>
+      </w:r>
+      <w:r>
+        <w:t xml:space="preserve">information</w:t>
+      </w:r>
+      <w:r>
+        <w:t xml:space="preserve"> </w:t>
+      </w:r>
+      <w:r>
+        <w:t xml:space="preserve">and</w:t>
+      </w:r>
+      <w:r>
+        <w:t xml:space="preserve"> </w:t>
+      </w:r>
+      <w:r>
+        <w:t xml:space="preserve">belief,</w:t>
+      </w:r>
+      <w:r>
+        <w:t xml:space="preserve"> </w:t>
+      </w:r>
+      <w:r>
+        <w:t xml:space="preserve">the</w:t>
+      </w:r>
+      <w:r>
+        <w:t xml:space="preserve"> </w:t>
+      </w:r>
+      <w:r>
+        <w:t xml:space="preserve">Committee</w:t>
+      </w:r>
+      <w:r>
+        <w:t xml:space="preserve"> </w:t>
+      </w:r>
+      <w:r>
+        <w:t xml:space="preserve">alleges</w:t>
+      </w:r>
+      <w:r>
+        <w:t xml:space="preserve"> </w:t>
+      </w:r>
+      <w:r>
+        <w:t xml:space="preserve">that</w:t>
+      </w:r>
+      <w:r>
+        <w:t xml:space="preserve"> </w:t>
+      </w:r>
+      <w:r>
+        <w:t xml:space="preserve">the</w:t>
+      </w:r>
+      <w:r>
+        <w:t xml:space="preserve"> </w:t>
+      </w:r>
+      <w:r>
+        <w:t xml:space="preserve">Disputed</w:t>
+      </w:r>
+      <w:r>
+        <w:t xml:space="preserve"> </w:t>
+      </w:r>
+      <w:r>
+        <w:t xml:space="preserve">Property</w:t>
+      </w:r>
+      <w:r>
+        <w:t xml:space="preserve"> </w:t>
+      </w:r>
+      <w:r>
+        <w:t xml:space="preserve">belongs</w:t>
+      </w:r>
+      <w:r>
+        <w:t xml:space="preserve"> </w:t>
+      </w:r>
+      <w:r>
+        <w:t xml:space="preserve">to</w:t>
+      </w:r>
+      <w:r>
+        <w:t xml:space="preserve"> </w:t>
+      </w:r>
+      <w:r>
+        <w:t xml:space="preserve">the</w:t>
+      </w:r>
+      <w:r>
+        <w:t xml:space="preserve"> </w:t>
+      </w:r>
+      <w:r>
+        <w:t xml:space="preserve">Debtor</w:t>
+      </w:r>
+      <w:r>
+        <w:t xml:space="preserve"> </w:t>
+      </w:r>
+      <w:r>
+        <w:t xml:space="preserve">and</w:t>
+      </w:r>
+      <w:r>
+        <w:t xml:space="preserve"> </w:t>
+      </w:r>
+      <w:r>
+        <w:t xml:space="preserve">should</w:t>
+      </w:r>
+      <w:r>
+        <w:t xml:space="preserve"> </w:t>
+      </w:r>
+      <w:r>
+        <w:t xml:space="preserve">be</w:t>
+      </w:r>
+      <w:r>
+        <w:t xml:space="preserve"> </w:t>
+      </w:r>
+      <w:r>
+        <w:t xml:space="preserve">scheduled</w:t>
+      </w:r>
+      <w:r>
+        <w:t xml:space="preserve"> </w:t>
+      </w:r>
+      <w:r>
+        <w:t xml:space="preserve">as</w:t>
+      </w:r>
+      <w:r>
+        <w:t xml:space="preserve"> </w:t>
+      </w:r>
+      <w:r>
+        <w:t xml:space="preserve">property</w:t>
+      </w:r>
+      <w:r>
+        <w:t xml:space="preserve"> </w:t>
+      </w:r>
+      <w:r>
+        <w:t xml:space="preserve">of</w:t>
+      </w:r>
+      <w:r>
+        <w:t xml:space="preserve"> </w:t>
+      </w:r>
+      <w:r>
+        <w:t xml:space="preserve">the</w:t>
+      </w:r>
+      <w:r>
+        <w:t xml:space="preserve"> </w:t>
+      </w:r>
+      <w:r>
+        <w:t xml:space="preserve">estate.</w:t>
       </w:r>
     </w:p>
     <w:p>
       <w:pPr>
-        <w:pStyle w:val="BodyText"/>
+        <w:tabs>
+          <w:tab w:val="left" w:pos="1440"/>
+        </w:tabs>
+        <w:spacing w:before="0" w:after="0" w:line="480" w:lineRule="exact"/>
+        <w:ind w:left="0" w:firstLine="720"/>
+        <w:jc w:val="left"/>
       </w:pPr>
       <w:r>
         <w:t xml:space="preserve">11.</w:t>
@@ -515,12 +3219,233 @@
         <w:tab/>
       </w:r>
       <w:r>
-        <w:t xml:space="preserve">Upon information and belief, the Committee alleges that the real property identified on Exhibit A (“Disputed Real Property”) is in fact under the Debtor’s complete control and domination, and that the Debtor owns the Disputed Real Property.</w:t>
+        <w:t xml:space="preserve">Upon</w:t>
+      </w:r>
+      <w:r>
+        <w:t xml:space="preserve"> </w:t>
+      </w:r>
+      <w:r>
+        <w:t xml:space="preserve">information</w:t>
+      </w:r>
+      <w:r>
+        <w:t xml:space="preserve"> </w:t>
+      </w:r>
+      <w:r>
+        <w:t xml:space="preserve">and</w:t>
+      </w:r>
+      <w:r>
+        <w:t xml:space="preserve"> </w:t>
+      </w:r>
+      <w:r>
+        <w:t xml:space="preserve">belief,</w:t>
+      </w:r>
+      <w:r>
+        <w:t xml:space="preserve"> </w:t>
+      </w:r>
+      <w:r>
+        <w:t xml:space="preserve">the</w:t>
+      </w:r>
+      <w:r>
+        <w:t xml:space="preserve"> </w:t>
+      </w:r>
+      <w:r>
+        <w:t xml:space="preserve">Committee</w:t>
+      </w:r>
+      <w:r>
+        <w:t xml:space="preserve"> </w:t>
+      </w:r>
+      <w:r>
+        <w:t xml:space="preserve">alleges</w:t>
+      </w:r>
+      <w:r>
+        <w:t xml:space="preserve"> </w:t>
+      </w:r>
+      <w:r>
+        <w:t xml:space="preserve">that</w:t>
+      </w:r>
+      <w:r>
+        <w:t xml:space="preserve"> </w:t>
+      </w:r>
+      <w:r>
+        <w:t xml:space="preserve">the</w:t>
+      </w:r>
+      <w:r>
+        <w:t xml:space="preserve"> </w:t>
+      </w:r>
+      <w:r>
+        <w:t xml:space="preserve">real</w:t>
+      </w:r>
+      <w:r>
+        <w:t xml:space="preserve"> </w:t>
+      </w:r>
+      <w:r>
+        <w:t xml:space="preserve">property</w:t>
+      </w:r>
+      <w:r>
+        <w:t xml:space="preserve"> </w:t>
+      </w:r>
+      <w:r>
+        <w:t xml:space="preserve">identified</w:t>
+      </w:r>
+      <w:r>
+        <w:t xml:space="preserve"> </w:t>
+      </w:r>
+      <w:r>
+        <w:t xml:space="preserve">on</w:t>
+      </w:r>
+      <w:r>
+        <w:t xml:space="preserve"> </w:t>
+      </w:r>
+      <w:r>
+        <w:t xml:space="preserve">Exhibit</w:t>
+      </w:r>
+      <w:r>
+        <w:t xml:space="preserve"> </w:t>
+      </w:r>
+      <w:r>
+        <w:t xml:space="preserve">A</w:t>
+      </w:r>
+      <w:r>
+        <w:t xml:space="preserve"> </w:t>
+      </w:r>
+      <w:r>
+        <w:t xml:space="preserve">(“Disputed</w:t>
+      </w:r>
+      <w:r>
+        <w:t xml:space="preserve"> </w:t>
+      </w:r>
+      <w:r>
+        <w:t xml:space="preserve">Real</w:t>
+      </w:r>
+      <w:r>
+        <w:t xml:space="preserve"> </w:t>
+      </w:r>
+      <w:r>
+        <w:t xml:space="preserve">Property”)</w:t>
+      </w:r>
+      <w:r>
+        <w:t xml:space="preserve"> </w:t>
+      </w:r>
+      <w:r>
+        <w:t xml:space="preserve">is</w:t>
+      </w:r>
+      <w:r>
+        <w:t xml:space="preserve"> </w:t>
+      </w:r>
+      <w:r>
+        <w:t xml:space="preserve">in</w:t>
+      </w:r>
+      <w:r>
+        <w:t xml:space="preserve"> </w:t>
+      </w:r>
+      <w:r>
+        <w:t xml:space="preserve">fact</w:t>
+      </w:r>
+      <w:r>
+        <w:t xml:space="preserve"> </w:t>
+      </w:r>
+      <w:r>
+        <w:t xml:space="preserve">under</w:t>
+      </w:r>
+      <w:r>
+        <w:t xml:space="preserve"> </w:t>
+      </w:r>
+      <w:r>
+        <w:t xml:space="preserve">the</w:t>
+      </w:r>
+      <w:r>
+        <w:t xml:space="preserve"> </w:t>
+      </w:r>
+      <w:r>
+        <w:t xml:space="preserve">Debtor’s</w:t>
+      </w:r>
+      <w:r>
+        <w:t xml:space="preserve"> </w:t>
+      </w:r>
+      <w:r>
+        <w:t xml:space="preserve">complete</w:t>
+      </w:r>
+      <w:r>
+        <w:t xml:space="preserve"> </w:t>
+      </w:r>
+      <w:r>
+        <w:t xml:space="preserve">control</w:t>
+      </w:r>
+      <w:r>
+        <w:t xml:space="preserve"> </w:t>
+      </w:r>
+      <w:r>
+        <w:t xml:space="preserve">and</w:t>
+      </w:r>
+      <w:r>
+        <w:t xml:space="preserve"> </w:t>
+      </w:r>
+      <w:r>
+        <w:t xml:space="preserve">domination,</w:t>
+      </w:r>
+      <w:r>
+        <w:t xml:space="preserve"> </w:t>
+      </w:r>
+      <w:r>
+        <w:t xml:space="preserve">and</w:t>
+      </w:r>
+      <w:r>
+        <w:t xml:space="preserve"> </w:t>
+      </w:r>
+      <w:r>
+        <w:t xml:space="preserve">that</w:t>
+      </w:r>
+      <w:r>
+        <w:t xml:space="preserve"> </w:t>
+      </w:r>
+      <w:r>
+        <w:t xml:space="preserve">the</w:t>
+      </w:r>
+      <w:r>
+        <w:t xml:space="preserve"> </w:t>
+      </w:r>
+      <w:r>
+        <w:t xml:space="preserve">Debtor</w:t>
+      </w:r>
+      <w:r>
+        <w:t xml:space="preserve"> </w:t>
+      </w:r>
+      <w:r>
+        <w:t xml:space="preserve">owns</w:t>
+      </w:r>
+      <w:r>
+        <w:t xml:space="preserve"> </w:t>
+      </w:r>
+      <w:r>
+        <w:t xml:space="preserve">the</w:t>
+      </w:r>
+      <w:r>
+        <w:t xml:space="preserve"> </w:t>
+      </w:r>
+      <w:r>
+        <w:t xml:space="preserve">Disputed</w:t>
+      </w:r>
+      <w:r>
+        <w:t xml:space="preserve"> </w:t>
+      </w:r>
+      <w:r>
+        <w:t xml:space="preserve">Real</w:t>
+      </w:r>
+      <w:r>
+        <w:t xml:space="preserve"> </w:t>
+      </w:r>
+      <w:r>
+        <w:t xml:space="preserve">Property.</w:t>
       </w:r>
     </w:p>
     <w:p>
       <w:pPr>
-        <w:pStyle w:val="BodyText"/>
+        <w:tabs>
+          <w:tab w:val="left" w:pos="1440"/>
+        </w:tabs>
+        <w:spacing w:before="0" w:after="0" w:line="480" w:lineRule="exact"/>
+        <w:ind w:left="0" w:firstLine="720"/>
+        <w:jc w:val="left"/>
       </w:pPr>
       <w:r>
         <w:t xml:space="preserve">12.</w:t>
@@ -529,12 +3454,191 @@
         <w:tab/>
       </w:r>
       <w:r>
-        <w:t xml:space="preserve">Upon information and belief, the Committee alleges that all of the personal property identified on Exhibit A (“Disputed Personal Property”) is in fact under the Debtor’s complete control and domination.</w:t>
+        <w:t xml:space="preserve">Upon</w:t>
+      </w:r>
+      <w:r>
+        <w:t xml:space="preserve"> </w:t>
+      </w:r>
+      <w:r>
+        <w:t xml:space="preserve">information</w:t>
+      </w:r>
+      <w:r>
+        <w:t xml:space="preserve"> </w:t>
+      </w:r>
+      <w:r>
+        <w:t xml:space="preserve">and</w:t>
+      </w:r>
+      <w:r>
+        <w:t xml:space="preserve"> </w:t>
+      </w:r>
+      <w:r>
+        <w:t xml:space="preserve">belief,</w:t>
+      </w:r>
+      <w:r>
+        <w:t xml:space="preserve"> </w:t>
+      </w:r>
+      <w:r>
+        <w:t xml:space="preserve">the</w:t>
+      </w:r>
+      <w:r>
+        <w:t xml:space="preserve"> </w:t>
+      </w:r>
+      <w:r>
+        <w:t xml:space="preserve">Committee</w:t>
+      </w:r>
+      <w:r>
+        <w:t xml:space="preserve"> </w:t>
+      </w:r>
+      <w:r>
+        <w:t xml:space="preserve">alleges</w:t>
+      </w:r>
+      <w:r>
+        <w:t xml:space="preserve"> </w:t>
+      </w:r>
+      <w:r>
+        <w:t xml:space="preserve">that</w:t>
+      </w:r>
+      <w:r>
+        <w:t xml:space="preserve"> </w:t>
+      </w:r>
+      <w:r>
+        <w:t xml:space="preserve">all</w:t>
+      </w:r>
+      <w:r>
+        <w:t xml:space="preserve"> </w:t>
+      </w:r>
+      <w:r>
+        <w:t xml:space="preserve">of</w:t>
+      </w:r>
+      <w:r>
+        <w:t xml:space="preserve"> </w:t>
+      </w:r>
+      <w:r>
+        <w:t xml:space="preserve">the</w:t>
+      </w:r>
+      <w:r>
+        <w:t xml:space="preserve"> </w:t>
+      </w:r>
+      <w:r>
+        <w:t xml:space="preserve">personal</w:t>
+      </w:r>
+      <w:r>
+        <w:t xml:space="preserve"> </w:t>
+      </w:r>
+      <w:r>
+        <w:t xml:space="preserve">property</w:t>
+      </w:r>
+      <w:r>
+        <w:t xml:space="preserve"> </w:t>
+      </w:r>
+      <w:r>
+        <w:t xml:space="preserve">identified</w:t>
+      </w:r>
+      <w:r>
+        <w:t xml:space="preserve"> </w:t>
+      </w:r>
+      <w:r>
+        <w:t xml:space="preserve">on</w:t>
+      </w:r>
+      <w:r>
+        <w:t xml:space="preserve"> </w:t>
+      </w:r>
+      <w:r>
+        <w:t xml:space="preserve">Exhibit</w:t>
+      </w:r>
+      <w:r>
+        <w:t xml:space="preserve"> </w:t>
+      </w:r>
+      <w:r>
+        <w:t xml:space="preserve">A</w:t>
+      </w:r>
+      <w:r>
+        <w:t xml:space="preserve"> </w:t>
+      </w:r>
+      <w:r>
+        <w:t xml:space="preserve">(“Disputed</w:t>
+      </w:r>
+      <w:r>
+        <w:t xml:space="preserve"> </w:t>
+      </w:r>
+      <w:r>
+        <w:t xml:space="preserve">Personal</w:t>
+      </w:r>
+      <w:r>
+        <w:t xml:space="preserve"> </w:t>
+      </w:r>
+      <w:r>
+        <w:t xml:space="preserve">Property”)</w:t>
+      </w:r>
+      <w:r>
+        <w:t xml:space="preserve"> </w:t>
+      </w:r>
+      <w:r>
+        <w:t xml:space="preserve">is</w:t>
+      </w:r>
+      <w:r>
+        <w:t xml:space="preserve"> </w:t>
+      </w:r>
+      <w:r>
+        <w:t xml:space="preserve">in</w:t>
+      </w:r>
+      <w:r>
+        <w:t xml:space="preserve"> </w:t>
+      </w:r>
+      <w:r>
+        <w:t xml:space="preserve">fact</w:t>
+      </w:r>
+      <w:r>
+        <w:t xml:space="preserve"> </w:t>
+      </w:r>
+      <w:r>
+        <w:t xml:space="preserve">under</w:t>
+      </w:r>
+      <w:r>
+        <w:t xml:space="preserve"> </w:t>
+      </w:r>
+      <w:r>
+        <w:t xml:space="preserve">the</w:t>
+      </w:r>
+      <w:r>
+        <w:t xml:space="preserve"> </w:t>
+      </w:r>
+      <w:r>
+        <w:t xml:space="preserve">Debtor’s</w:t>
+      </w:r>
+      <w:r>
+        <w:t xml:space="preserve"> </w:t>
+      </w:r>
+      <w:r>
+        <w:t xml:space="preserve">complete</w:t>
+      </w:r>
+      <w:r>
+        <w:t xml:space="preserve"> </w:t>
+      </w:r>
+      <w:r>
+        <w:t xml:space="preserve">control</w:t>
+      </w:r>
+      <w:r>
+        <w:t xml:space="preserve"> </w:t>
+      </w:r>
+      <w:r>
+        <w:t xml:space="preserve">and</w:t>
+      </w:r>
+      <w:r>
+        <w:t xml:space="preserve"> </w:t>
+      </w:r>
+      <w:r>
+        <w:t xml:space="preserve">domination.</w:t>
       </w:r>
     </w:p>
     <w:p>
       <w:pPr>
-        <w:pStyle w:val="BodyText"/>
+        <w:tabs>
+          <w:tab w:val="left" w:pos="1440"/>
+        </w:tabs>
+        <w:spacing w:before="0" w:after="0" w:line="480" w:lineRule="exact"/>
+        <w:ind w:left="0" w:firstLine="720"/>
+        <w:jc w:val="left"/>
       </w:pPr>
       <w:r>
         <w:t xml:space="preserve">13.</w:t>
@@ -543,12 +3647,89 @@
         <w:tab/>
       </w:r>
       <w:r>
-        <w:t xml:space="preserve">The Debtor has not scheduled the Disputed Property as assets of the estate.</w:t>
+        <w:t xml:space="preserve">The</w:t>
+      </w:r>
+      <w:r>
+        <w:t xml:space="preserve"> </w:t>
+      </w:r>
+      <w:r>
+        <w:t xml:space="preserve">Debtor</w:t>
+      </w:r>
+      <w:r>
+        <w:t xml:space="preserve"> </w:t>
+      </w:r>
+      <w:r>
+        <w:t xml:space="preserve">has</w:t>
+      </w:r>
+      <w:r>
+        <w:t xml:space="preserve"> </w:t>
+      </w:r>
+      <w:r>
+        <w:t xml:space="preserve">not</w:t>
+      </w:r>
+      <w:r>
+        <w:t xml:space="preserve"> </w:t>
+      </w:r>
+      <w:r>
+        <w:t xml:space="preserve">scheduled</w:t>
+      </w:r>
+      <w:r>
+        <w:t xml:space="preserve"> </w:t>
+      </w:r>
+      <w:r>
+        <w:t xml:space="preserve">the</w:t>
+      </w:r>
+      <w:r>
+        <w:t xml:space="preserve"> </w:t>
+      </w:r>
+      <w:r>
+        <w:t xml:space="preserve">Disputed</w:t>
+      </w:r>
+      <w:r>
+        <w:t xml:space="preserve"> </w:t>
+      </w:r>
+      <w:r>
+        <w:t xml:space="preserve">Property</w:t>
+      </w:r>
+      <w:r>
+        <w:t xml:space="preserve"> </w:t>
+      </w:r>
+      <w:r>
+        <w:t xml:space="preserve">as</w:t>
+      </w:r>
+      <w:r>
+        <w:t xml:space="preserve"> </w:t>
+      </w:r>
+      <w:r>
+        <w:t xml:space="preserve">assets</w:t>
+      </w:r>
+      <w:r>
+        <w:t xml:space="preserve"> </w:t>
+      </w:r>
+      <w:r>
+        <w:t xml:space="preserve">of</w:t>
+      </w:r>
+      <w:r>
+        <w:t xml:space="preserve"> </w:t>
+      </w:r>
+      <w:r>
+        <w:t xml:space="preserve">the</w:t>
+      </w:r>
+      <w:r>
+        <w:t xml:space="preserve"> </w:t>
+      </w:r>
+      <w:r>
+        <w:t xml:space="preserve">estate.</w:t>
       </w:r>
     </w:p>
     <w:p>
       <w:pPr>
-        <w:pStyle w:val="BodyText"/>
+        <w:tabs>
+          <w:tab w:val="left" w:pos="1440"/>
+        </w:tabs>
+        <w:spacing w:before="0" w:after="0" w:line="480" w:lineRule="exact"/>
+        <w:ind w:left="0" w:firstLine="720"/>
+        <w:jc w:val="left"/>
       </w:pPr>
       <w:r>
         <w:t xml:space="preserve">14.</w:t>
@@ -557,31 +3738,177 @@
         <w:tab/>
       </w:r>
       <w:r>
-        <w:t xml:space="preserve">Therefore, an actual controversy exists concerning whether the Disputed Property are assets of the estate.</w:t>
+        <w:t xml:space="preserve">Therefore,</w:t>
+      </w:r>
+      <w:r>
+        <w:t xml:space="preserve"> </w:t>
+      </w:r>
+      <w:r>
+        <w:t xml:space="preserve">an</w:t>
+      </w:r>
+      <w:r>
+        <w:t xml:space="preserve"> </w:t>
+      </w:r>
+      <w:r>
+        <w:t xml:space="preserve">actual</w:t>
+      </w:r>
+      <w:r>
+        <w:t xml:space="preserve"> </w:t>
+      </w:r>
+      <w:r>
+        <w:t xml:space="preserve">controversy</w:t>
+      </w:r>
+      <w:r>
+        <w:t xml:space="preserve"> </w:t>
+      </w:r>
+      <w:r>
+        <w:t xml:space="preserve">exists</w:t>
+      </w:r>
+      <w:r>
+        <w:t xml:space="preserve"> </w:t>
+      </w:r>
+      <w:r>
+        <w:t xml:space="preserve">concerning</w:t>
+      </w:r>
+      <w:r>
+        <w:t xml:space="preserve"> </w:t>
+      </w:r>
+      <w:r>
+        <w:t xml:space="preserve">whether</w:t>
+      </w:r>
+      <w:r>
+        <w:t xml:space="preserve"> </w:t>
+      </w:r>
+      <w:r>
+        <w:t xml:space="preserve">the</w:t>
+      </w:r>
+      <w:r>
+        <w:t xml:space="preserve"> </w:t>
+      </w:r>
+      <w:r>
+        <w:t xml:space="preserve">Disputed</w:t>
+      </w:r>
+      <w:r>
+        <w:t xml:space="preserve"> </w:t>
+      </w:r>
+      <w:r>
+        <w:t xml:space="preserve">Property</w:t>
+      </w:r>
+      <w:r>
+        <w:t xml:space="preserve"> </w:t>
+      </w:r>
+      <w:r>
+        <w:t xml:space="preserve">are</w:t>
+      </w:r>
+      <w:r>
+        <w:t xml:space="preserve"> </w:t>
+      </w:r>
+      <w:r>
+        <w:t xml:space="preserve">assets</w:t>
+      </w:r>
+      <w:r>
+        <w:t xml:space="preserve"> </w:t>
+      </w:r>
+      <w:r>
+        <w:t xml:space="preserve">of</w:t>
+      </w:r>
+      <w:r>
+        <w:t xml:space="preserve"> </w:t>
+      </w:r>
+      <w:r>
+        <w:t xml:space="preserve">the</w:t>
+      </w:r>
+      <w:r>
+        <w:t xml:space="preserve"> </w:t>
+      </w:r>
+      <w:r>
+        <w:t xml:space="preserve">estate.</w:t>
       </w:r>
     </w:p>
-    <w:bookmarkEnd w:id="22"/>
-    <w:bookmarkStart w:id="24" w:name="cause-of-action"/>
     <w:p>
       <w:pPr>
         <w:pStyle w:val="Heading1"/>
+        <w:keepNext/>
+        <w:keepLines/>
+        <w:spacing w:before="0" w:after="0" w:line="480" w:lineRule="exact"/>
+        <w:ind w:left="0" w:firstLine="0"/>
+        <w:jc w:val="center"/>
       </w:pPr>
       <w:r>
-        <w:t xml:space="preserve">CAUSE OF ACTION</w:t>
+        <w:rPr>
+          <w:b/>
+          <w:bCs/>
+        </w:rPr>
+        <w:t xml:space="preserve">CAUSE</w:t>
+      </w:r>
+      <w:r>
+        <w:rPr>
+          <w:b/>
+          <w:bCs/>
+        </w:rPr>
+        <w:t xml:space="preserve"> </w:t>
+      </w:r>
+      <w:r>
+        <w:rPr>
+          <w:b/>
+          <w:bCs/>
+        </w:rPr>
+        <w:t xml:space="preserve">OF</w:t>
+      </w:r>
+      <w:r>
+        <w:rPr>
+          <w:b/>
+          <w:bCs/>
+        </w:rPr>
+        <w:t xml:space="preserve"> </w:t>
+      </w:r>
+      <w:r>
+        <w:rPr>
+          <w:b/>
+          <w:bCs/>
+        </w:rPr>
+        <w:t xml:space="preserve">ACTION</w:t>
       </w:r>
     </w:p>
-    <w:bookmarkStart w:id="23" w:name="declaratory-relief"/>
     <w:p>
       <w:pPr>
         <w:pStyle w:val="Heading2"/>
+        <w:keepNext/>
+        <w:keepLines/>
+        <w:spacing w:before="0" w:after="0" w:line="480" w:lineRule="exact"/>
+        <w:ind w:left="0" w:firstLine="0"/>
+        <w:jc w:val="center"/>
       </w:pPr>
       <w:r>
-        <w:t xml:space="preserve">(Declaratory Relief)</w:t>
+        <w:rPr>
+          <w:b/>
+          <w:bCs/>
+        </w:rPr>
+        <w:t xml:space="preserve">(Declaratory</w:t>
+      </w:r>
+      <w:r>
+        <w:rPr>
+          <w:b/>
+          <w:bCs/>
+        </w:rPr>
+        <w:t xml:space="preserve"> </w:t>
+      </w:r>
+      <w:r>
+        <w:rPr>
+          <w:b/>
+          <w:bCs/>
+        </w:rPr>
+        <w:t xml:space="preserve">Relief)</w:t>
       </w:r>
     </w:p>
     <w:p>
       <w:pPr>
-        <w:pStyle w:val="FirstParagraph"/>
+        <w:tabs>
+          <w:tab w:val="left" w:pos="1440"/>
+        </w:tabs>
+        <w:spacing w:before="0" w:after="0" w:line="480" w:lineRule="exact"/>
+        <w:ind w:left="0" w:firstLine="720"/>
+        <w:jc w:val="left"/>
       </w:pPr>
       <w:r>
         <w:t xml:space="preserve">15.</w:t>
@@ -590,12 +3917,101 @@
         <w:tab/>
       </w:r>
       <w:r>
-        <w:t xml:space="preserve">The Committee repeats and realleges each of the allegations contained in paragraphs 1 through 14.</w:t>
+        <w:t xml:space="preserve">The</w:t>
+      </w:r>
+      <w:r>
+        <w:t xml:space="preserve"> </w:t>
+      </w:r>
+      <w:r>
+        <w:t xml:space="preserve">Committee</w:t>
+      </w:r>
+      <w:r>
+        <w:t xml:space="preserve"> </w:t>
+      </w:r>
+      <w:r>
+        <w:t xml:space="preserve">repeats</w:t>
+      </w:r>
+      <w:r>
+        <w:t xml:space="preserve"> </w:t>
+      </w:r>
+      <w:r>
+        <w:t xml:space="preserve">and</w:t>
+      </w:r>
+      <w:r>
+        <w:t xml:space="preserve"> </w:t>
+      </w:r>
+      <w:r>
+        <w:t xml:space="preserve">realleges</w:t>
+      </w:r>
+      <w:r>
+        <w:t xml:space="preserve"> </w:t>
+      </w:r>
+      <w:r>
+        <w:t xml:space="preserve">each</w:t>
+      </w:r>
+      <w:r>
+        <w:t xml:space="preserve"> </w:t>
+      </w:r>
+      <w:r>
+        <w:t xml:space="preserve">of</w:t>
+      </w:r>
+      <w:r>
+        <w:t xml:space="preserve"> </w:t>
+      </w:r>
+      <w:r>
+        <w:t xml:space="preserve">the</w:t>
+      </w:r>
+      <w:r>
+        <w:t xml:space="preserve"> </w:t>
+      </w:r>
+      <w:r>
+        <w:t xml:space="preserve">allegations</w:t>
+      </w:r>
+      <w:r>
+        <w:t xml:space="preserve"> </w:t>
+      </w:r>
+      <w:r>
+        <w:t xml:space="preserve">contained</w:t>
+      </w:r>
+      <w:r>
+        <w:t xml:space="preserve"> </w:t>
+      </w:r>
+      <w:r>
+        <w:t xml:space="preserve">in</w:t>
+      </w:r>
+      <w:r>
+        <w:t xml:space="preserve"> </w:t>
+      </w:r>
+      <w:r>
+        <w:t xml:space="preserve">paragraphs</w:t>
+      </w:r>
+      <w:r>
+        <w:t xml:space="preserve"> </w:t>
+      </w:r>
+      <w:r>
+        <w:t xml:space="preserve">1</w:t>
+      </w:r>
+      <w:r>
+        <w:t xml:space="preserve"> </w:t>
+      </w:r>
+      <w:r>
+        <w:t xml:space="preserve">through</w:t>
+      </w:r>
+      <w:r>
+        <w:t xml:space="preserve"> </w:t>
+      </w:r>
+      <w:r>
+        <w:t xml:space="preserve">14.</w:t>
       </w:r>
     </w:p>
     <w:p>
       <w:pPr>
-        <w:pStyle w:val="BodyText"/>
+        <w:tabs>
+          <w:tab w:val="left" w:pos="1440"/>
+        </w:tabs>
+        <w:spacing w:before="0" w:after="0" w:line="480" w:lineRule="exact"/>
+        <w:ind w:left="0" w:firstLine="720"/>
+        <w:jc w:val="left"/>
       </w:pPr>
       <w:r>
         <w:t xml:space="preserve">16.</w:t>
@@ -604,12 +4020,149 @@
         <w:tab/>
       </w:r>
       <w:r>
-        <w:t xml:space="preserve">In the Statement and Schedule, the Debtor did not include the Disputed Real Property and Disputed Personal Property as property of the estate.</w:t>
+        <w:t xml:space="preserve">In</w:t>
+      </w:r>
+      <w:r>
+        <w:t xml:space="preserve"> </w:t>
+      </w:r>
+      <w:r>
+        <w:t xml:space="preserve">the</w:t>
+      </w:r>
+      <w:r>
+        <w:t xml:space="preserve"> </w:t>
+      </w:r>
+      <w:r>
+        <w:t xml:space="preserve">Statement</w:t>
+      </w:r>
+      <w:r>
+        <w:t xml:space="preserve"> </w:t>
+      </w:r>
+      <w:r>
+        <w:t xml:space="preserve">and</w:t>
+      </w:r>
+      <w:r>
+        <w:t xml:space="preserve"> </w:t>
+      </w:r>
+      <w:r>
+        <w:t xml:space="preserve">Schedule,</w:t>
+      </w:r>
+      <w:r>
+        <w:t xml:space="preserve"> </w:t>
+      </w:r>
+      <w:r>
+        <w:t xml:space="preserve">the</w:t>
+      </w:r>
+      <w:r>
+        <w:t xml:space="preserve"> </w:t>
+      </w:r>
+      <w:r>
+        <w:t xml:space="preserve">Debtor</w:t>
+      </w:r>
+      <w:r>
+        <w:t xml:space="preserve"> </w:t>
+      </w:r>
+      <w:r>
+        <w:t xml:space="preserve">did</w:t>
+      </w:r>
+      <w:r>
+        <w:t xml:space="preserve"> </w:t>
+      </w:r>
+      <w:r>
+        <w:t xml:space="preserve">not</w:t>
+      </w:r>
+      <w:r>
+        <w:t xml:space="preserve"> </w:t>
+      </w:r>
+      <w:r>
+        <w:t xml:space="preserve">include</w:t>
+      </w:r>
+      <w:r>
+        <w:t xml:space="preserve"> </w:t>
+      </w:r>
+      <w:r>
+        <w:t xml:space="preserve">the</w:t>
+      </w:r>
+      <w:r>
+        <w:t xml:space="preserve"> </w:t>
+      </w:r>
+      <w:r>
+        <w:t xml:space="preserve">Disputed</w:t>
+      </w:r>
+      <w:r>
+        <w:t xml:space="preserve"> </w:t>
+      </w:r>
+      <w:r>
+        <w:t xml:space="preserve">Real</w:t>
+      </w:r>
+      <w:r>
+        <w:t xml:space="preserve"> </w:t>
+      </w:r>
+      <w:r>
+        <w:t xml:space="preserve">Property</w:t>
+      </w:r>
+      <w:r>
+        <w:t xml:space="preserve"> </w:t>
+      </w:r>
+      <w:r>
+        <w:t xml:space="preserve">and</w:t>
+      </w:r>
+      <w:r>
+        <w:t xml:space="preserve"> </w:t>
+      </w:r>
+      <w:r>
+        <w:t xml:space="preserve">Disputed</w:t>
+      </w:r>
+      <w:r>
+        <w:t xml:space="preserve"> </w:t>
+      </w:r>
+      <w:r>
+        <w:t xml:space="preserve">Personal</w:t>
+      </w:r>
+      <w:r>
+        <w:t xml:space="preserve"> </w:t>
+      </w:r>
+      <w:r>
+        <w:t xml:space="preserve">Property</w:t>
+      </w:r>
+      <w:r>
+        <w:t xml:space="preserve"> </w:t>
+      </w:r>
+      <w:r>
+        <w:t xml:space="preserve">as</w:t>
+      </w:r>
+      <w:r>
+        <w:t xml:space="preserve"> </w:t>
+      </w:r>
+      <w:r>
+        <w:t xml:space="preserve">property</w:t>
+      </w:r>
+      <w:r>
+        <w:t xml:space="preserve"> </w:t>
+      </w:r>
+      <w:r>
+        <w:t xml:space="preserve">of</w:t>
+      </w:r>
+      <w:r>
+        <w:t xml:space="preserve"> </w:t>
+      </w:r>
+      <w:r>
+        <w:t xml:space="preserve">the</w:t>
+      </w:r>
+      <w:r>
+        <w:t xml:space="preserve"> </w:t>
+      </w:r>
+      <w:r>
+        <w:t xml:space="preserve">estate.</w:t>
       </w:r>
     </w:p>
     <w:p>
       <w:pPr>
-        <w:pStyle w:val="BodyText"/>
+        <w:tabs>
+          <w:tab w:val="left" w:pos="1440"/>
+        </w:tabs>
+        <w:spacing w:before="0" w:after="0" w:line="480" w:lineRule="exact"/>
+        <w:ind w:left="0" w:firstLine="720"/>
+        <w:jc w:val="left"/>
       </w:pPr>
       <w:r>
         <w:t xml:space="preserve">17.</w:t>
@@ -618,12 +4171,173 @@
         <w:tab/>
       </w:r>
       <w:r>
-        <w:t xml:space="preserve">The Committee contends that the Disputed Property is, in fact, property of the Debtor’s estate free and clear of the interests of any other person or entity.</w:t>
+        <w:t xml:space="preserve">The</w:t>
+      </w:r>
+      <w:r>
+        <w:t xml:space="preserve"> </w:t>
+      </w:r>
+      <w:r>
+        <w:t xml:space="preserve">Committee</w:t>
+      </w:r>
+      <w:r>
+        <w:t xml:space="preserve"> </w:t>
+      </w:r>
+      <w:r>
+        <w:t xml:space="preserve">contends</w:t>
+      </w:r>
+      <w:r>
+        <w:t xml:space="preserve"> </w:t>
+      </w:r>
+      <w:r>
+        <w:t xml:space="preserve">that</w:t>
+      </w:r>
+      <w:r>
+        <w:t xml:space="preserve"> </w:t>
+      </w:r>
+      <w:r>
+        <w:t xml:space="preserve">the</w:t>
+      </w:r>
+      <w:r>
+        <w:t xml:space="preserve"> </w:t>
+      </w:r>
+      <w:r>
+        <w:t xml:space="preserve">Disputed</w:t>
+      </w:r>
+      <w:r>
+        <w:t xml:space="preserve"> </w:t>
+      </w:r>
+      <w:r>
+        <w:t xml:space="preserve">Property</w:t>
+      </w:r>
+      <w:r>
+        <w:t xml:space="preserve"> </w:t>
+      </w:r>
+      <w:r>
+        <w:t xml:space="preserve">is,</w:t>
+      </w:r>
+      <w:r>
+        <w:t xml:space="preserve"> </w:t>
+      </w:r>
+      <w:r>
+        <w:t xml:space="preserve">in</w:t>
+      </w:r>
+      <w:r>
+        <w:t xml:space="preserve"> </w:t>
+      </w:r>
+      <w:r>
+        <w:t xml:space="preserve">fact,</w:t>
+      </w:r>
+      <w:r>
+        <w:t xml:space="preserve"> </w:t>
+      </w:r>
+      <w:r>
+        <w:t xml:space="preserve">property</w:t>
+      </w:r>
+      <w:r>
+        <w:t xml:space="preserve"> </w:t>
+      </w:r>
+      <w:r>
+        <w:t xml:space="preserve">of</w:t>
+      </w:r>
+      <w:r>
+        <w:t xml:space="preserve"> </w:t>
+      </w:r>
+      <w:r>
+        <w:t xml:space="preserve">the</w:t>
+      </w:r>
+      <w:r>
+        <w:t xml:space="preserve"> </w:t>
+      </w:r>
+      <w:r>
+        <w:t xml:space="preserve">Debtor’s</w:t>
+      </w:r>
+      <w:r>
+        <w:t xml:space="preserve"> </w:t>
+      </w:r>
+      <w:r>
+        <w:t xml:space="preserve">estate</w:t>
+      </w:r>
+      <w:r>
+        <w:t xml:space="preserve"> </w:t>
+      </w:r>
+      <w:r>
+        <w:t xml:space="preserve">free</w:t>
+      </w:r>
+      <w:r>
+        <w:t xml:space="preserve"> </w:t>
+      </w:r>
+      <w:r>
+        <w:t xml:space="preserve">and</w:t>
+      </w:r>
+      <w:r>
+        <w:t xml:space="preserve"> </w:t>
+      </w:r>
+      <w:r>
+        <w:t xml:space="preserve">clear</w:t>
+      </w:r>
+      <w:r>
+        <w:t xml:space="preserve"> </w:t>
+      </w:r>
+      <w:r>
+        <w:t xml:space="preserve">of</w:t>
+      </w:r>
+      <w:r>
+        <w:t xml:space="preserve"> </w:t>
+      </w:r>
+      <w:r>
+        <w:t xml:space="preserve">the</w:t>
+      </w:r>
+      <w:r>
+        <w:t xml:space="preserve"> </w:t>
+      </w:r>
+      <w:r>
+        <w:t xml:space="preserve">interests</w:t>
+      </w:r>
+      <w:r>
+        <w:t xml:space="preserve"> </w:t>
+      </w:r>
+      <w:r>
+        <w:t xml:space="preserve">of</w:t>
+      </w:r>
+      <w:r>
+        <w:t xml:space="preserve"> </w:t>
+      </w:r>
+      <w:r>
+        <w:t xml:space="preserve">any</w:t>
+      </w:r>
+      <w:r>
+        <w:t xml:space="preserve"> </w:t>
+      </w:r>
+      <w:r>
+        <w:t xml:space="preserve">other</w:t>
+      </w:r>
+      <w:r>
+        <w:t xml:space="preserve"> </w:t>
+      </w:r>
+      <w:r>
+        <w:t xml:space="preserve">person</w:t>
+      </w:r>
+      <w:r>
+        <w:t xml:space="preserve"> </w:t>
+      </w:r>
+      <w:r>
+        <w:t xml:space="preserve">or</w:t>
+      </w:r>
+      <w:r>
+        <w:t xml:space="preserve"> </w:t>
+      </w:r>
+      <w:r>
+        <w:t xml:space="preserve">entity.</w:t>
       </w:r>
     </w:p>
     <w:p>
       <w:pPr>
-        <w:pStyle w:val="BodyText"/>
+        <w:tabs>
+          <w:tab w:val="left" w:pos="1440"/>
+        </w:tabs>
+        <w:spacing w:before="0" w:after="0" w:line="480" w:lineRule="exact"/>
+        <w:ind w:left="0" w:firstLine="720"/>
+        <w:jc w:val="left"/>
       </w:pPr>
       <w:r>
         <w:t xml:space="preserve">18.</w:t>
@@ -632,12 +4346,107 @@
         <w:tab/>
       </w:r>
       <w:r>
-        <w:t xml:space="preserve">An actual controversy exists with respect to the interests of the estate in the Disputed Property.</w:t>
+        <w:t xml:space="preserve">An</w:t>
+      </w:r>
+      <w:r>
+        <w:t xml:space="preserve"> </w:t>
+      </w:r>
+      <w:r>
+        <w:t xml:space="preserve">actual</w:t>
+      </w:r>
+      <w:r>
+        <w:t xml:space="preserve"> </w:t>
+      </w:r>
+      <w:r>
+        <w:t xml:space="preserve">controversy</w:t>
+      </w:r>
+      <w:r>
+        <w:t xml:space="preserve"> </w:t>
+      </w:r>
+      <w:r>
+        <w:t xml:space="preserve">exists</w:t>
+      </w:r>
+      <w:r>
+        <w:t xml:space="preserve"> </w:t>
+      </w:r>
+      <w:r>
+        <w:t xml:space="preserve">with</w:t>
+      </w:r>
+      <w:r>
+        <w:t xml:space="preserve"> </w:t>
+      </w:r>
+      <w:r>
+        <w:t xml:space="preserve">respect</w:t>
+      </w:r>
+      <w:r>
+        <w:t xml:space="preserve"> </w:t>
+      </w:r>
+      <w:r>
+        <w:t xml:space="preserve">to</w:t>
+      </w:r>
+      <w:r>
+        <w:t xml:space="preserve"> </w:t>
+      </w:r>
+      <w:r>
+        <w:t xml:space="preserve">the</w:t>
+      </w:r>
+      <w:r>
+        <w:t xml:space="preserve"> </w:t>
+      </w:r>
+      <w:r>
+        <w:t xml:space="preserve">interests</w:t>
+      </w:r>
+      <w:r>
+        <w:t xml:space="preserve"> </w:t>
+      </w:r>
+      <w:r>
+        <w:t xml:space="preserve">of</w:t>
+      </w:r>
+      <w:r>
+        <w:t xml:space="preserve"> </w:t>
+      </w:r>
+      <w:r>
+        <w:t xml:space="preserve">the</w:t>
+      </w:r>
+      <w:r>
+        <w:t xml:space="preserve"> </w:t>
+      </w:r>
+      <w:r>
+        <w:t xml:space="preserve">estate</w:t>
+      </w:r>
+      <w:r>
+        <w:t xml:space="preserve"> </w:t>
+      </w:r>
+      <w:r>
+        <w:t xml:space="preserve">in</w:t>
+      </w:r>
+      <w:r>
+        <w:t xml:space="preserve"> </w:t>
+      </w:r>
+      <w:r>
+        <w:t xml:space="preserve">the</w:t>
+      </w:r>
+      <w:r>
+        <w:t xml:space="preserve"> </w:t>
+      </w:r>
+      <w:r>
+        <w:t xml:space="preserve">Disputed</w:t>
+      </w:r>
+      <w:r>
+        <w:t xml:space="preserve"> </w:t>
+      </w:r>
+      <w:r>
+        <w:t xml:space="preserve">Property.</w:t>
       </w:r>
     </w:p>
     <w:p>
       <w:pPr>
-        <w:pStyle w:val="BodyText"/>
+        <w:tabs>
+          <w:tab w:val="left" w:pos="1440"/>
+        </w:tabs>
+        <w:spacing w:before="0" w:after="0" w:line="480" w:lineRule="exact"/>
+        <w:ind w:left="0" w:firstLine="720"/>
+        <w:jc w:val="left"/>
       </w:pPr>
       <w:r>
         <w:t xml:space="preserve">19.</w:t>
@@ -646,20 +4455,167 @@
         <w:tab/>
       </w:r>
       <w:r>
-        <w:t xml:space="preserve">Therefore, the Committee respectfully seeks an order of this Court declaring that the Disputed Property is property of the estate.</w:t>
+        <w:t xml:space="preserve">Therefore,</w:t>
+      </w:r>
+      <w:r>
+        <w:t xml:space="preserve"> </w:t>
+      </w:r>
+      <w:r>
+        <w:t xml:space="preserve">the</w:t>
+      </w:r>
+      <w:r>
+        <w:t xml:space="preserve"> </w:t>
+      </w:r>
+      <w:r>
+        <w:t xml:space="preserve">Committee</w:t>
+      </w:r>
+      <w:r>
+        <w:t xml:space="preserve"> </w:t>
+      </w:r>
+      <w:r>
+        <w:t xml:space="preserve">respectfully</w:t>
+      </w:r>
+      <w:r>
+        <w:t xml:space="preserve"> </w:t>
+      </w:r>
+      <w:r>
+        <w:t xml:space="preserve">seeks</w:t>
+      </w:r>
+      <w:r>
+        <w:t xml:space="preserve"> </w:t>
+      </w:r>
+      <w:r>
+        <w:t xml:space="preserve">an</w:t>
+      </w:r>
+      <w:r>
+        <w:t xml:space="preserve"> </w:t>
+      </w:r>
+      <w:r>
+        <w:t xml:space="preserve">order</w:t>
+      </w:r>
+      <w:r>
+        <w:t xml:space="preserve"> </w:t>
+      </w:r>
+      <w:r>
+        <w:t xml:space="preserve">of</w:t>
+      </w:r>
+      <w:r>
+        <w:t xml:space="preserve"> </w:t>
+      </w:r>
+      <w:r>
+        <w:t xml:space="preserve">this</w:t>
+      </w:r>
+      <w:r>
+        <w:t xml:space="preserve"> </w:t>
+      </w:r>
+      <w:r>
+        <w:t xml:space="preserve">Court</w:t>
+      </w:r>
+      <w:r>
+        <w:t xml:space="preserve"> </w:t>
+      </w:r>
+      <w:r>
+        <w:t xml:space="preserve">declaring</w:t>
+      </w:r>
+      <w:r>
+        <w:t xml:space="preserve"> </w:t>
+      </w:r>
+      <w:r>
+        <w:t xml:space="preserve">that</w:t>
+      </w:r>
+      <w:r>
+        <w:t xml:space="preserve"> </w:t>
+      </w:r>
+      <w:r>
+        <w:t xml:space="preserve">the</w:t>
+      </w:r>
+      <w:r>
+        <w:t xml:space="preserve"> </w:t>
+      </w:r>
+      <w:r>
+        <w:t xml:space="preserve">Disputed</w:t>
+      </w:r>
+      <w:r>
+        <w:t xml:space="preserve"> </w:t>
+      </w:r>
+      <w:r>
+        <w:t xml:space="preserve">Property</w:t>
+      </w:r>
+      <w:r>
+        <w:t xml:space="preserve"> </w:t>
+      </w:r>
+      <w:r>
+        <w:t xml:space="preserve">is</w:t>
+      </w:r>
+      <w:r>
+        <w:t xml:space="preserve"> </w:t>
+      </w:r>
+      <w:r>
+        <w:t xml:space="preserve">property</w:t>
+      </w:r>
+      <w:r>
+        <w:t xml:space="preserve"> </w:t>
+      </w:r>
+      <w:r>
+        <w:t xml:space="preserve">of</w:t>
+      </w:r>
+      <w:r>
+        <w:t xml:space="preserve"> </w:t>
+      </w:r>
+      <w:r>
+        <w:t xml:space="preserve">the</w:t>
+      </w:r>
+      <w:r>
+        <w:t xml:space="preserve"> </w:t>
+      </w:r>
+      <w:r>
+        <w:t xml:space="preserve">estate.</w:t>
       </w:r>
     </w:p>
     <w:p>
       <w:pPr>
-        <w:pStyle w:val="Unnumbered"/>
+        <w:keepNext/>
+        <w:keepLines/>
+        <w:spacing w:before="0" w:after="0" w:line="480" w:lineRule="exact"/>
+        <w:ind w:left="0" w:firstLine="720"/>
+        <w:jc w:val="left"/>
       </w:pPr>
       <w:r>
-        <w:t xml:space="preserve">WHEREFORE, the Committee prays for:</w:t>
+        <w:t xml:space="preserve">WHEREFORE,</w:t>
+      </w:r>
+      <w:r>
+        <w:t xml:space="preserve"> </w:t>
+      </w:r>
+      <w:r>
+        <w:t xml:space="preserve">the</w:t>
+      </w:r>
+      <w:r>
+        <w:t xml:space="preserve"> </w:t>
+      </w:r>
+      <w:r>
+        <w:t xml:space="preserve">Committee</w:t>
+      </w:r>
+      <w:r>
+        <w:t xml:space="preserve"> </w:t>
+      </w:r>
+      <w:r>
+        <w:t xml:space="preserve">prays</w:t>
+      </w:r>
+      <w:r>
+        <w:t xml:space="preserve"> </w:t>
+      </w:r>
+      <w:r>
+        <w:t xml:space="preserve">for:</w:t>
       </w:r>
     </w:p>
     <w:p>
       <w:pPr>
-        <w:pStyle w:val="Lettered"/>
+        <w:tabs>
+          <w:tab w:val="left" w:pos="1440"/>
+        </w:tabs>
+        <w:spacing w:before="0" w:after="0" w:line="480" w:lineRule="exact"/>
+        <w:ind w:left="1440" w:hanging="720"/>
+        <w:jc w:val="left"/>
       </w:pPr>
       <w:r>
         <w:t xml:space="preserve">(a)</w:t>
@@ -668,12 +4624,149 @@
         <w:tab/>
       </w:r>
       <w:r>
-        <w:t xml:space="preserve">A declaratory judgment that the Disputed Property is property of the estate free of the interests of any other person or entity; and</w:t>
+        <w:t xml:space="preserve">A</w:t>
+      </w:r>
+      <w:r>
+        <w:t xml:space="preserve"> </w:t>
+      </w:r>
+      <w:r>
+        <w:t xml:space="preserve">declaratory</w:t>
+      </w:r>
+      <w:r>
+        <w:t xml:space="preserve"> </w:t>
+      </w:r>
+      <w:r>
+        <w:t xml:space="preserve">judgment</w:t>
+      </w:r>
+      <w:r>
+        <w:t xml:space="preserve"> </w:t>
+      </w:r>
+      <w:r>
+        <w:t xml:space="preserve">that</w:t>
+      </w:r>
+      <w:r>
+        <w:t xml:space="preserve"> </w:t>
+      </w:r>
+      <w:r>
+        <w:t xml:space="preserve">the</w:t>
+      </w:r>
+      <w:r>
+        <w:t xml:space="preserve"> </w:t>
+      </w:r>
+      <w:r>
+        <w:t xml:space="preserve">Disputed</w:t>
+      </w:r>
+      <w:r>
+        <w:t xml:space="preserve"> </w:t>
+      </w:r>
+      <w:r>
+        <w:t xml:space="preserve">Property</w:t>
+      </w:r>
+      <w:r>
+        <w:t xml:space="preserve"> </w:t>
+      </w:r>
+      <w:r>
+        <w:t xml:space="preserve">is</w:t>
+      </w:r>
+      <w:r>
+        <w:t xml:space="preserve"> </w:t>
+      </w:r>
+      <w:r>
+        <w:t xml:space="preserve">property</w:t>
+      </w:r>
+      <w:r>
+        <w:t xml:space="preserve"> </w:t>
+      </w:r>
+      <w:r>
+        <w:t xml:space="preserve">of</w:t>
+      </w:r>
+      <w:r>
+        <w:t xml:space="preserve"> </w:t>
+      </w:r>
+      <w:r>
+        <w:t xml:space="preserve">the</w:t>
+      </w:r>
+      <w:r>
+        <w:t xml:space="preserve"> </w:t>
+      </w:r>
+      <w:r>
+        <w:t xml:space="preserve">estate</w:t>
+      </w:r>
+      <w:r>
+        <w:t xml:space="preserve"> </w:t>
+      </w:r>
+      <w:r>
+        <w:t xml:space="preserve">free</w:t>
+      </w:r>
+      <w:r>
+        <w:t xml:space="preserve"> </w:t>
+      </w:r>
+      <w:r>
+        <w:t xml:space="preserve">of</w:t>
+      </w:r>
+      <w:r>
+        <w:t xml:space="preserve"> </w:t>
+      </w:r>
+      <w:r>
+        <w:t xml:space="preserve">the</w:t>
+      </w:r>
+      <w:r>
+        <w:t xml:space="preserve"> </w:t>
+      </w:r>
+      <w:r>
+        <w:t xml:space="preserve">interests</w:t>
+      </w:r>
+      <w:r>
+        <w:t xml:space="preserve"> </w:t>
+      </w:r>
+      <w:r>
+        <w:t xml:space="preserve">of</w:t>
+      </w:r>
+      <w:r>
+        <w:t xml:space="preserve"> </w:t>
+      </w:r>
+      <w:r>
+        <w:t xml:space="preserve">any</w:t>
+      </w:r>
+      <w:r>
+        <w:t xml:space="preserve"> </w:t>
+      </w:r>
+      <w:r>
+        <w:t xml:space="preserve">other</w:t>
+      </w:r>
+      <w:r>
+        <w:t xml:space="preserve"> </w:t>
+      </w:r>
+      <w:r>
+        <w:t xml:space="preserve">person</w:t>
+      </w:r>
+      <w:r>
+        <w:t xml:space="preserve"> </w:t>
+      </w:r>
+      <w:r>
+        <w:t xml:space="preserve">or</w:t>
+      </w:r>
+      <w:r>
+        <w:t xml:space="preserve"> </w:t>
+      </w:r>
+      <w:r>
+        <w:t xml:space="preserve">entity;</w:t>
+      </w:r>
+      <w:r>
+        <w:t xml:space="preserve"> </w:t>
+      </w:r>
+      <w:r>
+        <w:t xml:space="preserve">and</w:t>
       </w:r>
     </w:p>
     <w:p>
       <w:pPr>
-        <w:pStyle w:val="Lettered"/>
+        <w:tabs>
+          <w:tab w:val="left" w:pos="1440"/>
+        </w:tabs>
+        <w:spacing w:before="0" w:after="0" w:line="480" w:lineRule="exact"/>
+        <w:ind w:left="1440" w:hanging="720"/>
+        <w:jc w:val="left"/>
       </w:pPr>
       <w:r>
         <w:t xml:space="preserve">(b)</w:t>
@@ -682,71 +4775,201 @@
         <w:tab/>
       </w:r>
       <w:r>
-        <w:t xml:space="preserve">Such other and further relief as is just and equitable.</w:t>
+        <w:t xml:space="preserve">Such</w:t>
+      </w:r>
+      <w:r>
+        <w:t xml:space="preserve"> </w:t>
+      </w:r>
+      <w:r>
+        <w:t xml:space="preserve">other</w:t>
+      </w:r>
+      <w:r>
+        <w:t xml:space="preserve"> </w:t>
+      </w:r>
+      <w:r>
+        <w:t xml:space="preserve">and</w:t>
+      </w:r>
+      <w:r>
+        <w:t xml:space="preserve"> </w:t>
+      </w:r>
+      <w:r>
+        <w:t xml:space="preserve">further</w:t>
+      </w:r>
+      <w:r>
+        <w:t xml:space="preserve"> </w:t>
+      </w:r>
+      <w:r>
+        <w:t xml:space="preserve">relief</w:t>
+      </w:r>
+      <w:r>
+        <w:t xml:space="preserve"> </w:t>
+      </w:r>
+      <w:r>
+        <w:t xml:space="preserve">as</w:t>
+      </w:r>
+      <w:r>
+        <w:t xml:space="preserve"> </w:t>
+      </w:r>
+      <w:r>
+        <w:t xml:space="preserve">is</w:t>
+      </w:r>
+      <w:r>
+        <w:t xml:space="preserve"> </w:t>
+      </w:r>
+      <w:r>
+        <w:t xml:space="preserve">just</w:t>
+      </w:r>
+      <w:r>
+        <w:t xml:space="preserve"> </w:t>
+      </w:r>
+      <w:r>
+        <w:t xml:space="preserve">and</w:t>
+      </w:r>
+      <w:r>
+        <w:t xml:space="preserve"> </w:t>
+      </w:r>
+      <w:r>
+        <w:t xml:space="preserve">equitable.</w:t>
       </w:r>
     </w:p>
     <w:p>
       <w:pPr>
-        <w:pStyle w:val="Unnumbered"/>
+        <w:keepNext/>
+        <w:keepLines/>
+        <w:spacing w:before="0" w:after="0" w:line="480" w:lineRule="exact"/>
+        <w:ind w:left="0" w:firstLine="720"/>
+        <w:jc w:val="left"/>
       </w:pPr>
       <w:r>
-        <w:t xml:space="preserve">RESPECTFULLY SUBMITTED this 5th day of April, 2019.</w:t>
+        <w:t xml:space="preserve">RESPECTFULLY</w:t>
+      </w:r>
+      <w:r>
+        <w:t xml:space="preserve"> </w:t>
+      </w:r>
+      <w:r>
+        <w:t xml:space="preserve">SUBMITTED</w:t>
+      </w:r>
+      <w:r>
+        <w:t xml:space="preserve"> </w:t>
+      </w:r>
+      <w:r>
+        <w:t xml:space="preserve">this</w:t>
+      </w:r>
+      <w:r>
+        <w:t xml:space="preserve"> </w:t>
+      </w:r>
+      <w:r>
+        <w:t xml:space="preserve">5th</w:t>
+      </w:r>
+      <w:r>
+        <w:t xml:space="preserve"> </w:t>
+      </w:r>
+      <w:r>
+        <w:t xml:space="preserve">day</w:t>
+      </w:r>
+      <w:r>
+        <w:t xml:space="preserve"> </w:t>
+      </w:r>
+      <w:r>
+        <w:t xml:space="preserve">of</w:t>
+      </w:r>
+      <w:r>
+        <w:t xml:space="preserve"> </w:t>
+      </w:r>
+      <w:r>
+        <w:t xml:space="preserve">April,</w:t>
+      </w:r>
+      <w:r>
+        <w:t xml:space="preserve"> </w:t>
+      </w:r>
+      <w:r>
+        <w:t xml:space="preserve">2019.</w:t>
       </w:r>
     </w:p>
     <w:p>
       <w:pPr>
-        <w:pStyle w:val="Signature"/>
+        <w:keepNext/>
+        <w:keepLines/>
+        <w:spacing w:before="432" w:after="0" w:line="240" w:lineRule="exact"/>
+        <w:ind w:left="4032" w:firstLine="0"/>
+        <w:jc w:val="left"/>
       </w:pPr>
       <w:r>
-        <w:t xml:space="preserve"/>
+        <w:t xml:space="preserve">STINSON</w:t>
+      </w:r>
+      <w:r>
+        <w:t xml:space="preserve"> </w:t>
+      </w:r>
+      <w:r>
+        <w:t xml:space="preserve">LEONARD</w:t>
+      </w:r>
+      <w:r>
+        <w:t xml:space="preserve"> </w:t>
+      </w:r>
+      <w:r>
+        <w:t xml:space="preserve">STREET</w:t>
+      </w:r>
+      <w:r>
+        <w:t xml:space="preserve"> </w:t>
+      </w:r>
+      <w:r>
+        <w:t xml:space="preserve">LLP</w:t>
       </w:r>
     </w:p>
     <w:p>
       <w:pPr>
-        <w:pStyle w:val="Signature"/>
+        <w:keepNext/>
+        <w:keepLines/>
+        <w:spacing w:before="240" w:after="0" w:line="240" w:lineRule="exact"/>
+        <w:ind w:left="4032" w:firstLine="0"/>
+        <w:jc w:val="left"/>
       </w:pPr>
       <w:r>
-        <w:t xml:space="preserve">STINSON LEONARD STREET LLP</w:t>
+        <w:t xml:space="preserve">/s/ </w:t>
+      </w:r>
+      <w:r>
+        <w:t xml:space="preserve">Robert</w:t>
+      </w:r>
+      <w:r>
+        <w:t xml:space="preserve"> </w:t>
+      </w:r>
+      <w:r>
+        <w:t xml:space="preserve">T.</w:t>
+      </w:r>
+      <w:r>
+        <w:t xml:space="preserve"> </w:t>
+      </w:r>
+      <w:r>
+        <w:t xml:space="preserve">Kugler</w:t>
       </w:r>
     </w:p>
     <w:p>
       <w:pPr>
-        <w:pStyle w:val="Signature"/>
+        <w:spacing w:before="0" w:after="0" w:line="240" w:lineRule="exact"/>
+        <w:ind w:left="4032" w:firstLine="0"/>
+        <w:jc w:val="left"/>
       </w:pPr>
       <w:r>
-        <w:t xml:space="preserve"/>
+        <w:t xml:space="preserve">Robert</w:t>
+      </w:r>
+      <w:r>
+        <w:t xml:space="preserve"> </w:t>
+      </w:r>
+      <w:r>
+        <w:t xml:space="preserve">T.</w:t>
+      </w:r>
+      <w:r>
+        <w:t xml:space="preserve"> </w:t>
+      </w:r>
+      <w:r>
+        <w:t xml:space="preserve">Kugler</w:t>
       </w:r>
     </w:p>
-    <w:p>
-      <w:pPr>
-        <w:pStyle w:val="Signature"/>
-      </w:pPr>
-      <w:r>
-        <w:t xml:space="preserve">/s/ Robert T. Kugler</w:t>
-      </w:r>
-    </w:p>
-    <w:p>
-      <w:pPr>
-        <w:pStyle w:val="Signature"/>
-      </w:pPr>
-      <w:r>
-        <w:t xml:space="preserve">Robert T. Kugler</w:t>
-      </w:r>
-    </w:p>
-    <w:bookmarkEnd w:id="23"/>
-    <w:bookmarkEnd w:id="24"/>
     <w:sectPr>
-      <w:footerReference r:id="rId9" w:type="default"/>
-      <w:footnotePr>
-        <w:numRestart w:val="eachSect"/>
-      </w:footnotePr>
-      <w:pgSz w:h="15840" w:w="12240"/>
-      <w:pgMar w:bottom="960" w:footer="600" w:gutter="0" w:header="720" w:left="2160" w:right="1080" w:top="1440"/>
-      <w:pgBorders w:offsetFrom="text">
-        <w:left w:color="auto" w:space="4" w:sz="4" w:val="double"/>
-        <w:right w:color="auto" w:space="4" w:sz="4" w:val="single"/>
-      </w:pgBorders>
-      <w:lnNumType w:countBy="1" w:distance="504" w:restart="newPage"/>
+      <w:footerReference w:type="default" r:id="rIdGubFurniture"/>
+      <w:pgSz w:w="12240" w:h="15840"/>
+      <w:pgMar w:top="1440" w:right="1440" w:bottom="1440" w:left="2160" w:header="720" w:footer="720" w:gutter="0"/>
+      <w:pgNumType w:fmt="decimal" w:start="1"/>
     </w:sectPr>
   </w:body>
 </w:document>
@@ -760,7 +4983,6 @@
 <w:ftr xmlns:w="http://schemas.openxmlformats.org/wordprocessingml/2006/main" xmlns:r="http://schemas.openxmlformats.org/officeDocument/2006/relationships">
   <w:p>
     <w:pPr>
-      <w:spacing w:before="0" w:after="0" w:line="240" w:lineRule="auto"/>
       <w:jc w:val="center"/>
     </w:pPr>
     <w:r>
@@ -799,6 +5021,448 @@
     </w:p>
   </w:footnote>
 </w:footnotes>
+</file>
+
+<file path=word/ftr-add.xml><?xml version="1.0" encoding="utf-8"?>
+<w:ftr xmlns:w="http://schemas.openxmlformats.org/wordprocessingml/2006/main" xmlns:r="http://schemas.openxmlformats.org/officeDocument/2006/relationships">
+  <w:p>
+    <w:pPr>
+      <w:spacing w:before="0" w:after="0"/>
+      <w:jc w:val="center"/>
+    </w:pPr>
+    <w:r>
+      <w:t>Add-</w:t>
+    </w:r>
+    <w:r>
+      <w:fldChar w:fldCharType="begin"/>
+    </w:r>
+    <w:r>
+      <w:instrText xml:space="preserve"> PAGE </w:instrText>
+    </w:r>
+    <w:r>
+      <w:fldChar w:fldCharType="separate"/>
+    </w:r>
+    <w:r>
+      <w:t>1</w:t>
+    </w:r>
+    <w:r>
+      <w:fldChar w:fldCharType="end"/>
+    </w:r>
+  </w:p>
+</w:ftr>
+</file>
+
+<file path=word/ftr-none.xml><?xml version="1.0" encoding="utf-8"?>
+<w:ftr xmlns:w="http://schemas.openxmlformats.org/wordprocessingml/2006/main" xmlns:r="http://schemas.openxmlformats.org/officeDocument/2006/relationships">
+  <w:p>
+    <w:pPr>
+      <w:spacing w:before="0" w:after="0"/>
+      <w:jc w:val="center"/>
+    </w:pPr>
+  </w:p>
+</w:ftr>
+</file>
+
+<file path=word/ftr-own1.xml><?xml version="1.0" encoding="utf-8"?>
+<w:ftr xmlns:w="http://schemas.openxmlformats.org/wordprocessingml/2006/main" xmlns:r="http://schemas.openxmlformats.org/officeDocument/2006/relationships">
+  <w:p>
+    <w:pPr>
+      <w:framePr w:w="1440" w:h="12960" w:hRule="exact" w:wrap="none" w:vAnchor="page" w:hAnchor="page" w:x="0" w:y="1440"/>
+      <w:spacing w:before="0" w:after="0" w:line="480" w:lineRule="exact"/>
+      <w:ind w:left="0" w:firstLine="0"/>
+      <w:jc w:val="right"/>
+    </w:pPr>
+    <w:r>
+      <w:t xml:space="preserve">1</w:t>
+    </w:r>
+  </w:p>
+  <w:p>
+    <w:pPr>
+      <w:framePr w:w="1440" w:h="12960" w:hRule="exact" w:wrap="none" w:vAnchor="page" w:hAnchor="page" w:x="0" w:y="1440"/>
+      <w:spacing w:before="0" w:after="0" w:line="480" w:lineRule="exact"/>
+      <w:ind w:left="0" w:firstLine="0"/>
+      <w:jc w:val="right"/>
+    </w:pPr>
+    <w:r>
+      <w:t xml:space="preserve">2</w:t>
+    </w:r>
+  </w:p>
+  <w:p>
+    <w:pPr>
+      <w:framePr w:w="1440" w:h="12960" w:hRule="exact" w:wrap="none" w:vAnchor="page" w:hAnchor="page" w:x="0" w:y="1440"/>
+      <w:spacing w:before="0" w:after="0" w:line="480" w:lineRule="exact"/>
+      <w:ind w:left="0" w:firstLine="0"/>
+      <w:jc w:val="right"/>
+    </w:pPr>
+    <w:r>
+      <w:t xml:space="preserve">3</w:t>
+    </w:r>
+  </w:p>
+  <w:p>
+    <w:pPr>
+      <w:framePr w:w="1440" w:h="12960" w:hRule="exact" w:wrap="none" w:vAnchor="page" w:hAnchor="page" w:x="0" w:y="1440"/>
+      <w:spacing w:before="0" w:after="0" w:line="480" w:lineRule="exact"/>
+      <w:ind w:left="0" w:firstLine="0"/>
+      <w:jc w:val="right"/>
+    </w:pPr>
+    <w:r>
+      <w:t xml:space="preserve">4</w:t>
+    </w:r>
+  </w:p>
+  <w:p>
+    <w:pPr>
+      <w:framePr w:w="1440" w:h="12960" w:hRule="exact" w:wrap="none" w:vAnchor="page" w:hAnchor="page" w:x="0" w:y="1440"/>
+      <w:spacing w:before="0" w:after="0" w:line="480" w:lineRule="exact"/>
+      <w:ind w:left="0" w:firstLine="0"/>
+      <w:jc w:val="right"/>
+    </w:pPr>
+    <w:r>
+      <w:t xml:space="preserve">5</w:t>
+    </w:r>
+  </w:p>
+  <w:p>
+    <w:pPr>
+      <w:framePr w:w="1440" w:h="12960" w:hRule="exact" w:wrap="none" w:vAnchor="page" w:hAnchor="page" w:x="0" w:y="1440"/>
+      <w:spacing w:before="0" w:after="0" w:line="480" w:lineRule="exact"/>
+      <w:ind w:left="0" w:firstLine="0"/>
+      <w:jc w:val="right"/>
+    </w:pPr>
+    <w:r>
+      <w:t xml:space="preserve">6</w:t>
+    </w:r>
+  </w:p>
+  <w:p>
+    <w:pPr>
+      <w:framePr w:w="1440" w:h="12960" w:hRule="exact" w:wrap="none" w:vAnchor="page" w:hAnchor="page" w:x="0" w:y="1440"/>
+      <w:spacing w:before="0" w:after="0" w:line="480" w:lineRule="exact"/>
+      <w:ind w:left="0" w:firstLine="0"/>
+      <w:jc w:val="right"/>
+    </w:pPr>
+    <w:r>
+      <w:t xml:space="preserve">7</w:t>
+    </w:r>
+  </w:p>
+  <w:p>
+    <w:pPr>
+      <w:framePr w:w="1440" w:h="12960" w:hRule="exact" w:wrap="none" w:vAnchor="page" w:hAnchor="page" w:x="0" w:y="1440"/>
+      <w:spacing w:before="0" w:after="0" w:line="480" w:lineRule="exact"/>
+      <w:ind w:left="0" w:firstLine="0"/>
+      <w:jc w:val="right"/>
+    </w:pPr>
+    <w:r>
+      <w:t xml:space="preserve">8</w:t>
+    </w:r>
+  </w:p>
+  <w:p>
+    <w:pPr>
+      <w:framePr w:w="1440" w:h="12960" w:hRule="exact" w:wrap="none" w:vAnchor="page" w:hAnchor="page" w:x="0" w:y="1440"/>
+      <w:spacing w:before="0" w:after="0" w:line="480" w:lineRule="exact"/>
+      <w:ind w:left="0" w:firstLine="0"/>
+      <w:jc w:val="right"/>
+    </w:pPr>
+    <w:r>
+      <w:t xml:space="preserve">9</w:t>
+    </w:r>
+  </w:p>
+  <w:p>
+    <w:pPr>
+      <w:framePr w:w="1440" w:h="12960" w:hRule="exact" w:wrap="none" w:vAnchor="page" w:hAnchor="page" w:x="0" w:y="1440"/>
+      <w:spacing w:before="0" w:after="0" w:line="480" w:lineRule="exact"/>
+      <w:ind w:left="0" w:firstLine="0"/>
+      <w:jc w:val="right"/>
+    </w:pPr>
+    <w:r>
+      <w:t xml:space="preserve">10</w:t>
+    </w:r>
+  </w:p>
+  <w:p>
+    <w:pPr>
+      <w:framePr w:w="1440" w:h="12960" w:hRule="exact" w:wrap="none" w:vAnchor="page" w:hAnchor="page" w:x="0" w:y="1440"/>
+      <w:spacing w:before="0" w:after="0" w:line="480" w:lineRule="exact"/>
+      <w:ind w:left="0" w:firstLine="0"/>
+      <w:jc w:val="right"/>
+    </w:pPr>
+    <w:r>
+      <w:t xml:space="preserve">11</w:t>
+    </w:r>
+  </w:p>
+  <w:p>
+    <w:pPr>
+      <w:framePr w:w="1440" w:h="12960" w:hRule="exact" w:wrap="none" w:vAnchor="page" w:hAnchor="page" w:x="0" w:y="1440"/>
+      <w:spacing w:before="0" w:after="0" w:line="480" w:lineRule="exact"/>
+      <w:ind w:left="0" w:firstLine="0"/>
+      <w:jc w:val="right"/>
+    </w:pPr>
+    <w:r>
+      <w:t xml:space="preserve">12</w:t>
+    </w:r>
+  </w:p>
+  <w:p>
+    <w:pPr>
+      <w:framePr w:w="1440" w:h="12960" w:hRule="exact" w:wrap="none" w:vAnchor="page" w:hAnchor="page" w:x="0" w:y="1440"/>
+      <w:spacing w:before="0" w:after="0" w:line="480" w:lineRule="exact"/>
+      <w:ind w:left="0" w:firstLine="0"/>
+      <w:jc w:val="right"/>
+    </w:pPr>
+    <w:r>
+      <w:t xml:space="preserve">13</w:t>
+    </w:r>
+  </w:p>
+  <w:p>
+    <w:pPr>
+      <w:framePr w:w="1440" w:h="12960" w:hRule="exact" w:wrap="none" w:vAnchor="page" w:hAnchor="page" w:x="0" w:y="1440"/>
+      <w:spacing w:before="0" w:after="0" w:line="480" w:lineRule="exact"/>
+      <w:ind w:left="0" w:firstLine="0"/>
+      <w:jc w:val="right"/>
+    </w:pPr>
+    <w:r>
+      <w:t xml:space="preserve">14</w:t>
+    </w:r>
+  </w:p>
+  <w:p>
+    <w:pPr>
+      <w:framePr w:w="1440" w:h="12960" w:hRule="exact" w:wrap="none" w:vAnchor="page" w:hAnchor="page" w:x="0" w:y="1440"/>
+      <w:spacing w:before="0" w:after="0" w:line="480" w:lineRule="exact"/>
+      <w:ind w:left="0" w:firstLine="0"/>
+      <w:jc w:val="right"/>
+    </w:pPr>
+    <w:r>
+      <w:t xml:space="preserve">15</w:t>
+    </w:r>
+  </w:p>
+  <w:p>
+    <w:pPr>
+      <w:framePr w:w="1440" w:h="12960" w:hRule="exact" w:wrap="none" w:vAnchor="page" w:hAnchor="page" w:x="0" w:y="1440"/>
+      <w:spacing w:before="0" w:after="0" w:line="480" w:lineRule="exact"/>
+      <w:ind w:left="0" w:firstLine="0"/>
+      <w:jc w:val="right"/>
+    </w:pPr>
+    <w:r>
+      <w:t xml:space="preserve">16</w:t>
+    </w:r>
+  </w:p>
+  <w:p>
+    <w:pPr>
+      <w:framePr w:w="1440" w:h="12960" w:hRule="exact" w:wrap="none" w:vAnchor="page" w:hAnchor="page" w:x="0" w:y="1440"/>
+      <w:spacing w:before="0" w:after="0" w:line="480" w:lineRule="exact"/>
+      <w:ind w:left="0" w:firstLine="0"/>
+      <w:jc w:val="right"/>
+    </w:pPr>
+    <w:r>
+      <w:t xml:space="preserve">17</w:t>
+    </w:r>
+  </w:p>
+  <w:p>
+    <w:pPr>
+      <w:framePr w:w="1440" w:h="12960" w:hRule="exact" w:wrap="none" w:vAnchor="page" w:hAnchor="page" w:x="0" w:y="1440"/>
+      <w:spacing w:before="0" w:after="0" w:line="480" w:lineRule="exact"/>
+      <w:ind w:left="0" w:firstLine="0"/>
+      <w:jc w:val="right"/>
+    </w:pPr>
+    <w:r>
+      <w:t xml:space="preserve">18</w:t>
+    </w:r>
+  </w:p>
+  <w:p>
+    <w:pPr>
+      <w:framePr w:w="1440" w:h="12960" w:hRule="exact" w:wrap="none" w:vAnchor="page" w:hAnchor="page" w:x="0" w:y="1440"/>
+      <w:spacing w:before="0" w:after="0" w:line="480" w:lineRule="exact"/>
+      <w:ind w:left="0" w:firstLine="0"/>
+      <w:jc w:val="right"/>
+    </w:pPr>
+    <w:r>
+      <w:t xml:space="preserve">19</w:t>
+    </w:r>
+  </w:p>
+  <w:p>
+    <w:pPr>
+      <w:framePr w:w="1440" w:h="12960" w:hRule="exact" w:wrap="none" w:vAnchor="page" w:hAnchor="page" w:x="0" w:y="1440"/>
+      <w:spacing w:before="0" w:after="0" w:line="480" w:lineRule="exact"/>
+      <w:ind w:left="0" w:firstLine="0"/>
+      <w:jc w:val="right"/>
+    </w:pPr>
+    <w:r>
+      <w:t xml:space="preserve">20</w:t>
+    </w:r>
+  </w:p>
+  <w:p>
+    <w:pPr>
+      <w:framePr w:w="1440" w:h="12960" w:hRule="exact" w:wrap="none" w:vAnchor="page" w:hAnchor="page" w:x="0" w:y="1440"/>
+      <w:spacing w:before="0" w:after="0" w:line="480" w:lineRule="exact"/>
+      <w:ind w:left="0" w:firstLine="0"/>
+      <w:jc w:val="right"/>
+    </w:pPr>
+    <w:r>
+      <w:t xml:space="preserve">21</w:t>
+    </w:r>
+  </w:p>
+  <w:p>
+    <w:pPr>
+      <w:framePr w:w="1440" w:h="12960" w:hRule="exact" w:wrap="none" w:vAnchor="page" w:hAnchor="page" w:x="0" w:y="1440"/>
+      <w:spacing w:before="0" w:after="0" w:line="480" w:lineRule="exact"/>
+      <w:ind w:left="0" w:firstLine="0"/>
+      <w:jc w:val="right"/>
+    </w:pPr>
+    <w:r>
+      <w:t xml:space="preserve">22</w:t>
+    </w:r>
+  </w:p>
+  <w:p>
+    <w:pPr>
+      <w:framePr w:w="1440" w:h="12960" w:hRule="exact" w:wrap="none" w:vAnchor="page" w:hAnchor="page" w:x="0" w:y="1440"/>
+      <w:spacing w:before="0" w:after="0" w:line="480" w:lineRule="exact"/>
+      <w:ind w:left="0" w:firstLine="0"/>
+      <w:jc w:val="right"/>
+    </w:pPr>
+    <w:r>
+      <w:t xml:space="preserve">23</w:t>
+    </w:r>
+  </w:p>
+  <w:p>
+    <w:pPr>
+      <w:framePr w:w="1440" w:h="12960" w:hRule="exact" w:wrap="none" w:vAnchor="page" w:hAnchor="page" w:x="0" w:y="1440"/>
+      <w:spacing w:before="0" w:after="0" w:line="480" w:lineRule="exact"/>
+      <w:ind w:left="0" w:firstLine="0"/>
+      <w:jc w:val="right"/>
+    </w:pPr>
+    <w:r>
+      <w:t xml:space="preserve">24</w:t>
+    </w:r>
+  </w:p>
+  <w:p>
+    <w:pPr>
+      <w:framePr w:w="1440" w:h="12960" w:hRule="exact" w:wrap="none" w:vAnchor="page" w:hAnchor="page" w:x="0" w:y="1440"/>
+      <w:spacing w:before="0" w:after="0" w:line="480" w:lineRule="exact"/>
+      <w:ind w:left="0" w:firstLine="0"/>
+      <w:jc w:val="right"/>
+    </w:pPr>
+    <w:r>
+      <w:t xml:space="preserve">25</w:t>
+    </w:r>
+  </w:p>
+  <w:p>
+    <w:pPr>
+      <w:framePr w:w="1440" w:h="12960" w:hRule="exact" w:wrap="none" w:vAnchor="page" w:hAnchor="page" w:x="0" w:y="1440"/>
+      <w:spacing w:before="0" w:after="0" w:line="480" w:lineRule="exact"/>
+      <w:ind w:left="0" w:firstLine="0"/>
+      <w:jc w:val="right"/>
+    </w:pPr>
+    <w:r>
+      <w:t xml:space="preserve">26</w:t>
+    </w:r>
+  </w:p>
+  <w:p>
+    <w:pPr>
+      <w:framePr w:w="1440" w:h="12960" w:hRule="exact" w:wrap="none" w:vAnchor="page" w:hAnchor="page" w:x="0" w:y="1440"/>
+      <w:spacing w:before="0" w:after="0" w:line="480" w:lineRule="exact"/>
+      <w:ind w:left="0" w:firstLine="0"/>
+      <w:jc w:val="right"/>
+    </w:pPr>
+    <w:r>
+      <w:t xml:space="preserve">27</w:t>
+    </w:r>
+  </w:p>
+  <w:p>
+    <w:pPr>
+      <w:framePr w:w="9072" w:h="15840" w:hRule="exact" w:wrap="none" w:vAnchor="page" w:hAnchor="page" w:x="1872" w:y="0"/>
+      <w:pBdr>
+        <w:left w:val="double" w:sz="6" w:space="0" w:color="000000"/>
+        <w:right w:val="single" w:sz="6" w:space="0" w:color="000000"/>
+      </w:pBdr>
+      <w:spacing w:before="0" w:after="0" w:line="15840" w:lineRule="exact"/>
+      <w:ind w:left="0" w:firstLine="0"/>
+    </w:pPr>
+  </w:p>
+  <w:p>
+    <w:pPr>
+      <w:framePr w:w="8640" w:wrap="none" w:vAnchor="page" w:hAnchor="page" w:x="2160" w:y="14520"/>
+      <w:spacing w:before="0" w:after="0" w:line="230" w:lineRule="exact"/>
+      <w:ind w:left="0" w:firstLine="0"/>
+      <w:jc w:val="center"/>
+    </w:pPr>
+    <w:r>
+      <w:rPr>
+        <w:sz w:val="20"/>
+        <w:szCs w:val="20"/>
+      </w:rPr>
+      <w:fldChar w:fldCharType="begin"/>
+    </w:r>
+    <w:r>
+      <w:rPr>
+        <w:sz w:val="20"/>
+        <w:szCs w:val="20"/>
+      </w:rPr>
+      <w:instrText xml:space="preserve"> PAGE </w:instrText>
+    </w:r>
+    <w:r>
+      <w:rPr>
+        <w:sz w:val="20"/>
+        <w:szCs w:val="20"/>
+      </w:rPr>
+      <w:fldChar w:fldCharType="separate"/>
+    </w:r>
+    <w:r>
+      <w:rPr>
+        <w:sz w:val="20"/>
+        <w:szCs w:val="20"/>
+      </w:rPr>
+      <w:t>1</w:t>
+    </w:r>
+    <w:r>
+      <w:rPr>
+        <w:sz w:val="20"/>
+        <w:szCs w:val="20"/>
+      </w:rPr>
+      <w:fldChar w:fldCharType="end"/>
+    </w:r>
+  </w:p>
+  <w:p>
+    <w:pPr>
+      <w:framePr w:w="8640" w:wrap="none" w:vAnchor="page" w:hAnchor="page" w:x="2160" w:y="14520"/>
+      <w:spacing w:before="80" w:after="0" w:line="230" w:lineRule="exact"/>
+      <w:ind w:left="0" w:firstLine="0"/>
+      <w:jc w:val="left"/>
+    </w:pPr>
+    <w:r>
+      <w:rPr>
+        <w:sz w:val="20"/>
+        <w:szCs w:val="20"/>
+      </w:rPr>
+      <w:t xml:space="preserve">COMPLAINT (DECLARATORY JUDGMENT REGARDING PROPERTY OF THE ESTATE)</w:t>
+    </w:r>
+  </w:p>
+  <w:p>
+    <w:pPr>
+      <w:spacing w:before="0" w:after="0" w:line="20" w:lineRule="exact"/>
+    </w:pPr>
+  </w:p>
+</w:ftr>
+</file>
+
+<file path=word/ftr-page.xml><?xml version="1.0" encoding="utf-8"?>
+<w:ftr xmlns:w="http://schemas.openxmlformats.org/wordprocessingml/2006/main" xmlns:r="http://schemas.openxmlformats.org/officeDocument/2006/relationships">
+  <w:p>
+    <w:pPr>
+      <w:spacing w:before="0" w:after="0"/>
+      <w:jc w:val="center"/>
+    </w:pPr>
+    <w:r>
+      <w:fldChar w:fldCharType="begin"/>
+    </w:r>
+    <w:r>
+      <w:instrText xml:space="preserve"> PAGE </w:instrText>
+    </w:r>
+    <w:r>
+      <w:fldChar w:fldCharType="separate"/>
+    </w:r>
+    <w:r>
+      <w:t>1</w:t>
+    </w:r>
+    <w:r>
+      <w:fldChar w:fldCharType="end"/>
+    </w:r>
+  </w:p>
+</w:ftr>
 </file>
 
 <file path=word/numbering.xml><?xml version="1.0" encoding="utf-8"?>
@@ -890,48 +5554,49 @@
   <w:docDefaults>
     <w:rPrDefault>
       <w:rPr>
-        <w:rFonts w:ascii="EB Garamond" w:cs="EB Garamond" w:eastAsia="EB Garamond" w:hAnsi="EB Garamond"/>
+        <w:rFonts w:ascii="Times New Roman" w:hAnsi="Times New Roman" w:eastAsia="Times New Roman" w:cs="Times New Roman"/>
         <w:sz w:val="24"/>
         <w:szCs w:val="24"/>
-        <w:lang w:bidi="ar-SA" w:eastAsia="en-US" w:val="en-US"/>
+        <w:lang w:val="en-US" w:eastAsia="zh-CN" w:bidi="ar-SA"/>
       </w:rPr>
     </w:rPrDefault>
     <w:pPrDefault>
       <w:pPr>
-        <w:spacing w:after="0" w:before="0" w:line="480" w:lineRule="exact"/>
+        <w:widowControl/>
+        <w:spacing w:after="0"/>
       </w:pPr>
     </w:pPrDefault>
   </w:docDefaults>
-  <w:latentStyles w:count="276" w:defLockedState="0" w:defQFormat="0" w:defSemiHidden="0" w:defUIPriority="0" w:defUnhideWhenUsed="0"/>
-  <w:style w:default="1" w:styleId="Normal" w:type="paragraph">
+  <w:latentStyles w:defLockedState="0" w:defUIPriority="0" w:defSemiHidden="0" w:defUnhideWhenUsed="0" w:defQFormat="0" w:count="276"/>
+  <w:style w:type="paragraph" w:default="1" w:styleId="Normal">
     <w:name w:val="Normal"/>
     <w:qFormat/>
   </w:style>
-  <w:style w:styleId="BodyText" w:type="paragraph">
+  <w:style w:type="paragraph" w:styleId="BodyText">
     <w:name w:val="Body Text"/>
     <w:basedOn w:val="Normal"/>
     <w:link w:val="BodyTextChar"/>
     <w:qFormat/>
     <w:pPr>
-      <w:spacing w:after="0" w:before="0" w:line="480" w:lineRule="exact"/>
+      <w:spacing w:before="0" w:after="0" w:line="480" w:lineRule="exact"/>
       <w:ind w:firstLine="720"/>
     </w:pPr>
   </w:style>
-  <w:style w:customStyle="1" w:styleId="FirstParagraph" w:type="paragraph">
+  <w:style w:type="paragraph" w:customStyle="1" w:styleId="FirstParagraph">
     <w:name w:val="First Paragraph"/>
     <w:basedOn w:val="BodyText"/>
     <w:next w:val="BodyText"/>
     <w:qFormat/>
   </w:style>
-  <w:style w:customStyle="1" w:styleId="Compact" w:type="paragraph">
+  <w:style w:type="paragraph" w:customStyle="1" w:styleId="Compact">
     <w:name w:val="Compact"/>
     <w:basedOn w:val="BodyText"/>
     <w:qFormat/>
     <w:pPr>
-      <w:spacing w:after="0" w:before="0" w:line="480" w:lineRule="exact"/>
+      <w:spacing w:before="36" w:after="36"/>
     </w:pPr>
   </w:style>
-  <w:style w:styleId="Title" w:type="paragraph">
+  <w:style w:type="paragraph" w:styleId="Title">
     <w:name w:val="Title"/>
     <w:basedOn w:val="Normal"/>
     <w:next w:val="BodyText"/>
@@ -940,29 +5605,29 @@
     <w:qFormat/>
     <w:rsid w:val="00A10FD9"/>
     <w:pPr>
-      <w:spacing w:after="0" w:before="0" w:line="480" w:lineRule="exact"/>
+      <w:spacing w:after="80" w:line="240" w:lineRule="auto"/>
       <w:contextualSpacing/>
       <w:jc w:val="center"/>
     </w:pPr>
     <w:rPr>
-      <w:rFonts w:ascii="EB Garamond" w:cs="EB Garamond" w:eastAsia="EB Garamond" w:hAnsi="EB Garamond"/>
-      <w:sz w:val="24"/>
-      <w:szCs w:val="24"/>
+      <w:rFonts w:asciiTheme="majorHAnsi" w:eastAsiaTheme="majorEastAsia" w:hAnsiTheme="majorHAnsi" w:cstheme="majorBidi"/>
+      <w:sz w:val="56"/>
+      <w:szCs w:val="56"/>
     </w:rPr>
   </w:style>
-  <w:style w:customStyle="1" w:styleId="TitleChar" w:type="character">
+  <w:style w:type="character" w:customStyle="1" w:styleId="TitleChar">
     <w:name w:val="Title Char"/>
     <w:basedOn w:val="DefaultParagraphFont"/>
     <w:link w:val="Title"/>
     <w:uiPriority w:val="10"/>
     <w:rsid w:val="00A10FD9"/>
     <w:rPr>
-      <w:rFonts w:ascii="EB Garamond" w:cs="EB Garamond" w:eastAsia="EB Garamond" w:hAnsi="EB Garamond"/>
-      <w:sz w:val="24"/>
-      <w:szCs w:val="24"/>
+      <w:rFonts w:asciiTheme="majorHAnsi" w:eastAsiaTheme="majorEastAsia" w:hAnsiTheme="majorHAnsi" w:cstheme="majorBidi"/>
+      <w:sz w:val="56"/>
+      <w:szCs w:val="56"/>
     </w:rPr>
   </w:style>
-  <w:style w:styleId="Subtitle" w:type="paragraph">
+  <w:style w:type="paragraph" w:styleId="Subtitle">
     <w:name w:val="Subtitle"/>
     <w:basedOn w:val="Title"/>
     <w:next w:val="BodyText"/>
@@ -976,27 +5641,27 @@
       </w:numPr>
     </w:pPr>
     <w:rPr>
-      <w:rFonts w:ascii="EB Garamond" w:cs="EB Garamond" w:eastAsia="EB Garamond" w:hAnsi="EB Garamond"/>
+      <w:rFonts w:eastAsiaTheme="majorEastAsia" w:cstheme="majorBidi"/>
       <w:spacing w:val="15"/>
-      <w:sz w:val="24"/>
-      <w:szCs w:val="24"/>
+      <w:sz w:val="28"/>
+      <w:szCs w:val="28"/>
     </w:rPr>
   </w:style>
-  <w:style w:customStyle="1" w:styleId="SubtitleChar" w:type="character">
+  <w:style w:type="character" w:customStyle="1" w:styleId="SubtitleChar">
     <w:name w:val="Subtitle Char"/>
     <w:basedOn w:val="DefaultParagraphFont"/>
     <w:link w:val="Subtitle"/>
     <w:uiPriority w:val="11"/>
     <w:rsid w:val="00A10FD9"/>
     <w:rPr>
-      <w:rFonts w:ascii="EB Garamond" w:cs="EB Garamond" w:eastAsia="EB Garamond" w:hAnsi="EB Garamond"/>
-      <w:color w:val="000000"/>
+      <w:rFonts w:eastAsiaTheme="majorEastAsia" w:cstheme="majorBidi"/>
+      <w:color w:val="595959" w:themeColor="text1" w:themeTint="A6"/>
       <w:spacing w:val="15"/>
-      <w:sz w:val="24"/>
-      <w:szCs w:val="24"/>
+      <w:sz w:val="28"/>
+      <w:szCs w:val="28"/>
     </w:rPr>
   </w:style>
-  <w:style w:customStyle="1" w:styleId="Author" w:type="paragraph">
+  <w:style w:type="paragraph" w:customStyle="1" w:styleId="Author">
     <w:name w:val="Author"/>
     <w:basedOn w:val="Title"/>
     <w:next w:val="BodyText"/>
@@ -1010,7 +5675,7 @@
       <w:szCs w:val="24"/>
     </w:rPr>
   </w:style>
-  <w:style w:styleId="Date" w:type="paragraph">
+  <w:style w:type="paragraph" w:styleId="Date">
     <w:name w:val="Date"/>
     <w:basedOn w:val="Title"/>
     <w:next w:val="BodyText"/>
@@ -1024,7 +5689,7 @@
       <w:szCs w:val="24"/>
     </w:rPr>
   </w:style>
-  <w:style w:customStyle="1" w:styleId="AbstractTitle" w:type="paragraph">
+  <w:style w:type="paragraph" w:customStyle="1" w:styleId="AbstractTitle">
     <w:name w:val="Abstract Title"/>
     <w:basedOn w:val="Normal"/>
     <w:next w:val="Abstract"/>
@@ -1032,16 +5697,16 @@
     <w:pPr>
       <w:keepNext/>
       <w:keepLines/>
-      <w:spacing w:after="0" w:before="0" w:line="480" w:lineRule="exact"/>
+      <w:spacing w:before="300" w:after="0"/>
       <w:jc w:val="center"/>
     </w:pPr>
     <w:rPr>
       <w:b/>
-      <w:sz w:val="24"/>
-      <w:szCs w:val="24"/>
+      <w:sz w:val="20"/>
+      <w:szCs w:val="20"/>
     </w:rPr>
   </w:style>
-  <w:style w:customStyle="1" w:styleId="Abstract" w:type="paragraph">
+  <w:style w:type="paragraph" w:customStyle="1" w:styleId="Abstract">
     <w:name w:val="Abstract"/>
     <w:basedOn w:val="Normal"/>
     <w:next w:val="BodyText"/>
@@ -1049,14 +5714,14 @@
     <w:pPr>
       <w:keepNext/>
       <w:keepLines/>
-      <w:spacing w:after="0" w:before="0" w:line="480" w:lineRule="exact"/>
+      <w:spacing w:before="100" w:after="300"/>
     </w:pPr>
     <w:rPr>
-      <w:sz w:val="24"/>
-      <w:szCs w:val="24"/>
+      <w:sz w:val="20"/>
+      <w:szCs w:val="20"/>
     </w:rPr>
   </w:style>
-  <w:style w:styleId="Bibliography" w:type="paragraph">
+  <w:style w:type="paragraph" w:styleId="Bibliography">
     <w:name w:val="Bibliography"/>
     <w:basedOn w:val="Normal"/>
     <w:next w:val="Bibliography"/>
@@ -1064,7 +5729,7 @@
     <w:pPr/>
     <w:rPr/>
   </w:style>
-  <w:style w:styleId="Heading1" w:type="paragraph">
+  <w:style w:type="paragraph" w:styleId="Heading1">
     <w:name w:val="heading 1"/>
     <w:basedOn w:val="Normal"/>
     <w:next w:val="BodyText"/>
@@ -1075,19 +5740,22 @@
     <w:pPr>
       <w:keepNext/>
       <w:keepLines/>
-      <w:spacing w:after="0" w:before="0" w:line="480" w:lineRule="exact"/>
+      <w:spacing w:before="0" w:after="0" w:line="480" w:lineRule="exact"/>
+      <w:ind w:firstLine="0"/>
       <w:jc w:val="center"/>
       <w:outlineLvl w:val="0"/>
     </w:pPr>
     <w:rPr>
-      <w:rFonts w:ascii="EB Garamond" w:cs="EB Garamond" w:eastAsia="EB Garamond" w:hAnsi="EB Garamond"/>
+      <w:rFonts w:ascii="Times New Roman" w:hAnsi="Times New Roman" w:eastAsia="Times New Roman" w:cs="Times New Roman"/>
       <w:b/>
+      <w:bCs/>
+      <w:caps/>
       <w:color w:val="000000"/>
       <w:sz w:val="24"/>
       <w:szCs w:val="24"/>
     </w:rPr>
   </w:style>
-  <w:style w:styleId="Heading2" w:type="paragraph">
+  <w:style w:type="paragraph" w:styleId="Heading2">
     <w:name w:val="heading 2"/>
     <w:basedOn w:val="Normal"/>
     <w:next w:val="BodyText"/>
@@ -1100,19 +5768,20 @@
     <w:pPr>
       <w:keepNext/>
       <w:keepLines/>
-      <w:spacing w:after="0" w:before="0" w:line="480" w:lineRule="exact"/>
-      <w:jc w:val="center"/>
+      <w:spacing w:before="0" w:after="0" w:line="480" w:lineRule="exact"/>
+      <w:ind w:firstLine="0"/>
       <w:outlineLvl w:val="1"/>
     </w:pPr>
     <w:rPr>
-      <w:rFonts w:ascii="EB Garamond" w:cs="EB Garamond" w:eastAsia="EB Garamond" w:hAnsi="EB Garamond"/>
+      <w:rFonts w:ascii="Times New Roman" w:hAnsi="Times New Roman" w:eastAsia="Times New Roman" w:cs="Times New Roman"/>
       <w:b/>
+      <w:bCs/>
       <w:color w:val="000000"/>
       <w:sz w:val="24"/>
       <w:szCs w:val="24"/>
     </w:rPr>
   </w:style>
-  <w:style w:styleId="Heading3" w:type="paragraph">
+  <w:style w:type="paragraph" w:styleId="Heading3">
     <w:name w:val="heading 3"/>
     <w:basedOn w:val="Normal"/>
     <w:next w:val="BodyText"/>
@@ -1125,18 +5794,20 @@
     <w:pPr>
       <w:keepNext/>
       <w:keepLines/>
-      <w:spacing w:after="0" w:before="0" w:line="480" w:lineRule="exact"/>
+      <w:spacing w:before="0" w:after="0" w:line="480" w:lineRule="exact"/>
+      <w:ind w:firstLine="0"/>
       <w:outlineLvl w:val="2"/>
     </w:pPr>
     <w:rPr>
-      <w:rFonts w:ascii="EB Garamond" w:cs="EB Garamond" w:eastAsia="EB Garamond" w:hAnsi="EB Garamond"/>
+      <w:rFonts w:ascii="Times New Roman" w:hAnsi="Times New Roman" w:eastAsia="Times New Roman" w:cs="Times New Roman"/>
       <w:b/>
+      <w:bCs/>
       <w:color w:val="000000"/>
       <w:sz w:val="24"/>
       <w:szCs w:val="24"/>
     </w:rPr>
   </w:style>
-  <w:style w:styleId="Heading4" w:type="paragraph">
+  <w:style w:type="paragraph" w:styleId="Heading4">
     <w:name w:val="heading 4"/>
     <w:basedOn w:val="Normal"/>
     <w:next w:val="BodyText"/>
@@ -1149,16 +5820,21 @@
     <w:pPr>
       <w:keepNext/>
       <w:keepLines/>
-      <w:spacing w:after="0" w:before="0" w:line="480" w:lineRule="exact"/>
+      <w:spacing w:before="0" w:after="0" w:line="480" w:lineRule="exact"/>
+      <w:ind w:firstLine="0"/>
       <w:outlineLvl w:val="3"/>
     </w:pPr>
     <w:rPr>
-      <w:rFonts w:ascii="EB Garamond" w:cs="EB Garamond" w:eastAsia="EB Garamond" w:hAnsi="EB Garamond"/>
-      <w:iCs/>
+      <w:rFonts w:ascii="Times New Roman" w:hAnsi="Times New Roman" w:eastAsia="Times New Roman" w:cs="Times New Roman"/>
+      <w:b/>
+      <w:bCs/>
+      <w:i/>
       <w:color w:val="000000"/>
+      <w:sz w:val="24"/>
+      <w:szCs w:val="24"/>
     </w:rPr>
   </w:style>
-  <w:style w:styleId="Heading5" w:type="paragraph">
+  <w:style w:type="paragraph" w:styleId="Heading5">
     <w:name w:val="heading 5"/>
     <w:basedOn w:val="Normal"/>
     <w:next w:val="BodyText"/>
@@ -1171,15 +5847,21 @@
     <w:pPr>
       <w:keepNext/>
       <w:keepLines/>
-      <w:spacing w:after="0" w:before="0" w:line="480" w:lineRule="exact"/>
+      <w:spacing w:before="0" w:after="0" w:line="480" w:lineRule="exact"/>
+      <w:ind w:firstLine="0"/>
       <w:outlineLvl w:val="4"/>
     </w:pPr>
     <w:rPr>
-      <w:rFonts w:ascii="EB Garamond" w:cs="EB Garamond" w:eastAsia="EB Garamond" w:hAnsi="EB Garamond"/>
+      <w:rFonts w:ascii="Times New Roman" w:hAnsi="Times New Roman" w:eastAsia="Times New Roman" w:cs="Times New Roman"/>
+      <w:b/>
+      <w:bCs/>
+      <w:i/>
       <w:color w:val="000000"/>
+      <w:sz w:val="24"/>
+      <w:szCs w:val="24"/>
     </w:rPr>
   </w:style>
-  <w:style w:styleId="Heading6" w:type="paragraph">
+  <w:style w:type="paragraph" w:styleId="Heading6">
     <w:name w:val="heading 6"/>
     <w:basedOn w:val="Normal"/>
     <w:next w:val="BodyText"/>
@@ -1192,16 +5874,17 @@
     <w:pPr>
       <w:keepNext/>
       <w:keepLines/>
-      <w:spacing w:after="0" w:before="0" w:line="480" w:lineRule="exact"/>
+      <w:spacing w:before="40" w:after="0"/>
       <w:outlineLvl w:val="5"/>
     </w:pPr>
     <w:rPr>
-      <w:rFonts w:ascii="EB Garamond" w:cs="EB Garamond" w:eastAsia="EB Garamond" w:hAnsi="EB Garamond"/>
+      <w:rFonts w:eastAsiaTheme="majorEastAsia" w:cstheme="majorBidi"/>
+      <w:i/>
       <w:iCs/>
-      <w:color w:val="000000"/>
+      <w:color w:val="595959" w:themeColor="text1" w:themeTint="A6"/>
     </w:rPr>
   </w:style>
-  <w:style w:styleId="Heading7" w:type="paragraph">
+  <w:style w:type="paragraph" w:styleId="Heading7">
     <w:name w:val="heading 7"/>
     <w:basedOn w:val="Normal"/>
     <w:next w:val="BodyText"/>
@@ -1214,15 +5897,15 @@
     <w:pPr>
       <w:keepNext/>
       <w:keepLines/>
-      <w:spacing w:after="0" w:before="0" w:line="480" w:lineRule="exact"/>
+      <w:spacing w:before="40" w:after="0"/>
       <w:outlineLvl w:val="6"/>
     </w:pPr>
     <w:rPr>
-      <w:rFonts w:ascii="EB Garamond" w:cs="EB Garamond" w:eastAsia="EB Garamond" w:hAnsi="EB Garamond"/>
-      <w:color w:val="000000"/>
+      <w:rFonts w:eastAsiaTheme="majorEastAsia" w:cstheme="majorBidi"/>
+      <w:color w:val="595959" w:themeColor="text1" w:themeTint="A6"/>
     </w:rPr>
   </w:style>
-  <w:style w:styleId="Heading8" w:type="paragraph">
+  <w:style w:type="paragraph" w:styleId="Heading8">
     <w:name w:val="heading 8"/>
     <w:basedOn w:val="Normal"/>
     <w:next w:val="BodyText"/>
@@ -1235,16 +5918,17 @@
     <w:pPr>
       <w:keepNext/>
       <w:keepLines/>
-      <w:spacing w:after="0" w:before="0" w:line="480" w:lineRule="exact"/>
+      <w:spacing w:after="0"/>
       <w:outlineLvl w:val="7"/>
     </w:pPr>
     <w:rPr>
-      <w:rFonts w:ascii="EB Garamond" w:cs="EB Garamond" w:eastAsia="EB Garamond" w:hAnsi="EB Garamond"/>
+      <w:rFonts w:eastAsiaTheme="majorEastAsia" w:cstheme="majorBidi"/>
+      <w:i/>
       <w:iCs/>
-      <w:color w:val="000000"/>
+      <w:color w:val="272727" w:themeColor="text1" w:themeTint="D8"/>
     </w:rPr>
   </w:style>
-  <w:style w:styleId="Heading9" w:type="paragraph">
+  <w:style w:type="paragraph" w:styleId="Heading9">
     <w:name w:val="heading 9"/>
     <w:basedOn w:val="Normal"/>
     <w:next w:val="BodyText"/>
@@ -1257,28 +5941,28 @@
     <w:pPr>
       <w:keepNext/>
       <w:keepLines/>
-      <w:spacing w:after="0" w:before="0" w:line="480" w:lineRule="exact"/>
+      <w:spacing w:after="0"/>
       <w:outlineLvl w:val="8"/>
     </w:pPr>
     <w:rPr>
-      <w:rFonts w:ascii="EB Garamond" w:cs="EB Garamond" w:eastAsia="EB Garamond" w:hAnsi="EB Garamond"/>
-      <w:color w:val="000000"/>
+      <w:rFonts w:eastAsiaTheme="majorEastAsia" w:cstheme="majorBidi"/>
+      <w:color w:val="272727" w:themeColor="text1" w:themeTint="D8"/>
     </w:rPr>
   </w:style>
-  <w:style w:customStyle="1" w:styleId="Heading1Char" w:type="character">
+  <w:style w:type="character" w:customStyle="1" w:styleId="Heading1Char">
     <w:name w:val="Heading 1 Char"/>
     <w:basedOn w:val="DefaultParagraphFont"/>
     <w:link w:val="Heading1"/>
     <w:uiPriority w:val="9"/>
     <w:rsid w:val="00A10FD9"/>
     <w:rPr>
-      <w:rFonts w:ascii="EB Garamond" w:cs="EB Garamond" w:eastAsia="EB Garamond" w:hAnsi="EB Garamond"/>
-      <w:color w:val="000000"/>
-      <w:sz w:val="24"/>
-      <w:szCs w:val="24"/>
+      <w:rFonts w:asciiTheme="majorHAnsi" w:eastAsiaTheme="majorEastAsia" w:hAnsiTheme="majorHAnsi" w:cstheme="majorBidi"/>
+      <w:color w:val="0F4761" w:themeColor="accent1" w:themeShade="BF"/>
+      <w:sz w:val="40"/>
+      <w:szCs w:val="40"/>
     </w:rPr>
   </w:style>
-  <w:style w:customStyle="1" w:styleId="Heading2Char" w:type="character">
+  <w:style w:type="character" w:customStyle="1" w:styleId="Heading2Char">
     <w:name w:val="Heading 2 Char"/>
     <w:basedOn w:val="DefaultParagraphFont"/>
     <w:link w:val="Heading2"/>
@@ -1286,13 +5970,13 @@
     <w:semiHidden/>
     <w:rsid w:val="00A10FD9"/>
     <w:rPr>
-      <w:rFonts w:ascii="EB Garamond" w:cs="EB Garamond" w:eastAsia="EB Garamond" w:hAnsi="EB Garamond"/>
-      <w:color w:val="000000"/>
-      <w:sz w:val="24"/>
-      <w:szCs w:val="24"/>
+      <w:rFonts w:asciiTheme="majorHAnsi" w:eastAsiaTheme="majorEastAsia" w:hAnsiTheme="majorHAnsi" w:cstheme="majorBidi"/>
+      <w:color w:val="0F4761" w:themeColor="accent1" w:themeShade="BF"/>
+      <w:sz w:val="32"/>
+      <w:szCs w:val="32"/>
     </w:rPr>
   </w:style>
-  <w:style w:customStyle="1" w:styleId="Heading3Char" w:type="character">
+  <w:style w:type="character" w:customStyle="1" w:styleId="Heading3Char">
     <w:name w:val="Heading 3 Char"/>
     <w:basedOn w:val="DefaultParagraphFont"/>
     <w:link w:val="Heading3"/>
@@ -1300,13 +5984,13 @@
     <w:semiHidden/>
     <w:rsid w:val="00A10FD9"/>
     <w:rPr>
-      <w:rFonts w:ascii="EB Garamond" w:cs="EB Garamond" w:eastAsia="EB Garamond" w:hAnsi="EB Garamond"/>
-      <w:color w:val="000000"/>
-      <w:sz w:val="24"/>
-      <w:szCs w:val="24"/>
+      <w:rFonts w:eastAsiaTheme="majorEastAsia" w:cstheme="majorBidi"/>
+      <w:color w:val="0F4761" w:themeColor="accent1" w:themeShade="BF"/>
+      <w:sz w:val="28"/>
+      <w:szCs w:val="28"/>
     </w:rPr>
   </w:style>
-  <w:style w:customStyle="1" w:styleId="Heading4Char" w:type="character">
+  <w:style w:type="character" w:customStyle="1" w:styleId="Heading4Char">
     <w:name w:val="Heading 4 Char"/>
     <w:basedOn w:val="DefaultParagraphFont"/>
     <w:link w:val="Heading4"/>
@@ -1314,12 +5998,13 @@
     <w:semiHidden/>
     <w:rsid w:val="00A10FD9"/>
     <w:rPr>
-      <w:rFonts w:ascii="EB Garamond" w:cs="EB Garamond" w:eastAsia="EB Garamond" w:hAnsi="EB Garamond"/>
+      <w:rFonts w:eastAsiaTheme="majorEastAsia" w:cstheme="majorBidi"/>
+      <w:i/>
       <w:iCs/>
-      <w:color w:val="000000"/>
+      <w:color w:val="0F4761" w:themeColor="accent1" w:themeShade="BF"/>
     </w:rPr>
   </w:style>
-  <w:style w:customStyle="1" w:styleId="Heading5Char" w:type="character">
+  <w:style w:type="character" w:customStyle="1" w:styleId="Heading5Char">
     <w:name w:val="Heading 5 Char"/>
     <w:basedOn w:val="DefaultParagraphFont"/>
     <w:link w:val="Heading5"/>
@@ -1327,11 +6012,11 @@
     <w:semiHidden/>
     <w:rsid w:val="00A10FD9"/>
     <w:rPr>
-      <w:rFonts w:ascii="EB Garamond" w:cs="EB Garamond" w:eastAsia="EB Garamond" w:hAnsi="EB Garamond"/>
-      <w:color w:val="000000"/>
+      <w:rFonts w:eastAsiaTheme="majorEastAsia" w:cstheme="majorBidi"/>
+      <w:color w:val="0F4761" w:themeColor="accent1" w:themeShade="BF"/>
     </w:rPr>
   </w:style>
-  <w:style w:customStyle="1" w:styleId="Heading6Char" w:type="character">
+  <w:style w:type="character" w:customStyle="1" w:styleId="Heading6Char">
     <w:name w:val="Heading 6 Char"/>
     <w:basedOn w:val="DefaultParagraphFont"/>
     <w:link w:val="Heading6"/>
@@ -1339,12 +6024,13 @@
     <w:semiHidden/>
     <w:rsid w:val="00A10FD9"/>
     <w:rPr>
-      <w:rFonts w:ascii="EB Garamond" w:cs="EB Garamond" w:eastAsia="EB Garamond" w:hAnsi="EB Garamond"/>
+      <w:rFonts w:eastAsiaTheme="majorEastAsia" w:cstheme="majorBidi"/>
+      <w:i/>
       <w:iCs/>
-      <w:color w:val="000000"/>
+      <w:color w:val="595959" w:themeColor="text1" w:themeTint="A6"/>
     </w:rPr>
   </w:style>
-  <w:style w:customStyle="1" w:styleId="Heading7Char" w:type="character">
+  <w:style w:type="character" w:customStyle="1" w:styleId="Heading7Char">
     <w:name w:val="Heading 7 Char"/>
     <w:basedOn w:val="DefaultParagraphFont"/>
     <w:link w:val="Heading7"/>
@@ -1352,11 +6038,11 @@
     <w:semiHidden/>
     <w:rsid w:val="00A10FD9"/>
     <w:rPr>
-      <w:rFonts w:ascii="EB Garamond" w:cs="EB Garamond" w:eastAsia="EB Garamond" w:hAnsi="EB Garamond"/>
-      <w:color w:val="000000"/>
+      <w:rFonts w:eastAsiaTheme="majorEastAsia" w:cstheme="majorBidi"/>
+      <w:color w:val="595959" w:themeColor="text1" w:themeTint="A6"/>
     </w:rPr>
   </w:style>
-  <w:style w:customStyle="1" w:styleId="Heading8Char" w:type="character">
+  <w:style w:type="character" w:customStyle="1" w:styleId="Heading8Char">
     <w:name w:val="Heading 8 Char"/>
     <w:basedOn w:val="DefaultParagraphFont"/>
     <w:link w:val="Heading8"/>
@@ -1364,12 +6050,13 @@
     <w:semiHidden/>
     <w:rsid w:val="00A10FD9"/>
     <w:rPr>
-      <w:rFonts w:ascii="EB Garamond" w:cs="EB Garamond" w:eastAsia="EB Garamond" w:hAnsi="EB Garamond"/>
+      <w:rFonts w:eastAsiaTheme="majorEastAsia" w:cstheme="majorBidi"/>
+      <w:i/>
       <w:iCs/>
-      <w:color w:val="000000"/>
+      <w:color w:val="272727" w:themeColor="text1" w:themeTint="D8"/>
     </w:rPr>
   </w:style>
-  <w:style w:customStyle="1" w:styleId="Heading9Char" w:type="character">
+  <w:style w:type="character" w:customStyle="1" w:styleId="Heading9Char">
     <w:name w:val="Heading 9 Char"/>
     <w:basedOn w:val="DefaultParagraphFont"/>
     <w:link w:val="Heading9"/>
@@ -1377,11 +6064,20 @@
     <w:semiHidden/>
     <w:rsid w:val="00A10FD9"/>
     <w:rPr>
-      <w:rFonts w:ascii="EB Garamond" w:cs="EB Garamond" w:eastAsia="EB Garamond" w:hAnsi="EB Garamond"/>
-      <w:color w:val="000000"/>
+      <w:rFonts w:eastAsiaTheme="majorEastAsia" w:cstheme="majorBidi"/>
+      <w:color w:val="272727" w:themeColor="text1" w:themeTint="D8"/>
     </w:rPr>
   </w:style>
-  <w:style w:styleId="BlockText" w:type="paragraph">
+  <w:style w:type="paragraph" w:customStyle="1" w:styleId="ListItem">
+    <w:name w:val="List Item"/>
+    <w:basedOn w:val="BodyText"/>
+    <w:qFormat/>
+    <w:pPr>
+      <w:spacing w:before="0" w:after="0" w:line="480" w:lineRule="exact"/>
+      <w:ind w:left="720" w:hanging="720"/>
+    </w:pPr>
+  </w:style>
+  <w:style w:type="paragraph" w:styleId="BlockText">
     <w:name w:val="Block Text"/>
     <w:basedOn w:val="BodyText"/>
     <w:next w:val="BodyText"/>
@@ -1389,11 +6085,11 @@
     <w:unhideWhenUsed/>
     <w:qFormat/>
     <w:pPr>
-      <w:spacing w:after="0" w:before="0" w:line="480" w:lineRule="exact"/>
-      <w:ind w:firstLine="0" w:left="480" w:right="480"/>
+      <w:spacing w:before="280" w:after="280" w:line="240" w:lineRule="exact"/>
+      <w:ind w:firstLine="0" w:left="720" w:right="720"/>
     </w:pPr>
   </w:style>
-  <w:style w:styleId="FootnoteText" w:type="paragraph">
+  <w:style w:type="paragraph" w:styleId="FootnoteText">
     <w:name w:val="Footnote Text"/>
     <w:basedOn w:val="Normal"/>
     <w:next w:val="FootnoteText"/>
@@ -1401,14 +6097,15 @@
     <w:unhideWhenUsed/>
     <w:qFormat/>
     <w:pPr>
-      <w:spacing w:after="0" w:before="0" w:line="240" w:lineRule="auto"/>
+      <w:keepLines/>
+      <w:spacing w:before="0" w:after="140" w:line="240" w:lineRule="exact"/>
     </w:pPr>
     <w:rPr>
-      <w:sz w:val="22"/>
-      <w:szCs w:val="22"/>
+      <w:sz w:val="24"/>
+      <w:szCs w:val="24"/>
     </w:rPr>
   </w:style>
-  <w:style w:styleId="FootnoteBlockText" w:type="paragraph">
+  <w:style w:type="paragraph" w:styleId="FootnoteBlockText">
     <w:name w:val="Footnote Block Text"/>
     <w:basedOn w:val="FootnoteText"/>
     <w:next w:val="FootnoteText"/>
@@ -1416,38 +6113,29 @@
     <w:unhideWhenUsed/>
     <w:qFormat/>
     <w:pPr>
-      <w:spacing w:after="0" w:before="0" w:line="480" w:lineRule="exact"/>
-      <w:ind w:firstLine="0" w:left="480" w:right="480"/>
+      <w:spacing w:before="280" w:after="280"/>
+      <w:ind w:firstLine="0" w:left="720" w:right="720"/>
     </w:pPr>
   </w:style>
-  <w:style w:default="1" w:styleId="DefaultParagraphFont" w:type="character">
+  <w:style w:type="character" w:default="1" w:styleId="DefaultParagraphFont">
     <w:name w:val="Default Paragraph Font"/>
     <w:semiHidden/>
     <w:unhideWhenUsed/>
   </w:style>
-  <w:style w:default="1" w:styleId="Table" w:type="table">
+  <w:style w:type="table" w:default="1" w:styleId="Table">
     <w:name w:val="Table"/>
     <w:basedOn w:val="TableNormal"/>
-    <w:semiHidden/>
-    <w:unhideWhenUsed/>
     <w:qFormat/>
     <w:tblPr>
-      <w:tblInd w:type="dxa" w:w="0"/>
+      <w:tblInd w:w="0" w:type="dxa"/>
       <w:tblCellMar>
-        <w:top w:type="dxa" w:w="0"/>
-        <w:left w:type="dxa" w:w="108"/>
-        <w:bottom w:type="dxa" w:w="0"/>
-        <w:right w:type="dxa" w:w="108"/>
+        <w:top w:w="0" w:type="dxa"/>
+        <w:left w:w="108" w:type="dxa"/>
+        <w:bottom w:w="0" w:type="dxa"/>
+        <w:right w:w="108" w:type="dxa"/>
       </w:tblCellMar>
     </w:tblPr>
     <w:tblStylePr w:type="firstRow">
-      <w:tblPr>
-        <w:jc w:val="left"/>
-        <w:tblInd w:type="dxa" w:w="0"/>
-      </w:tblPr>
-      <w:trPr>
-        <w:jc w:val="left"/>
-      </w:trPr>
       <w:tcPr>
         <w:tcBorders>
           <w:bottom w:val="single"/>
@@ -1456,86 +6144,88 @@
       </w:tcPr>
     </w:tblStylePr>
   </w:style>
-  <w:style w:customStyle="1" w:styleId="DefinitionTerm" w:type="paragraph">
+  <w:style w:type="paragraph" w:customStyle="1" w:styleId="DefinitionTerm">
     <w:name w:val="Definition Term"/>
     <w:basedOn w:val="Normal"/>
     <w:next w:val="Definition"/>
     <w:pPr>
       <w:keepNext/>
       <w:keepLines/>
-      <w:spacing w:after="0" w:before="0" w:line="480" w:lineRule="exact"/>
+      <w:spacing w:after="0"/>
     </w:pPr>
     <w:rPr>
       <w:b/>
     </w:rPr>
   </w:style>
-  <w:style w:customStyle="1" w:styleId="Definition" w:type="paragraph">
+  <w:style w:type="paragraph" w:customStyle="1" w:styleId="Definition">
     <w:name w:val="Definition"/>
     <w:basedOn w:val="Normal"/>
   </w:style>
-  <w:style w:styleId="Caption" w:type="paragraph">
+  <w:style w:type="paragraph" w:styleId="Caption">
     <w:name w:val="Caption"/>
     <w:basedOn w:val="Normal"/>
     <w:link w:val="BodyTextChar"/>
     <w:pPr>
-      <w:spacing w:after="0" w:before="0" w:line="480" w:lineRule="exact"/>
+      <w:spacing w:before="0" w:after="120"/>
     </w:pPr>
-    <w:rPr>            </w:rPr>
-  </w:style>
-  <w:style w:customStyle="1" w:styleId="TableCaption" w:type="paragraph">
+    <w:rPr>
+      <w:i/>
+    </w:rPr>
+  </w:style>
+  <w:style w:type="paragraph" w:customStyle="1" w:styleId="TableCaption">
     <w:name w:val="Table Caption"/>
     <w:basedOn w:val="Caption"/>
     <w:pPr>
       <w:keepNext/>
     </w:pPr>
   </w:style>
-  <w:style w:customStyle="1" w:styleId="ImageCaption" w:type="paragraph">
+  <w:style w:type="paragraph" w:customStyle="1" w:styleId="ImageCaption">
     <w:name w:val="Image Caption"/>
     <w:basedOn w:val="Caption"/>
   </w:style>
-  <w:style w:customStyle="1" w:styleId="Figure" w:type="paragraph">
+  <w:style w:type="paragraph" w:customStyle="1" w:styleId="Figure">
     <w:name w:val="Figure"/>
     <w:basedOn w:val="Normal"/>
   </w:style>
-  <w:style w:customStyle="1" w:styleId="CaptionedFigure" w:type="paragraph">
+  <w:style w:type="paragraph" w:customStyle="1" w:styleId="CaptionedFigure">
     <w:name w:val="Captioned Figure"/>
     <w:basedOn w:val="Figure"/>
     <w:pPr>
       <w:keepNext/>
     </w:pPr>
   </w:style>
-  <w:style w:customStyle="1" w:styleId="BodyTextChar" w:type="character">
+  <w:style w:type="character" w:customStyle="1" w:styleId="BodyTextChar">
     <w:name w:val="Body Text Char"/>
     <w:basedOn w:val="DefaultParagraphFont"/>
     <w:link w:val="BodyText"/>
   </w:style>
-  <w:style w:customStyle="1" w:styleId="VerbatimChar" w:type="character">
+  <w:style w:type="character" w:customStyle="1" w:styleId="VerbatimChar">
     <w:name w:val="Verbatim Char"/>
     <w:basedOn w:val="BodyTextChar"/>
     <w:rPr>
-      <w:rFonts w:ascii="EB Garamond" w:cs="EB Garamond" w:eastAsia="EB Garamond" w:hAnsi="EB Garamond"/>
-      <w:sz w:val="24"/>
+      <w:rFonts w:ascii="Consolas" w:hAnsi="Consolas"/>
+      <w:sz w:val="22"/>
     </w:rPr>
   </w:style>
-  <w:style w:customStyle="1" w:styleId="SectionNumber" w:type="character">
+  <w:style w:type="character" w:customStyle="1" w:styleId="SectionNumber">
     <w:name w:val="Section Number"/>
     <w:basedOn w:val="BodyTextChar"/>
   </w:style>
-  <w:style w:styleId="FootnoteReference" w:type="character">
+  <w:style w:type="character" w:styleId="FootnoteReference">
     <w:name w:val="Footnote Reference"/>
     <w:basedOn w:val="BodyTextChar"/>
     <w:rPr>
       <w:vertAlign w:val="superscript"/>
     </w:rPr>
   </w:style>
-  <w:style w:styleId="Hyperlink" w:type="character">
+  <w:style w:type="character" w:styleId="Hyperlink">
     <w:name w:val="Hyperlink"/>
     <w:basedOn w:val="BodyTextChar"/>
     <w:rPr>
       <w:color w:val="000000"/>
     </w:rPr>
   </w:style>
-  <w:style w:styleId="TOCHeading" w:type="paragraph">
+  <w:style w:type="paragraph" w:styleId="TOCHeading">
     <w:name w:val="TOC Heading"/>
     <w:basedOn w:val="Heading1"/>
     <w:next w:val="BodyText"/>
@@ -1543,80 +6233,15 @@
     <w:unhideWhenUsed/>
     <w:qFormat/>
     <w:pPr>
-      <w:spacing w:after="0" w:before="0" w:line="480" w:lineRule="exact"/>
+      <w:spacing w:before="240" w:line="259" w:lineRule="auto"/>
       <w:outlineLvl w:val="9"/>
     </w:pPr>
     <w:rPr>
-      <w:rFonts w:ascii="EB Garamond" w:cs="EB Garamond" w:eastAsia="EB Garamond" w:hAnsi="EB Garamond"/>
+      <w:rFonts w:asciiTheme="majorHAnsi" w:eastAsiaTheme="majorEastAsia" w:hAnsiTheme="majorHAnsi" w:cstheme="majorBidi"/>
       <w:b w:val="0"/>
       <w:bCs w:val="0"/>
-      <w:color w:val="000000"/>
+      <w:color w:val="365F91" w:themeColor="accent1" w:themeShade="BF"/>
     </w:rPr>
-  </w:style>
-  <w:style w:customStyle="1" w:styleId="Counsel" w:type="paragraph">
-    <w:name w:val="Counsel"/>
-    <w:basedOn w:val="Normal"/>
-    <w:qFormat/>
-    <w:pPr>
-      <w:spacing w:after="0" w:before="0" w:line="276" w:lineRule="exact"/>
-    </w:pPr>
-  </w:style>
-  <w:style w:customStyle="1" w:styleId="CourtTitle" w:type="paragraph">
-    <w:name w:val="Court Title"/>
-    <w:basedOn w:val="Normal"/>
-    <w:qFormat/>
-    <w:pPr>
-      <w:spacing w:after="0" w:before="0" w:line="480" w:lineRule="exact"/>
-      <w:jc w:val="center"/>
-    </w:pPr>
-    <w:rPr>
-      <w:b/>
-    </w:rPr>
-  </w:style>
-  <w:style w:customStyle="1" w:styleId="CaptionBlock" w:type="paragraph">
-    <w:name w:val="Caption Block"/>
-    <w:basedOn w:val="Normal"/>
-    <w:qFormat/>
-    <w:pPr>
-      <w:spacing w:after="0" w:before="0" w:line="276" w:lineRule="exact"/>
-    </w:pPr>
-  </w:style>
-  <w:style w:customStyle="1" w:styleId="Signature" w:type="paragraph">
-    <w:name w:val="Signature Block"/>
-    <w:basedOn w:val="Normal"/>
-    <w:qFormat/>
-    <w:pPr>
-      <w:spacing w:after="0" w:before="0" w:line="276" w:lineRule="exact"/>
-      <w:ind w:left="3744"/>
-    </w:pPr>
-  </w:style>
-  <w:style w:customStyle="1" w:styleId="Unnumbered" w:type="paragraph">
-    <w:name w:val="Unnumbered Paragraph"/>
-    <w:basedOn w:val="Normal"/>
-    <w:qFormat/>
-    <w:pPr>
-      <w:spacing w:after="0" w:before="0" w:line="480" w:lineRule="exact"/>
-      <w:ind w:firstLine="0"/>
-    </w:pPr>
-  </w:style>
-  <w:style w:customStyle="1" w:styleId="Lettered" w:type="paragraph">
-    <w:name w:val="Lettered Item"/>
-    <w:basedOn w:val="Normal"/>
-    <w:qFormat/>
-    <w:pPr>
-      <w:spacing w:after="0" w:before="0" w:line="480" w:lineRule="exact"/>
-      <w:ind w:hanging="720" w:left="1440"/>
-    </w:pPr>
-  </w:style>
-  <w:style w:type="paragraph" w:customStyle="1" w:styleId="Lettered">
-    <w:name w:val="Lettered"/>
-    <w:basedOn w:val="BodyText"/>
-    <w:qFormat/>
-  </w:style>
-  <w:style w:type="paragraph" w:customStyle="1" w:styleId="Unnumbered">
-    <w:name w:val="Unnumbered"/>
-    <w:basedOn w:val="BodyText"/>
-    <w:qFormat/>
   </w:style>
   <w:style w:type="paragraph" w:customStyle="1" w:styleId="SourceCode">
     <w:name w:val="Source Code"/>
